--- a/Memorial Descritivo - Felipe Freitas Silva.docx
+++ b/Memorial Descritivo - Felipe Freitas Silva.docx
@@ -1,6 +1,6 @@
 
 <file path=word/document.xml><?xml version="1.0" encoding="utf-8"?>
-<w:document xmlns:wpc="http://schemas.microsoft.com/office/word/2010/wordprocessingCanvas" xmlns:cx="http://schemas.microsoft.com/office/drawing/2014/chartex" xmlns:cx1="http://schemas.microsoft.com/office/drawing/2015/9/8/chartex" xmlns:cx2="http://schemas.microsoft.com/office/drawing/2015/10/21/chartex" xmlns:cx3="http://schemas.microsoft.com/office/drawing/2016/5/9/chartex" xmlns:cx4="http://schemas.microsoft.com/office/drawing/2016/5/10/chartex" xmlns:cx5="http://schemas.microsoft.com/office/drawing/2016/5/11/chartex" xmlns:cx6="http://schemas.microsoft.com/office/drawing/2016/5/12/chartex" xmlns:cx7="http://schemas.microsoft.com/office/drawing/2016/5/13/chartex" xmlns:cx8="http://schemas.microsoft.com/office/drawing/2016/5/14/chartex" xmlns:mc="http://schemas.openxmlformats.org/markup-compatibility/2006" xmlns:aink="http://schemas.microsoft.com/office/drawing/2016/ink" xmlns:am3d="http://schemas.microsoft.com/office/drawing/2017/model3d" xmlns:o="urn:schemas-microsoft-com:office:office" xmlns:oel="http://schemas.microsoft.com/office/2019/extlst" xmlns:r="http://schemas.openxmlformats.org/officeDocument/2006/relationships" xmlns:m="http://schemas.openxmlformats.org/officeDocument/2006/math" xmlns:v="urn:schemas-microsoft-com:vml" xmlns:wp14="http://schemas.microsoft.com/office/word/2010/wordprocessingDrawing" xmlns:wp="http://schemas.openxmlformats.org/drawingml/2006/wordprocessingDrawing" xmlns:w10="urn:schemas-microsoft-com:office:word" xmlns:w="http://schemas.openxmlformats.org/wordprocessingml/2006/main" xmlns:w14="http://schemas.microsoft.com/office/word/2010/wordml" xmlns:w15="http://schemas.microsoft.com/office/word/2012/wordml" xmlns:w16cex="http://schemas.microsoft.com/office/word/2018/wordml/cex" xmlns:w16cid="http://schemas.microsoft.com/office/word/2016/wordml/cid" xmlns:w16="http://schemas.microsoft.com/office/word/2018/wordml" xmlns:w16sdtdh="http://schemas.microsoft.com/office/word/2020/wordml/sdtdatahash" xmlns:w16se="http://schemas.microsoft.com/office/word/2015/wordml/symex" xmlns:wpg="http://schemas.microsoft.com/office/word/2010/wordprocessingGroup" xmlns:wpi="http://schemas.microsoft.com/office/word/2010/wordprocessingInk" xmlns:wne="http://schemas.microsoft.com/office/word/2006/wordml" xmlns:wps="http://schemas.microsoft.com/office/word/2010/wordprocessingShape" mc:Ignorable="w14 w15 w16se w16cid w16 w16cex w16sdtdh wp14">
+<w:document xmlns:wpc="http://schemas.microsoft.com/office/word/2010/wordprocessingCanvas" xmlns:cx="http://schemas.microsoft.com/office/drawing/2014/chartex" xmlns:cx1="http://schemas.microsoft.com/office/drawing/2015/9/8/chartex" xmlns:cx2="http://schemas.microsoft.com/office/drawing/2015/10/21/chartex" xmlns:cx3="http://schemas.microsoft.com/office/drawing/2016/5/9/chartex" xmlns:cx4="http://schemas.microsoft.com/office/drawing/2016/5/10/chartex" xmlns:cx5="http://schemas.microsoft.com/office/drawing/2016/5/11/chartex" xmlns:cx6="http://schemas.microsoft.com/office/drawing/2016/5/12/chartex" xmlns:cx7="http://schemas.microsoft.com/office/drawing/2016/5/13/chartex" xmlns:cx8="http://schemas.microsoft.com/office/drawing/2016/5/14/chartex" xmlns:mc="http://schemas.openxmlformats.org/markup-compatibility/2006" xmlns:aink="http://schemas.microsoft.com/office/drawing/2016/ink" xmlns:am3d="http://schemas.microsoft.com/office/drawing/2017/model3d" xmlns:o="urn:schemas-microsoft-com:office:office" xmlns:oel="http://schemas.microsoft.com/office/2019/extlst" xmlns:r="http://schemas.openxmlformats.org/officeDocument/2006/relationships" xmlns:m="http://schemas.openxmlformats.org/officeDocument/2006/math" xmlns:v="urn:schemas-microsoft-com:vml" xmlns:wp14="http://schemas.microsoft.com/office/word/2010/wordprocessingDrawing" xmlns:wp="http://schemas.openxmlformats.org/drawingml/2006/wordprocessingDrawing" xmlns:w10="urn:schemas-microsoft-com:office:word" xmlns:w="http://schemas.openxmlformats.org/wordprocessingml/2006/main" xmlns:w14="http://schemas.microsoft.com/office/word/2010/wordml" xmlns:w15="http://schemas.microsoft.com/office/word/2012/wordml" xmlns:w16cex="http://schemas.microsoft.com/office/word/2018/wordml/cex" xmlns:w16cid="http://schemas.microsoft.com/office/word/2016/wordml/cid" xmlns:w16="http://schemas.microsoft.com/office/word/2018/wordml" xmlns:w16du="http://schemas.microsoft.com/office/word/2023/wordml/word16du" xmlns:w16sdtdh="http://schemas.microsoft.com/office/word/2020/wordml/sdtdatahash" xmlns:w16sdtfl="http://schemas.microsoft.com/office/word/2024/wordml/sdtformatlock" xmlns:w16se="http://schemas.microsoft.com/office/word/2015/wordml/symex" xmlns:wpg="http://schemas.microsoft.com/office/word/2010/wordprocessingGroup" xmlns:wpi="http://schemas.microsoft.com/office/word/2010/wordprocessingInk" xmlns:wne="http://schemas.microsoft.com/office/word/2006/wordml" xmlns:wps="http://schemas.microsoft.com/office/word/2010/wordprocessingShape" mc:Ignorable="w14 w15 w16se w16cid w16 w16cex w16sdtdh w16sdtfl w16du wp14">
   <w:body>
     <w:p>
       <w:pPr>
@@ -152,7 +152,13 @@
         <w:rPr>
           <w:color w:val="000000" w:themeColor="text1"/>
         </w:rPr>
-        <w:t>memorial de atuação na agência experimental de engenharia de software – período 2023 a 2025</w:t>
+        <w:t>memorial de atuação na agência experimental de engenharia de software – período 2023 a 202</w:t>
+      </w:r>
+      <w:r>
+        <w:rPr>
+          <w:color w:val="000000" w:themeColor="text1"/>
+        </w:rPr>
+        <w:t>6</w:t>
       </w:r>
     </w:p>
     <w:p>
@@ -174,6 +180,12 @@
         </w:rPr>
         <w:t>I</w:t>
       </w:r>
+      <w:r>
+        <w:rPr>
+          <w:color w:val="000000" w:themeColor="text1"/>
+        </w:rPr>
+        <w:t>I</w:t>
+      </w:r>
     </w:p>
     <w:p>
       <w:pPr>
@@ -294,7 +306,13 @@
         <w:rPr>
           <w:color w:val="000000" w:themeColor="text1"/>
         </w:rPr>
-        <w:t>2023</w:t>
+        <w:t>202</w:t>
+      </w:r>
+      <w:r>
+        <w:rPr>
+          <w:color w:val="000000" w:themeColor="text1"/>
+        </w:rPr>
+        <w:t>5</w:t>
       </w:r>
       <w:r>
         <w:br w:type="page"/>
@@ -1026,7 +1044,7 @@
     </w:p>
     <w:p>
       <w:pPr>
-        <w:pStyle w:val="ndicedeilustraes"/>
+        <w:pStyle w:val="TableofFigures"/>
         <w:tabs>
           <w:tab w:val="right" w:leader="dot" w:pos="9059"/>
         </w:tabs>
@@ -1118,7 +1136,7 @@
     </w:p>
     <w:p>
       <w:pPr>
-        <w:pStyle w:val="ndicedeilustraes"/>
+        <w:pStyle w:val="TableofFigures"/>
         <w:tabs>
           <w:tab w:val="right" w:leader="dot" w:pos="9059"/>
         </w:tabs>
@@ -1192,7 +1210,7 @@
     </w:p>
     <w:p>
       <w:pPr>
-        <w:pStyle w:val="ndicedeilustraes"/>
+        <w:pStyle w:val="TableofFigures"/>
         <w:tabs>
           <w:tab w:val="right" w:leader="dot" w:pos="9059"/>
         </w:tabs>
@@ -1266,7 +1284,7 @@
     </w:p>
     <w:p>
       <w:pPr>
-        <w:pStyle w:val="ndicedeilustraes"/>
+        <w:pStyle w:val="TableofFigures"/>
         <w:tabs>
           <w:tab w:val="right" w:leader="dot" w:pos="9059"/>
         </w:tabs>
@@ -1340,7 +1358,7 @@
     </w:p>
     <w:p>
       <w:pPr>
-        <w:pStyle w:val="ndicedeilustraes"/>
+        <w:pStyle w:val="TableofFigures"/>
         <w:tabs>
           <w:tab w:val="right" w:leader="dot" w:pos="9059"/>
         </w:tabs>
@@ -1748,39 +1766,7 @@
           <w:rFonts w:cs="Arial"/>
           <w:color w:val="000000" w:themeColor="text1"/>
         </w:rPr>
-        <w:t xml:space="preserve"> – </w:t>
-      </w:r>
-      <w:proofErr w:type="spellStart"/>
-      <w:r>
-        <w:rPr>
-          <w:rFonts w:cs="Arial"/>
-          <w:color w:val="000000" w:themeColor="text1"/>
-        </w:rPr>
-        <w:t>Portable</w:t>
-      </w:r>
-      <w:proofErr w:type="spellEnd"/>
-      <w:r>
-        <w:rPr>
-          <w:rFonts w:cs="Arial"/>
-          <w:color w:val="000000" w:themeColor="text1"/>
-        </w:rPr>
-        <w:t xml:space="preserve"> </w:t>
-      </w:r>
-      <w:proofErr w:type="spellStart"/>
-      <w:r>
-        <w:rPr>
-          <w:rFonts w:cs="Arial"/>
-          <w:color w:val="000000" w:themeColor="text1"/>
-        </w:rPr>
-        <w:t>Document</w:t>
-      </w:r>
-      <w:proofErr w:type="spellEnd"/>
-      <w:r>
-        <w:rPr>
-          <w:rFonts w:cs="Arial"/>
-          <w:color w:val="000000" w:themeColor="text1"/>
-        </w:rPr>
-        <w:t xml:space="preserve"> Format</w:t>
+        <w:t xml:space="preserve"> – Portable Document Format</w:t>
       </w:r>
     </w:p>
     <w:p>
@@ -1880,33 +1866,8 @@
           <w:rFonts w:cs="Arial"/>
           <w:color w:val="000000" w:themeColor="text1"/>
         </w:rPr>
-        <w:t xml:space="preserve"> – </w:t>
-      </w:r>
-      <w:proofErr w:type="spellStart"/>
-      <w:r>
-        <w:rPr>
-          <w:rFonts w:cs="Arial"/>
-          <w:color w:val="000000" w:themeColor="text1"/>
-        </w:rPr>
-        <w:t>Structured</w:t>
-      </w:r>
-      <w:proofErr w:type="spellEnd"/>
-      <w:r>
-        <w:rPr>
-          <w:rFonts w:cs="Arial"/>
-          <w:color w:val="000000" w:themeColor="text1"/>
-        </w:rPr>
-        <w:t xml:space="preserve"> Query </w:t>
-      </w:r>
-      <w:proofErr w:type="spellStart"/>
-      <w:r>
-        <w:rPr>
-          <w:rFonts w:cs="Arial"/>
-          <w:color w:val="000000" w:themeColor="text1"/>
-        </w:rPr>
-        <w:t>Language</w:t>
-      </w:r>
-      <w:proofErr w:type="spellEnd"/>
+        <w:t xml:space="preserve"> – Structured Query Language</w:t>
+      </w:r>
     </w:p>
     <w:p>
       <w:pPr>
@@ -2065,7 +2026,7 @@
       <w:sdtContent>
         <w:p>
           <w:pPr>
-            <w:pStyle w:val="Sumrio1"/>
+            <w:pStyle w:val="TOC1"/>
             <w:rPr>
               <w:rFonts w:asciiTheme="minorHAnsi" w:eastAsiaTheme="minorEastAsia" w:hAnsiTheme="minorHAnsi" w:cstheme="minorBidi"/>
               <w:b w:val="0"/>
@@ -2146,7 +2107,7 @@
         </w:p>
         <w:p>
           <w:pPr>
-            <w:pStyle w:val="Sumrio1"/>
+            <w:pStyle w:val="TOC1"/>
             <w:rPr>
               <w:rFonts w:asciiTheme="minorHAnsi" w:eastAsiaTheme="minorEastAsia" w:hAnsiTheme="minorHAnsi" w:cstheme="minorBidi"/>
               <w:b w:val="0"/>
@@ -2218,7 +2179,7 @@
         </w:p>
         <w:p>
           <w:pPr>
-            <w:pStyle w:val="Sumrio2"/>
+            <w:pStyle w:val="TOC2"/>
             <w:rPr>
               <w:rFonts w:asciiTheme="minorHAnsi" w:eastAsiaTheme="minorEastAsia" w:hAnsiTheme="minorHAnsi" w:cstheme="minorBidi"/>
               <w:noProof/>
@@ -2289,7 +2250,7 @@
         </w:p>
         <w:p>
           <w:pPr>
-            <w:pStyle w:val="Sumrio2"/>
+            <w:pStyle w:val="TOC2"/>
             <w:rPr>
               <w:rFonts w:asciiTheme="minorHAnsi" w:eastAsiaTheme="minorEastAsia" w:hAnsiTheme="minorHAnsi" w:cstheme="minorBidi"/>
               <w:noProof/>
@@ -2360,7 +2321,7 @@
         </w:p>
         <w:p>
           <w:pPr>
-            <w:pStyle w:val="Sumrio3"/>
+            <w:pStyle w:val="TOC3"/>
             <w:rPr>
               <w:rFonts w:asciiTheme="minorHAnsi" w:eastAsiaTheme="minorEastAsia" w:hAnsiTheme="minorHAnsi" w:cstheme="minorBidi"/>
               <w:b w:val="0"/>
@@ -2432,7 +2393,7 @@
         </w:p>
         <w:p>
           <w:pPr>
-            <w:pStyle w:val="Sumrio3"/>
+            <w:pStyle w:val="TOC3"/>
             <w:rPr>
               <w:rFonts w:asciiTheme="minorHAnsi" w:eastAsiaTheme="minorEastAsia" w:hAnsiTheme="minorHAnsi" w:cstheme="minorBidi"/>
               <w:b w:val="0"/>
@@ -2504,7 +2465,7 @@
         </w:p>
         <w:p>
           <w:pPr>
-            <w:pStyle w:val="Sumrio3"/>
+            <w:pStyle w:val="TOC3"/>
             <w:rPr>
               <w:rFonts w:asciiTheme="minorHAnsi" w:eastAsiaTheme="minorEastAsia" w:hAnsiTheme="minorHAnsi" w:cstheme="minorBidi"/>
               <w:b w:val="0"/>
@@ -2576,7 +2537,7 @@
         </w:p>
         <w:p>
           <w:pPr>
-            <w:pStyle w:val="Sumrio3"/>
+            <w:pStyle w:val="TOC3"/>
             <w:rPr>
               <w:rFonts w:asciiTheme="minorHAnsi" w:eastAsiaTheme="minorEastAsia" w:hAnsiTheme="minorHAnsi" w:cstheme="minorBidi"/>
               <w:b w:val="0"/>
@@ -2648,7 +2609,7 @@
         </w:p>
         <w:p>
           <w:pPr>
-            <w:pStyle w:val="Sumrio3"/>
+            <w:pStyle w:val="TOC3"/>
             <w:rPr>
               <w:rFonts w:asciiTheme="minorHAnsi" w:eastAsiaTheme="minorEastAsia" w:hAnsiTheme="minorHAnsi" w:cstheme="minorBidi"/>
               <w:b w:val="0"/>
@@ -2720,7 +2681,7 @@
         </w:p>
         <w:p>
           <w:pPr>
-            <w:pStyle w:val="Sumrio2"/>
+            <w:pStyle w:val="TOC2"/>
             <w:rPr>
               <w:rFonts w:asciiTheme="minorHAnsi" w:eastAsiaTheme="minorEastAsia" w:hAnsiTheme="minorHAnsi" w:cstheme="minorBidi"/>
               <w:noProof/>
@@ -2791,7 +2752,7 @@
         </w:p>
         <w:p>
           <w:pPr>
-            <w:pStyle w:val="Sumrio3"/>
+            <w:pStyle w:val="TOC3"/>
             <w:rPr>
               <w:rFonts w:asciiTheme="minorHAnsi" w:eastAsiaTheme="minorEastAsia" w:hAnsiTheme="minorHAnsi" w:cstheme="minorBidi"/>
               <w:b w:val="0"/>
@@ -2863,7 +2824,7 @@
         </w:p>
         <w:p>
           <w:pPr>
-            <w:pStyle w:val="Sumrio3"/>
+            <w:pStyle w:val="TOC3"/>
             <w:rPr>
               <w:rFonts w:asciiTheme="minorHAnsi" w:eastAsiaTheme="minorEastAsia" w:hAnsiTheme="minorHAnsi" w:cstheme="minorBidi"/>
               <w:b w:val="0"/>
@@ -2935,7 +2896,7 @@
         </w:p>
         <w:p>
           <w:pPr>
-            <w:pStyle w:val="Sumrio3"/>
+            <w:pStyle w:val="TOC3"/>
             <w:rPr>
               <w:rFonts w:asciiTheme="minorHAnsi" w:eastAsiaTheme="minorEastAsia" w:hAnsiTheme="minorHAnsi" w:cstheme="minorBidi"/>
               <w:b w:val="0"/>
@@ -3007,7 +2968,7 @@
         </w:p>
         <w:p>
           <w:pPr>
-            <w:pStyle w:val="Sumrio3"/>
+            <w:pStyle w:val="TOC3"/>
             <w:rPr>
               <w:rFonts w:asciiTheme="minorHAnsi" w:eastAsiaTheme="minorEastAsia" w:hAnsiTheme="minorHAnsi" w:cstheme="minorBidi"/>
               <w:b w:val="0"/>
@@ -3079,7 +3040,7 @@
         </w:p>
         <w:p>
           <w:pPr>
-            <w:pStyle w:val="Sumrio3"/>
+            <w:pStyle w:val="TOC3"/>
             <w:rPr>
               <w:rFonts w:asciiTheme="minorHAnsi" w:eastAsiaTheme="minorEastAsia" w:hAnsiTheme="minorHAnsi" w:cstheme="minorBidi"/>
               <w:b w:val="0"/>
@@ -3151,7 +3112,7 @@
         </w:p>
         <w:p>
           <w:pPr>
-            <w:pStyle w:val="Sumrio2"/>
+            <w:pStyle w:val="TOC2"/>
             <w:rPr>
               <w:rFonts w:asciiTheme="minorHAnsi" w:eastAsiaTheme="minorEastAsia" w:hAnsiTheme="minorHAnsi" w:cstheme="minorBidi"/>
               <w:noProof/>
@@ -3222,7 +3183,7 @@
         </w:p>
         <w:p>
           <w:pPr>
-            <w:pStyle w:val="Sumrio1"/>
+            <w:pStyle w:val="TOC1"/>
             <w:rPr>
               <w:rFonts w:asciiTheme="minorHAnsi" w:eastAsiaTheme="minorEastAsia" w:hAnsiTheme="minorHAnsi" w:cstheme="minorBidi"/>
               <w:b w:val="0"/>
@@ -3294,7 +3255,7 @@
         </w:p>
         <w:p>
           <w:pPr>
-            <w:pStyle w:val="Sumrio2"/>
+            <w:pStyle w:val="TOC2"/>
             <w:rPr>
               <w:rFonts w:asciiTheme="minorHAnsi" w:eastAsiaTheme="minorEastAsia" w:hAnsiTheme="minorHAnsi" w:cstheme="minorBidi"/>
               <w:noProof/>
@@ -3365,7 +3326,7 @@
         </w:p>
         <w:p>
           <w:pPr>
-            <w:pStyle w:val="Sumrio2"/>
+            <w:pStyle w:val="TOC2"/>
             <w:rPr>
               <w:rFonts w:asciiTheme="minorHAnsi" w:eastAsiaTheme="minorEastAsia" w:hAnsiTheme="minorHAnsi" w:cstheme="minorBidi"/>
               <w:noProof/>
@@ -3436,7 +3397,7 @@
         </w:p>
         <w:p>
           <w:pPr>
-            <w:pStyle w:val="Sumrio3"/>
+            <w:pStyle w:val="TOC3"/>
             <w:rPr>
               <w:rFonts w:asciiTheme="minorHAnsi" w:eastAsiaTheme="minorEastAsia" w:hAnsiTheme="minorHAnsi" w:cstheme="minorBidi"/>
               <w:b w:val="0"/>
@@ -3508,7 +3469,7 @@
         </w:p>
         <w:p>
           <w:pPr>
-            <w:pStyle w:val="Sumrio3"/>
+            <w:pStyle w:val="TOC3"/>
             <w:rPr>
               <w:rFonts w:asciiTheme="minorHAnsi" w:eastAsiaTheme="minorEastAsia" w:hAnsiTheme="minorHAnsi" w:cstheme="minorBidi"/>
               <w:b w:val="0"/>
@@ -3580,7 +3541,7 @@
         </w:p>
         <w:p>
           <w:pPr>
-            <w:pStyle w:val="Sumrio3"/>
+            <w:pStyle w:val="TOC3"/>
             <w:rPr>
               <w:rFonts w:asciiTheme="minorHAnsi" w:eastAsiaTheme="minorEastAsia" w:hAnsiTheme="minorHAnsi" w:cstheme="minorBidi"/>
               <w:b w:val="0"/>
@@ -3652,7 +3613,7 @@
         </w:p>
         <w:p>
           <w:pPr>
-            <w:pStyle w:val="Sumrio3"/>
+            <w:pStyle w:val="TOC3"/>
             <w:rPr>
               <w:rFonts w:asciiTheme="minorHAnsi" w:eastAsiaTheme="minorEastAsia" w:hAnsiTheme="minorHAnsi" w:cstheme="minorBidi"/>
               <w:b w:val="0"/>
@@ -3724,7 +3685,7 @@
         </w:p>
         <w:p>
           <w:pPr>
-            <w:pStyle w:val="Sumrio3"/>
+            <w:pStyle w:val="TOC3"/>
             <w:rPr>
               <w:rFonts w:asciiTheme="minorHAnsi" w:eastAsiaTheme="minorEastAsia" w:hAnsiTheme="minorHAnsi" w:cstheme="minorBidi"/>
               <w:b w:val="0"/>
@@ -3796,7 +3757,7 @@
         </w:p>
         <w:p>
           <w:pPr>
-            <w:pStyle w:val="Sumrio2"/>
+            <w:pStyle w:val="TOC2"/>
             <w:rPr>
               <w:rFonts w:asciiTheme="minorHAnsi" w:eastAsiaTheme="minorEastAsia" w:hAnsiTheme="minorHAnsi" w:cstheme="minorBidi"/>
               <w:noProof/>
@@ -3867,7 +3828,7 @@
         </w:p>
         <w:p>
           <w:pPr>
-            <w:pStyle w:val="Sumrio3"/>
+            <w:pStyle w:val="TOC3"/>
             <w:rPr>
               <w:rFonts w:asciiTheme="minorHAnsi" w:eastAsiaTheme="minorEastAsia" w:hAnsiTheme="minorHAnsi" w:cstheme="minorBidi"/>
               <w:b w:val="0"/>
@@ -3939,7 +3900,7 @@
         </w:p>
         <w:p>
           <w:pPr>
-            <w:pStyle w:val="Sumrio3"/>
+            <w:pStyle w:val="TOC3"/>
             <w:rPr>
               <w:rFonts w:asciiTheme="minorHAnsi" w:eastAsiaTheme="minorEastAsia" w:hAnsiTheme="minorHAnsi" w:cstheme="minorBidi"/>
               <w:b w:val="0"/>
@@ -4011,7 +3972,7 @@
         </w:p>
         <w:p>
           <w:pPr>
-            <w:pStyle w:val="Sumrio3"/>
+            <w:pStyle w:val="TOC3"/>
             <w:rPr>
               <w:rFonts w:asciiTheme="minorHAnsi" w:eastAsiaTheme="minorEastAsia" w:hAnsiTheme="minorHAnsi" w:cstheme="minorBidi"/>
               <w:b w:val="0"/>
@@ -4083,7 +4044,7 @@
         </w:p>
         <w:p>
           <w:pPr>
-            <w:pStyle w:val="Sumrio3"/>
+            <w:pStyle w:val="TOC3"/>
             <w:rPr>
               <w:rFonts w:asciiTheme="minorHAnsi" w:eastAsiaTheme="minorEastAsia" w:hAnsiTheme="minorHAnsi" w:cstheme="minorBidi"/>
               <w:b w:val="0"/>
@@ -4155,7 +4116,7 @@
         </w:p>
         <w:p>
           <w:pPr>
-            <w:pStyle w:val="Sumrio3"/>
+            <w:pStyle w:val="TOC3"/>
             <w:rPr>
               <w:rFonts w:asciiTheme="minorHAnsi" w:eastAsiaTheme="minorEastAsia" w:hAnsiTheme="minorHAnsi" w:cstheme="minorBidi"/>
               <w:b w:val="0"/>
@@ -4227,7 +4188,7 @@
         </w:p>
         <w:p>
           <w:pPr>
-            <w:pStyle w:val="Sumrio2"/>
+            <w:pStyle w:val="TOC2"/>
             <w:rPr>
               <w:rFonts w:asciiTheme="minorHAnsi" w:eastAsiaTheme="minorEastAsia" w:hAnsiTheme="minorHAnsi" w:cstheme="minorBidi"/>
               <w:noProof/>
@@ -4298,7 +4259,7 @@
         </w:p>
         <w:p>
           <w:pPr>
-            <w:pStyle w:val="Sumrio1"/>
+            <w:pStyle w:val="TOC1"/>
             <w:rPr>
               <w:rFonts w:asciiTheme="minorHAnsi" w:eastAsiaTheme="minorEastAsia" w:hAnsiTheme="minorHAnsi" w:cstheme="minorBidi"/>
               <w:b w:val="0"/>
@@ -4370,7 +4331,7 @@
         </w:p>
         <w:p>
           <w:pPr>
-            <w:pStyle w:val="Sumrio1"/>
+            <w:pStyle w:val="TOC1"/>
             <w:rPr>
               <w:rFonts w:asciiTheme="minorHAnsi" w:eastAsiaTheme="minorEastAsia" w:hAnsiTheme="minorHAnsi" w:cstheme="minorBidi"/>
               <w:b w:val="0"/>
@@ -4442,7 +4403,7 @@
         </w:p>
         <w:p>
           <w:pPr>
-            <w:pStyle w:val="Sumrio1"/>
+            <w:pStyle w:val="TOC1"/>
             <w:rPr>
               <w:rFonts w:asciiTheme="minorHAnsi" w:eastAsiaTheme="minorEastAsia" w:hAnsiTheme="minorHAnsi" w:cstheme="minorBidi"/>
               <w:b w:val="0"/>
@@ -4514,7 +4475,7 @@
         </w:p>
         <w:p>
           <w:pPr>
-            <w:pStyle w:val="Sumrio1"/>
+            <w:pStyle w:val="TOC1"/>
             <w:tabs>
               <w:tab w:val="clear" w:pos="9061"/>
               <w:tab w:val="right" w:leader="dot" w:pos="9060"/>
@@ -4541,7 +4502,7 @@
     </w:sdt>
     <w:p>
       <w:pPr>
-        <w:pStyle w:val="Ttulo1"/>
+        <w:pStyle w:val="Heading1"/>
       </w:pPr>
       <w:bookmarkStart w:id="0" w:name="_Toc1820598179"/>
       <w:bookmarkStart w:id="1" w:name="_Toc790418811"/>
@@ -4623,17 +4584,8 @@
           <w:i/>
           <w:iCs/>
         </w:rPr>
-        <w:t xml:space="preserve">React </w:t>
-      </w:r>
-      <w:proofErr w:type="spellStart"/>
-      <w:r>
-        <w:rPr>
-          <w:i/>
-          <w:iCs/>
-        </w:rPr>
-        <w:t>Native</w:t>
-      </w:r>
-      <w:proofErr w:type="spellEnd"/>
+        <w:t>React Native</w:t>
+      </w:r>
       <w:r>
         <w:t>[4]</w:t>
       </w:r>
@@ -4967,7 +4919,6 @@
         <w:t xml:space="preserve">além de explorar novas áreas e tecnologias novas, visto que logo que entrei tive a oportunidade de participar de uma oficina em parceria com o </w:t>
       </w:r>
       <w:bookmarkStart w:id="3" w:name="_Int_PcJeVMKD"/>
-      <w:proofErr w:type="spellStart"/>
       <w:r>
         <w:t>Cria</w:t>
       </w:r>
@@ -4975,17 +4926,8 @@
         <w:t>Lab</w:t>
       </w:r>
       <w:bookmarkEnd w:id="3"/>
-      <w:proofErr w:type="spellEnd"/>
-      <w:r>
-        <w:t xml:space="preserve">, laboratório de inovação do </w:t>
-      </w:r>
-      <w:proofErr w:type="spellStart"/>
-      <w:r>
-        <w:t>tecnopuc</w:t>
-      </w:r>
-      <w:proofErr w:type="spellEnd"/>
-      <w:r>
-        <w:t xml:space="preserve">, atividade na qual podemos aprender e praticar um pouco de técnicas como o </w:t>
+      <w:r>
+        <w:t xml:space="preserve">, laboratório de inovação do tecnopuc, atividade na qual podemos aprender e praticar um pouco de técnicas como o </w:t>
       </w:r>
       <w:r>
         <w:rPr>
@@ -5017,7 +4959,7 @@
     </w:p>
     <w:p>
       <w:pPr>
-        <w:pStyle w:val="Ttulo1"/>
+        <w:pStyle w:val="Heading1"/>
       </w:pPr>
       <w:bookmarkStart w:id="5" w:name="_Toc1101818500"/>
       <w:bookmarkStart w:id="6" w:name="_Toc623239035"/>
@@ -5038,7 +4980,7 @@
     </w:p>
     <w:p>
       <w:pPr>
-        <w:pStyle w:val="Ttulo2"/>
+        <w:pStyle w:val="Heading2"/>
         <w:ind w:firstLine="0"/>
         <w:rPr>
           <w:i w:val="0"/>
@@ -5065,7 +5007,7 @@
     </w:p>
     <w:p>
       <w:pPr>
-        <w:pStyle w:val="PargrafodaLista"/>
+        <w:pStyle w:val="ListParagraph"/>
         <w:ind w:left="0"/>
         <w:rPr>
           <w:color w:val="000000" w:themeColor="text1"/>
@@ -5074,7 +5016,7 @@
     </w:p>
     <w:p>
       <w:pPr>
-        <w:pStyle w:val="PargrafodaLista"/>
+        <w:pStyle w:val="ListParagraph"/>
         <w:ind w:left="0"/>
         <w:rPr>
           <w:color w:val="000000" w:themeColor="text1"/>
@@ -5108,21 +5050,7 @@
         <w:rPr>
           <w:color w:val="000000" w:themeColor="text1"/>
         </w:rPr>
-        <w:t xml:space="preserve"> melhoria significativa para as partes envolvidas, principalmente, os grupos </w:t>
-      </w:r>
-      <w:proofErr w:type="spellStart"/>
-      <w:r>
-        <w:rPr>
-          <w:color w:val="000000" w:themeColor="text1"/>
-        </w:rPr>
-        <w:t>Sinoscar</w:t>
-      </w:r>
-      <w:proofErr w:type="spellEnd"/>
-      <w:r>
-        <w:rPr>
-          <w:color w:val="000000" w:themeColor="text1"/>
-        </w:rPr>
-        <w:t xml:space="preserve"> e Tramonto Jeep, representados aqui pelos </w:t>
+        <w:t xml:space="preserve"> melhoria significativa para as partes envolvidas, principalmente, os grupos Sinoscar e Tramonto Jeep, representados aqui pelos </w:t>
       </w:r>
       <w:r>
         <w:rPr>
@@ -5136,21 +5064,7 @@
         <w:rPr>
           <w:color w:val="000000" w:themeColor="text1"/>
         </w:rPr>
-        <w:t xml:space="preserve"> Leonardo Cunha, Luana Lima Vieira e Fabiano </w:t>
-      </w:r>
-      <w:proofErr w:type="spellStart"/>
-      <w:r>
-        <w:rPr>
-          <w:color w:val="000000" w:themeColor="text1"/>
-        </w:rPr>
-        <w:t>Longaray</w:t>
-      </w:r>
-      <w:proofErr w:type="spellEnd"/>
-      <w:r>
-        <w:rPr>
-          <w:color w:val="000000" w:themeColor="text1"/>
-        </w:rPr>
-        <w:t>. Nos foi apresentado que, para cadastrar um veículo, vários PDFs eram enviados de diversas fábricas e era o dever de uma pessoa (a saber, da</w:t>
+        <w:t xml:space="preserve"> Leonardo Cunha, Luana Lima Vieira e Fabiano Longaray. Nos foi apresentado que, para cadastrar um veículo, vários PDFs eram enviados de diversas fábricas e era o dever de uma pessoa (a saber, da</w:t>
       </w:r>
       <w:r>
         <w:rPr>
@@ -5183,7 +5097,7 @@
     </w:p>
     <w:p>
       <w:pPr>
-        <w:pStyle w:val="PargrafodaLista"/>
+        <w:pStyle w:val="ListParagraph"/>
         <w:ind w:left="0"/>
         <w:rPr>
           <w:color w:val="000000" w:themeColor="text1"/>
@@ -5308,7 +5222,7 @@
                           <w:txbxContent>
                             <w:p>
                               <w:pPr>
-                                <w:pStyle w:val="Legenda"/>
+                                <w:pStyle w:val="Caption"/>
                                 <w:jc w:val="center"/>
                                 <w:rPr>
                                   <w:noProof/>
@@ -5389,7 +5303,7 @@
                     <w:txbxContent>
                       <w:p>
                         <w:pPr>
-                          <w:pStyle w:val="Legenda"/>
+                          <w:pStyle w:val="Caption"/>
                           <w:jc w:val="center"/>
                           <w:rPr>
                             <w:noProof/>
@@ -5520,7 +5434,7 @@
     </w:p>
     <w:p>
       <w:pPr>
-        <w:pStyle w:val="Ttulo2"/>
+        <w:pStyle w:val="Heading2"/>
         <w:ind w:firstLine="0"/>
         <w:rPr>
           <w:i w:val="0"/>
@@ -5548,7 +5462,7 @@
     </w:p>
     <w:p>
       <w:pPr>
-        <w:pStyle w:val="Ttulo3"/>
+        <w:pStyle w:val="Heading3"/>
         <w:ind w:firstLine="0"/>
         <w:rPr>
           <w:b w:val="0"/>
@@ -5596,7 +5510,7 @@
     </w:p>
     <w:p>
       <w:pPr>
-        <w:pStyle w:val="PargrafodaLista"/>
+        <w:pStyle w:val="ListParagraph"/>
         <w:numPr>
           <w:ilvl w:val="0"/>
           <w:numId w:val="5"/>
@@ -5652,7 +5566,7 @@
     </w:p>
     <w:p>
       <w:pPr>
-        <w:pStyle w:val="PargrafodaLista"/>
+        <w:pStyle w:val="ListParagraph"/>
         <w:numPr>
           <w:ilvl w:val="0"/>
           <w:numId w:val="5"/>
@@ -5716,7 +5630,7 @@
     </w:p>
     <w:p>
       <w:pPr>
-        <w:pStyle w:val="PargrafodaLista"/>
+        <w:pStyle w:val="ListParagraph"/>
         <w:numPr>
           <w:ilvl w:val="0"/>
           <w:numId w:val="5"/>
@@ -5760,7 +5674,7 @@
     </w:p>
     <w:p>
       <w:pPr>
-        <w:pStyle w:val="PargrafodaLista"/>
+        <w:pStyle w:val="ListParagraph"/>
         <w:numPr>
           <w:ilvl w:val="0"/>
           <w:numId w:val="6"/>
@@ -5789,7 +5703,7 @@
     </w:p>
     <w:p>
       <w:pPr>
-        <w:pStyle w:val="PargrafodaLista"/>
+        <w:pStyle w:val="ListParagraph"/>
         <w:ind w:left="0" w:firstLine="0"/>
         <w:rPr>
           <w:color w:val="000000" w:themeColor="text1"/>
@@ -5799,7 +5713,7 @@
     </w:p>
     <w:p>
       <w:pPr>
-        <w:pStyle w:val="Ttulo3"/>
+        <w:pStyle w:val="Heading3"/>
         <w:ind w:firstLine="0"/>
         <w:rPr>
           <w:b w:val="0"/>
@@ -5977,7 +5891,7 @@
     </w:p>
     <w:p>
       <w:pPr>
-        <w:pStyle w:val="Ttulo3"/>
+        <w:pStyle w:val="Heading3"/>
         <w:ind w:firstLine="0"/>
         <w:rPr>
           <w:b w:val="0"/>
@@ -6247,7 +6161,7 @@
                           <w:txbxContent>
                             <w:p>
                               <w:pPr>
-                                <w:pStyle w:val="Legenda"/>
+                                <w:pStyle w:val="Caption"/>
                                 <w:jc w:val="center"/>
                                 <w:rPr>
                                   <w:noProof/>
@@ -6304,7 +6218,7 @@
                     <w:txbxContent>
                       <w:p>
                         <w:pPr>
-                          <w:pStyle w:val="Legenda"/>
+                          <w:pStyle w:val="Caption"/>
                           <w:jc w:val="center"/>
                           <w:rPr>
                             <w:noProof/>
@@ -6512,7 +6426,7 @@
     </w:p>
     <w:p>
       <w:pPr>
-        <w:pStyle w:val="Ttulo3"/>
+        <w:pStyle w:val="Heading3"/>
         <w:ind w:firstLine="0"/>
         <w:rPr>
           <w:b w:val="0"/>
@@ -6650,7 +6564,6 @@
         </w:rPr>
         <w:t>“</w:t>
       </w:r>
-      <w:proofErr w:type="spellStart"/>
       <w:r>
         <w:rPr>
           <w:rStyle w:val="Hyperlink"/>
@@ -6658,7 +6571,6 @@
         </w:rPr>
         <w:t>componentização</w:t>
       </w:r>
-      <w:proofErr w:type="spellEnd"/>
       <w:r>
         <w:rPr>
           <w:rStyle w:val="Hyperlink"/>
@@ -6679,7 +6591,7 @@
     <w:p/>
     <w:p>
       <w:pPr>
-        <w:pStyle w:val="Ttulo3"/>
+        <w:pStyle w:val="Heading3"/>
         <w:ind w:firstLine="0"/>
         <w:rPr>
           <w:sz w:val="24"/>
@@ -6689,7 +6601,7 @@
     </w:p>
     <w:p>
       <w:pPr>
-        <w:pStyle w:val="Ttulo3"/>
+        <w:pStyle w:val="Heading3"/>
         <w:ind w:firstLine="0"/>
         <w:rPr>
           <w:b w:val="0"/>
@@ -6866,7 +6778,6 @@
         </w:rPr>
         <w:t xml:space="preserve"> </w:t>
       </w:r>
-      <w:proofErr w:type="spellStart"/>
       <w:r>
         <w:rPr>
           <w:i/>
@@ -6875,7 +6786,6 @@
         </w:rPr>
         <w:t>Styled</w:t>
       </w:r>
-      <w:proofErr w:type="spellEnd"/>
       <w:r>
         <w:rPr>
           <w:i/>
@@ -6884,7 +6794,6 @@
         </w:rPr>
         <w:t xml:space="preserve"> </w:t>
       </w:r>
-      <w:proofErr w:type="spellStart"/>
       <w:r>
         <w:rPr>
           <w:i/>
@@ -6909,7 +6818,6 @@
         </w:rPr>
         <w:t>ts</w:t>
       </w:r>
-      <w:proofErr w:type="spellEnd"/>
       <w:r>
         <w:rPr>
           <w:color w:val="000000" w:themeColor="text1"/>
@@ -7424,7 +7332,7 @@
     </w:p>
     <w:p>
       <w:pPr>
-        <w:pStyle w:val="Ttulo2"/>
+        <w:pStyle w:val="Heading2"/>
         <w:ind w:firstLine="0"/>
         <w:rPr>
           <w:i w:val="0"/>
@@ -7451,7 +7359,7 @@
     </w:p>
     <w:p>
       <w:pPr>
-        <w:pStyle w:val="Ttulo3"/>
+        <w:pStyle w:val="Heading3"/>
         <w:ind w:firstLine="0"/>
         <w:rPr>
           <w:b w:val="0"/>
@@ -7483,7 +7391,7 @@
     </w:p>
     <w:p>
       <w:pPr>
-        <w:pStyle w:val="PargrafodaLista"/>
+        <w:pStyle w:val="ListParagraph"/>
         <w:ind w:left="0" w:firstLine="0"/>
         <w:rPr>
           <w:color w:val="000000" w:themeColor="text1"/>
@@ -7492,7 +7400,7 @@
     </w:p>
     <w:p>
       <w:pPr>
-        <w:pStyle w:val="PargrafodaLista"/>
+        <w:pStyle w:val="ListParagraph"/>
         <w:ind w:left="0"/>
         <w:rPr>
           <w:color w:val="000000" w:themeColor="text1"/>
@@ -7507,7 +7415,7 @@
     </w:p>
     <w:p>
       <w:pPr>
-        <w:pStyle w:val="PargrafodaLista"/>
+        <w:pStyle w:val="ListParagraph"/>
         <w:ind w:left="0"/>
         <w:rPr>
           <w:color w:val="000000" w:themeColor="text1"/>
@@ -7639,7 +7547,7 @@
     </w:p>
     <w:p>
       <w:pPr>
-        <w:pStyle w:val="PargrafodaLista"/>
+        <w:pStyle w:val="ListParagraph"/>
         <w:ind w:left="0"/>
         <w:rPr>
           <w:color w:val="000000" w:themeColor="text1"/>
@@ -7718,7 +7626,7 @@
     </w:p>
     <w:p>
       <w:pPr>
-        <w:pStyle w:val="PargrafodaLista"/>
+        <w:pStyle w:val="ListParagraph"/>
         <w:ind w:left="0"/>
         <w:rPr>
           <w:color w:val="000000" w:themeColor="text1"/>
@@ -7816,7 +7724,6 @@
         </w:rPr>
         <w:t xml:space="preserve">e tinha um certo preconceito com a plataforma </w:t>
       </w:r>
-      <w:proofErr w:type="spellStart"/>
       <w:r>
         <w:rPr>
           <w:i/>
@@ -7825,7 +7732,6 @@
         </w:rPr>
         <w:t>Trello</w:t>
       </w:r>
-      <w:proofErr w:type="spellEnd"/>
       <w:r>
         <w:rPr>
           <w:color w:val="000000" w:themeColor="text1"/>
@@ -7835,7 +7741,7 @@
     </w:p>
     <w:p>
       <w:pPr>
-        <w:pStyle w:val="PargrafodaLista"/>
+        <w:pStyle w:val="ListParagraph"/>
         <w:ind w:left="0"/>
         <w:rPr>
           <w:color w:val="000000" w:themeColor="text1"/>
@@ -7993,7 +7899,7 @@
     </w:p>
     <w:p>
       <w:pPr>
-        <w:pStyle w:val="Ttulo3"/>
+        <w:pStyle w:val="Heading3"/>
         <w:ind w:firstLine="0"/>
         <w:rPr>
           <w:sz w:val="24"/>
@@ -8016,7 +7922,7 @@
     <w:p/>
     <w:p>
       <w:pPr>
-        <w:pStyle w:val="PargrafodaLista"/>
+        <w:pStyle w:val="ListParagraph"/>
         <w:ind w:left="0"/>
         <w:rPr>
           <w:color w:val="000000" w:themeColor="text1"/>
@@ -8167,7 +8073,7 @@
     </w:p>
     <w:p>
       <w:pPr>
-        <w:pStyle w:val="PargrafodaLista"/>
+        <w:pStyle w:val="ListParagraph"/>
         <w:ind w:left="0"/>
         <w:rPr>
           <w:color w:val="000000" w:themeColor="text1"/>
@@ -8286,7 +8192,7 @@
     </w:p>
     <w:p>
       <w:pPr>
-        <w:pStyle w:val="PargrafodaLista"/>
+        <w:pStyle w:val="ListParagraph"/>
         <w:ind w:left="0"/>
         <w:rPr>
           <w:color w:val="000000" w:themeColor="text1"/>
@@ -8375,7 +8281,7 @@
     </w:p>
     <w:p>
       <w:pPr>
-        <w:pStyle w:val="PargrafodaLista"/>
+        <w:pStyle w:val="ListParagraph"/>
         <w:ind w:left="0"/>
         <w:rPr>
           <w:color w:val="000000" w:themeColor="text1"/>
@@ -8447,7 +8353,6 @@
         </w:rPr>
         <w:t xml:space="preserve">, agora mais completo. Ainda, a realização de testes unitários e de integração segue na escala de importância, acompanhados pela criação dos componentes restantes e última página do </w:t>
       </w:r>
-      <w:proofErr w:type="spellStart"/>
       <w:r>
         <w:rPr>
           <w:i/>
@@ -8456,7 +8361,6 @@
         </w:rPr>
         <w:t>mockup</w:t>
       </w:r>
-      <w:proofErr w:type="spellEnd"/>
       <w:r>
         <w:rPr>
           <w:color w:val="000000" w:themeColor="text1"/>
@@ -8533,21 +8437,7 @@
         <w:rPr>
           <w:color w:val="000000" w:themeColor="text1"/>
         </w:rPr>
-        <w:t xml:space="preserve"> foram mais </w:t>
-      </w:r>
-      <w:proofErr w:type="spellStart"/>
-      <w:r>
-        <w:rPr>
-          <w:color w:val="000000" w:themeColor="text1"/>
-        </w:rPr>
-        <w:t>granularmente</w:t>
-      </w:r>
-      <w:proofErr w:type="spellEnd"/>
-      <w:r>
-        <w:rPr>
-          <w:color w:val="000000" w:themeColor="text1"/>
-        </w:rPr>
-        <w:t xml:space="preserve"> divididas, então acredito que a </w:t>
+        <w:t xml:space="preserve"> foram mais granularmente divididas, então acredito que a </w:t>
       </w:r>
       <w:r>
         <w:rPr>
@@ -8590,7 +8480,7 @@
       <w:pPr>
         <w:ind w:firstLine="0"/>
         <w:rPr>
-          <w:rStyle w:val="Ttulo3Char"/>
+          <w:rStyle w:val="Heading3Char"/>
           <w:sz w:val="24"/>
           <w:szCs w:val="24"/>
         </w:rPr>
@@ -8600,7 +8490,7 @@
       <w:pPr>
         <w:ind w:firstLine="0"/>
         <w:rPr>
-          <w:rStyle w:val="Ttulo3Char"/>
+          <w:rStyle w:val="Heading3Char"/>
           <w:sz w:val="24"/>
           <w:szCs w:val="24"/>
         </w:rPr>
@@ -8609,7 +8499,7 @@
       <w:bookmarkStart w:id="43" w:name="_Toc151236252"/>
       <w:r>
         <w:rPr>
-          <w:rStyle w:val="Ttulo3Char"/>
+          <w:rStyle w:val="Heading3Char"/>
           <w:sz w:val="24"/>
           <w:szCs w:val="24"/>
         </w:rPr>
@@ -8617,7 +8507,7 @@
       </w:r>
       <w:r>
         <w:rPr>
-          <w:rStyle w:val="Ttulo3Char"/>
+          <w:rStyle w:val="Heading3Char"/>
           <w:sz w:val="24"/>
           <w:szCs w:val="24"/>
         </w:rPr>
@@ -8625,7 +8515,7 @@
       </w:r>
       <w:r>
         <w:rPr>
-          <w:rStyle w:val="Ttulo3Char"/>
+          <w:rStyle w:val="Heading3Char"/>
           <w:sz w:val="24"/>
           <w:szCs w:val="24"/>
         </w:rPr>
@@ -8641,7 +8531,7 @@
     </w:p>
     <w:p>
       <w:pPr>
-        <w:pStyle w:val="PargrafodaLista"/>
+        <w:pStyle w:val="ListParagraph"/>
         <w:ind w:left="0"/>
         <w:rPr>
           <w:color w:val="000000" w:themeColor="text1"/>
@@ -8677,23 +8567,13 @@
         </w:rPr>
         <w:t xml:space="preserve">print anterior fora a integração dos componentes, houve uma melhor estruturação das </w:t>
       </w:r>
-      <w:proofErr w:type="spellStart"/>
-      <w:r>
-        <w:rPr>
-          <w:i/>
-          <w:iCs/>
-          <w:color w:val="000000" w:themeColor="text1"/>
-        </w:rPr>
-        <w:t>User</w:t>
-      </w:r>
-      <w:proofErr w:type="spellEnd"/>
-      <w:r>
-        <w:rPr>
-          <w:i/>
-          <w:iCs/>
-          <w:color w:val="000000" w:themeColor="text1"/>
-        </w:rPr>
-        <w:t xml:space="preserve"> Stories</w:t>
+      <w:r>
+        <w:rPr>
+          <w:i/>
+          <w:iCs/>
+          <w:color w:val="000000" w:themeColor="text1"/>
+        </w:rPr>
+        <w:t>User Stories</w:t>
       </w:r>
       <w:r>
         <w:rPr>
@@ -8860,7 +8740,7 @@
     </w:p>
     <w:p>
       <w:pPr>
-        <w:pStyle w:val="PargrafodaLista"/>
+        <w:pStyle w:val="ListParagraph"/>
         <w:ind w:left="0"/>
         <w:rPr>
           <w:color w:val="000000" w:themeColor="text1"/>
@@ -8950,14 +8830,12 @@
         </w:rPr>
         <w:t>“</w:t>
       </w:r>
-      <w:proofErr w:type="spellStart"/>
       <w:r>
         <w:rPr>
           <w:color w:val="000000" w:themeColor="text1"/>
         </w:rPr>
         <w:t>Dockerização</w:t>
       </w:r>
-      <w:proofErr w:type="spellEnd"/>
       <w:r>
         <w:rPr>
           <w:color w:val="000000" w:themeColor="text1"/>
@@ -9017,7 +8895,7 @@
     </w:p>
     <w:p>
       <w:pPr>
-        <w:pStyle w:val="PargrafodaLista"/>
+        <w:pStyle w:val="ListParagraph"/>
         <w:ind w:left="0"/>
         <w:rPr>
           <w:color w:val="000000" w:themeColor="text1"/>
@@ -9154,7 +9032,7 @@
     </w:p>
     <w:p>
       <w:pPr>
-        <w:pStyle w:val="PargrafodaLista"/>
+        <w:pStyle w:val="ListParagraph"/>
         <w:ind w:left="0"/>
         <w:rPr>
           <w:color w:val="000000" w:themeColor="text1"/>
@@ -9182,7 +9060,7 @@
     </w:p>
     <w:p>
       <w:pPr>
-        <w:pStyle w:val="PargrafodaLista"/>
+        <w:pStyle w:val="ListParagraph"/>
         <w:ind w:left="0"/>
         <w:rPr>
           <w:color w:val="000000" w:themeColor="text1"/>
@@ -9333,7 +9211,7 @@
       <w:pPr>
         <w:ind w:firstLine="0"/>
         <w:rPr>
-          <w:rStyle w:val="Ttulo3Char"/>
+          <w:rStyle w:val="Heading3Char"/>
           <w:sz w:val="24"/>
           <w:szCs w:val="24"/>
         </w:rPr>
@@ -9341,7 +9219,7 @@
     </w:p>
     <w:p>
       <w:pPr>
-        <w:pStyle w:val="PargrafodaLista"/>
+        <w:pStyle w:val="ListParagraph"/>
         <w:ind w:left="0" w:firstLine="0"/>
         <w:rPr>
           <w:b/>
@@ -9353,7 +9231,7 @@
       <w:bookmarkStart w:id="45" w:name="_Toc151236253"/>
       <w:r>
         <w:rPr>
-          <w:rStyle w:val="Ttulo3Char"/>
+          <w:rStyle w:val="Heading3Char"/>
           <w:sz w:val="24"/>
           <w:szCs w:val="24"/>
         </w:rPr>
@@ -9364,7 +9242,7 @@
     </w:p>
     <w:p>
       <w:pPr>
-        <w:pStyle w:val="PargrafodaLista"/>
+        <w:pStyle w:val="ListParagraph"/>
         <w:ind w:left="0" w:firstLine="0"/>
         <w:rPr>
           <w:color w:val="000000" w:themeColor="text1"/>
@@ -9373,7 +9251,7 @@
     </w:p>
     <w:p>
       <w:pPr>
-        <w:pStyle w:val="PargrafodaLista"/>
+        <w:pStyle w:val="ListParagraph"/>
         <w:ind w:left="0"/>
         <w:rPr>
           <w:color w:val="000000" w:themeColor="text1"/>
@@ -9612,7 +9490,7 @@
     </w:p>
     <w:p>
       <w:pPr>
-        <w:pStyle w:val="PargrafodaLista"/>
+        <w:pStyle w:val="ListParagraph"/>
         <w:ind w:left="0"/>
         <w:rPr>
           <w:color w:val="000000" w:themeColor="text1"/>
@@ -9741,7 +9619,7 @@
     </w:p>
     <w:p>
       <w:pPr>
-        <w:pStyle w:val="PargrafodaLista"/>
+        <w:pStyle w:val="ListParagraph"/>
         <w:ind w:left="0"/>
         <w:rPr>
           <w:color w:val="000000" w:themeColor="text1"/>
@@ -9850,7 +9728,6 @@
         </w:rPr>
         <w:t xml:space="preserve"> não é tão simples quando fazer um </w:t>
       </w:r>
-      <w:proofErr w:type="spellStart"/>
       <w:r>
         <w:rPr>
           <w:i/>
@@ -9859,7 +9736,6 @@
         </w:rPr>
         <w:t>push</w:t>
       </w:r>
-      <w:proofErr w:type="spellEnd"/>
       <w:r>
         <w:rPr>
           <w:color w:val="000000" w:themeColor="text1"/>
@@ -9951,7 +9827,7 @@
     </w:p>
     <w:p>
       <w:pPr>
-        <w:pStyle w:val="PargrafodaLista"/>
+        <w:pStyle w:val="ListParagraph"/>
         <w:ind w:left="0"/>
         <w:rPr>
           <w:color w:val="000000" w:themeColor="text1"/>
@@ -10119,21 +9995,7 @@
         <w:rPr>
           <w:color w:val="000000" w:themeColor="text1"/>
         </w:rPr>
-        <w:t xml:space="preserve">IV) e o Mateus </w:t>
-      </w:r>
-      <w:proofErr w:type="spellStart"/>
-      <w:r>
-        <w:rPr>
-          <w:color w:val="000000" w:themeColor="text1"/>
-        </w:rPr>
-        <w:t>Caçabuena</w:t>
-      </w:r>
-      <w:proofErr w:type="spellEnd"/>
-      <w:r>
-        <w:rPr>
-          <w:color w:val="000000" w:themeColor="text1"/>
-        </w:rPr>
-        <w:t xml:space="preserve"> (A</w:t>
+        <w:t>IV) e o Mateus Caçabuena (A</w:t>
       </w:r>
       <w:r>
         <w:rPr>
@@ -10213,7 +10075,7 @@
     </w:p>
     <w:p>
       <w:pPr>
-        <w:pStyle w:val="PargrafodaLista"/>
+        <w:pStyle w:val="ListParagraph"/>
         <w:ind w:left="0"/>
         <w:rPr>
           <w:color w:val="000000" w:themeColor="text1"/>
@@ -10358,7 +10220,7 @@
     </w:p>
     <w:p>
       <w:pPr>
-        <w:pStyle w:val="PargrafodaLista"/>
+        <w:pStyle w:val="ListParagraph"/>
         <w:ind w:left="0" w:firstLine="0"/>
         <w:rPr>
           <w:color w:val="000000" w:themeColor="text1"/>
@@ -10367,7 +10229,7 @@
     </w:p>
     <w:p>
       <w:pPr>
-        <w:pStyle w:val="Ttulo3"/>
+        <w:pStyle w:val="Heading3"/>
         <w:ind w:firstLine="0"/>
         <w:rPr>
           <w:b w:val="0"/>
@@ -10392,7 +10254,7 @@
     </w:p>
     <w:p>
       <w:pPr>
-        <w:pStyle w:val="PargrafodaLista"/>
+        <w:pStyle w:val="ListParagraph"/>
         <w:ind w:left="0" w:firstLine="0"/>
         <w:rPr>
           <w:color w:val="000000" w:themeColor="text1"/>
@@ -10401,7 +10263,7 @@
     </w:p>
     <w:p>
       <w:pPr>
-        <w:pStyle w:val="PargrafodaLista"/>
+        <w:pStyle w:val="ListParagraph"/>
         <w:ind w:left="0"/>
         <w:rPr>
           <w:color w:val="000000" w:themeColor="text1"/>
@@ -10534,7 +10396,7 @@
     </w:p>
     <w:p>
       <w:pPr>
-        <w:pStyle w:val="PargrafodaLista"/>
+        <w:pStyle w:val="ListParagraph"/>
         <w:ind w:left="0"/>
         <w:rPr>
           <w:color w:val="000000" w:themeColor="text1"/>
@@ -10633,21 +10495,7 @@
         <w:rPr>
           <w:color w:val="000000" w:themeColor="text1"/>
         </w:rPr>
-        <w:t>(</w:t>
-      </w:r>
-      <w:proofErr w:type="spellStart"/>
-      <w:r>
-        <w:rPr>
-          <w:color w:val="000000" w:themeColor="text1"/>
-        </w:rPr>
-        <w:t>template</w:t>
-      </w:r>
-      <w:proofErr w:type="spellEnd"/>
-      <w:r>
-        <w:rPr>
-          <w:color w:val="000000" w:themeColor="text1"/>
-        </w:rPr>
-        <w:t>)</w:t>
+        <w:t>(template)</w:t>
       </w:r>
       <w:r>
         <w:rPr>
@@ -10709,21 +10557,7 @@
         <w:rPr>
           <w:color w:val="000000" w:themeColor="text1"/>
         </w:rPr>
-        <w:t xml:space="preserve"> e depois o Mateus </w:t>
-      </w:r>
-      <w:proofErr w:type="spellStart"/>
-      <w:r>
-        <w:rPr>
-          <w:color w:val="000000" w:themeColor="text1"/>
-        </w:rPr>
-        <w:t>Caçabuena</w:t>
-      </w:r>
-      <w:proofErr w:type="spellEnd"/>
-      <w:r>
-        <w:rPr>
-          <w:color w:val="000000" w:themeColor="text1"/>
-        </w:rPr>
-        <w:t xml:space="preserve"> (</w:t>
+        <w:t xml:space="preserve"> e depois o Mateus Caçabuena (</w:t>
       </w:r>
       <w:r>
         <w:rPr>
@@ -10814,7 +10648,7 @@
     </w:p>
     <w:p>
       <w:pPr>
-        <w:pStyle w:val="PargrafodaLista"/>
+        <w:pStyle w:val="ListParagraph"/>
         <w:ind w:left="0"/>
         <w:rPr>
           <w:color w:val="000000" w:themeColor="text1"/>
@@ -10976,7 +10810,6 @@
         </w:rPr>
         <w:t xml:space="preserve"> disponível, para qual a solução foi converter os campos complexos em </w:t>
       </w:r>
-      <w:proofErr w:type="spellStart"/>
       <w:r>
         <w:rPr>
           <w:i/>
@@ -10985,7 +10818,6 @@
         </w:rPr>
         <w:t>strings</w:t>
       </w:r>
-      <w:proofErr w:type="spellEnd"/>
       <w:r>
         <w:rPr>
           <w:color w:val="000000" w:themeColor="text1"/>
@@ -11007,7 +10839,7 @@
     </w:p>
     <w:p>
       <w:pPr>
-        <w:pStyle w:val="PargrafodaLista"/>
+        <w:pStyle w:val="ListParagraph"/>
         <w:ind w:left="0"/>
         <w:rPr>
           <w:color w:val="000000" w:themeColor="text1"/>
@@ -11079,7 +10911,7 @@
     </w:p>
     <w:p>
       <w:pPr>
-        <w:pStyle w:val="PargrafodaLista"/>
+        <w:pStyle w:val="ListParagraph"/>
         <w:ind w:left="0"/>
         <w:rPr>
           <w:color w:val="000000" w:themeColor="text1"/>
@@ -11118,7 +10950,7 @@
     </w:p>
     <w:p>
       <w:pPr>
-        <w:pStyle w:val="PargrafodaLista"/>
+        <w:pStyle w:val="ListParagraph"/>
         <w:ind w:left="0" w:firstLine="0"/>
         <w:rPr>
           <w:color w:val="000000" w:themeColor="text1"/>
@@ -11127,7 +10959,7 @@
     </w:p>
     <w:p>
       <w:pPr>
-        <w:pStyle w:val="Ttulo2"/>
+        <w:pStyle w:val="Heading2"/>
         <w:ind w:firstLine="0"/>
         <w:rPr>
           <w:i w:val="0"/>
@@ -11804,34 +11636,14 @@
         </w:rPr>
         <w:t xml:space="preserve"> e </w:t>
       </w:r>
-      <w:proofErr w:type="spellStart"/>
-      <w:r>
-        <w:rPr>
-          <w:i/>
-          <w:iCs/>
-          <w:color w:val="000000" w:themeColor="text1"/>
-        </w:rPr>
-        <w:t>Styled</w:t>
-      </w:r>
-      <w:proofErr w:type="spellEnd"/>
-      <w:r>
-        <w:rPr>
-          <w:i/>
-          <w:iCs/>
-          <w:color w:val="000000" w:themeColor="text1"/>
-        </w:rPr>
-        <w:t xml:space="preserve"> </w:t>
-      </w:r>
-      <w:proofErr w:type="spellStart"/>
-      <w:r>
-        <w:rPr>
-          <w:i/>
-          <w:iCs/>
-          <w:color w:val="000000" w:themeColor="text1"/>
-        </w:rPr>
-        <w:t>Components</w:t>
-      </w:r>
-      <w:proofErr w:type="spellEnd"/>
+      <w:r>
+        <w:rPr>
+          <w:i/>
+          <w:iCs/>
+          <w:color w:val="000000" w:themeColor="text1"/>
+        </w:rPr>
+        <w:t>Styled Components</w:t>
+      </w:r>
       <w:r>
         <w:rPr>
           <w:color w:val="000000" w:themeColor="text1"/>
@@ -12333,21 +12145,7 @@
         <w:rPr>
           <w:color w:val="000000" w:themeColor="text1"/>
         </w:rPr>
-        <w:t xml:space="preserve">No geral, o projeto foi muito bom, o time era participativo e dialogava bastante – embora, claro, </w:t>
-      </w:r>
-      <w:proofErr w:type="spellStart"/>
-      <w:r>
-        <w:rPr>
-          <w:color w:val="000000" w:themeColor="text1"/>
-        </w:rPr>
-        <w:t>existam</w:t>
-      </w:r>
-      <w:proofErr w:type="spellEnd"/>
-      <w:r>
-        <w:rPr>
-          <w:color w:val="000000" w:themeColor="text1"/>
-        </w:rPr>
-        <w:t xml:space="preserve"> pessoas e pessoas</w:t>
+        <w:t>No geral, o projeto foi muito bom, o time era participativo e dialogava bastante – embora, claro, existam pessoas e pessoas</w:t>
       </w:r>
       <w:r>
         <w:rPr>
@@ -12409,9 +12207,9 @@
     </w:p>
     <w:p>
       <w:pPr>
-        <w:pStyle w:val="Ttulo1"/>
-        <w:rPr>
-          <w:rStyle w:val="Ttulo1Char"/>
+        <w:pStyle w:val="Heading1"/>
+        <w:rPr>
+          <w:rStyle w:val="Heading1Char"/>
           <w:b/>
           <w:bCs/>
         </w:rPr>
@@ -12421,7 +12219,7 @@
       <w:bookmarkStart w:id="57" w:name="_Toc151236256"/>
       <w:r>
         <w:rPr>
-          <w:rStyle w:val="Ttulo1Char"/>
+          <w:rStyle w:val="Heading1Char"/>
           <w:b/>
           <w:bCs/>
         </w:rPr>
@@ -12430,7 +12228,7 @@
       </w:r>
       <w:r>
         <w:rPr>
-          <w:rStyle w:val="Ttulo1Char"/>
+          <w:rStyle w:val="Heading1Char"/>
           <w:b/>
           <w:bCs/>
         </w:rPr>
@@ -12438,7 +12236,7 @@
       </w:r>
       <w:r>
         <w:rPr>
-          <w:rStyle w:val="Ttulo1Char"/>
+          <w:rStyle w:val="Heading1Char"/>
           <w:b/>
           <w:bCs/>
         </w:rPr>
@@ -12446,7 +12244,7 @@
       </w:r>
       <w:r>
         <w:rPr>
-          <w:rStyle w:val="Ttulo1Char"/>
+          <w:rStyle w:val="Heading1Char"/>
           <w:b/>
           <w:bCs/>
         </w:rPr>
@@ -12454,7 +12252,7 @@
       </w:r>
       <w:r>
         <w:rPr>
-          <w:rStyle w:val="Ttulo1Char"/>
+          <w:rStyle w:val="Heading1Char"/>
           <w:b/>
           <w:bCs/>
         </w:rPr>
@@ -12465,7 +12263,7 @@
       <w:bookmarkEnd w:id="57"/>
       <w:r>
         <w:rPr>
-          <w:rStyle w:val="Ttulo1Char"/>
+          <w:rStyle w:val="Heading1Char"/>
           <w:b/>
           <w:bCs/>
         </w:rPr>
@@ -12474,7 +12272,7 @@
     </w:p>
     <w:p>
       <w:pPr>
-        <w:pStyle w:val="Ttulo2"/>
+        <w:pStyle w:val="Heading2"/>
         <w:ind w:firstLine="0"/>
         <w:rPr>
           <w:i w:val="0"/>
@@ -12545,7 +12343,7 @@
     </w:p>
     <w:p>
       <w:pPr>
-        <w:pStyle w:val="PargrafodaLista"/>
+        <w:pStyle w:val="ListParagraph"/>
         <w:ind w:left="0"/>
         <w:rPr>
           <w:color w:val="000000" w:themeColor="text1"/>
@@ -12578,7 +12376,7 @@
     </w:p>
     <w:p>
       <w:pPr>
-        <w:pStyle w:val="PargrafodaLista"/>
+        <w:pStyle w:val="ListParagraph"/>
         <w:ind w:left="0"/>
         <w:rPr>
           <w:color w:val="000000" w:themeColor="text1"/>
@@ -12704,40 +12502,12 @@
         <w:rPr>
           <w:color w:val="000000" w:themeColor="text1"/>
         </w:rPr>
-        <w:t xml:space="preserve"> e tangíveis; tais quais vale-presentes, ingressos para cinema, assistentes inteligentes como a </w:t>
-      </w:r>
-      <w:proofErr w:type="spellStart"/>
-      <w:r>
-        <w:rPr>
-          <w:color w:val="000000" w:themeColor="text1"/>
-        </w:rPr>
-        <w:t>Alexa</w:t>
-      </w:r>
-      <w:proofErr w:type="spellEnd"/>
-      <w:r>
-        <w:rPr>
-          <w:color w:val="000000" w:themeColor="text1"/>
-        </w:rPr>
-        <w:t xml:space="preserve"> da </w:t>
-      </w:r>
-      <w:proofErr w:type="spellStart"/>
-      <w:r>
-        <w:rPr>
-          <w:color w:val="000000" w:themeColor="text1"/>
-        </w:rPr>
-        <w:t>Amazon</w:t>
-      </w:r>
-      <w:proofErr w:type="spellEnd"/>
-      <w:r>
-        <w:rPr>
-          <w:color w:val="000000" w:themeColor="text1"/>
-        </w:rPr>
-        <w:t>, entre outras inúmeras alternativas.</w:t>
-      </w:r>
-    </w:p>
-    <w:p>
-      <w:pPr>
-        <w:pStyle w:val="PargrafodaLista"/>
+        <w:t xml:space="preserve"> e tangíveis; tais quais vale-presentes, ingressos para cinema, assistentes inteligentes como a Alexa da Amazon, entre outras inúmeras alternativas.</w:t>
+      </w:r>
+    </w:p>
+    <w:p>
+      <w:pPr>
+        <w:pStyle w:val="ListParagraph"/>
         <w:ind w:left="0"/>
         <w:rPr>
           <w:color w:val="000000" w:themeColor="text1"/>
@@ -12783,7 +12553,7 @@
     </w:p>
     <w:p>
       <w:pPr>
-        <w:pStyle w:val="PargrafodaLista"/>
+        <w:pStyle w:val="ListParagraph"/>
         <w:ind w:left="0"/>
         <w:rPr>
           <w:color w:val="000000" w:themeColor="text1"/>
@@ -12918,7 +12688,7 @@
         <mc:AlternateContent>
           <mc:Choice Requires="wpg">
             <w:drawing>
-              <wp:anchor distT="0" distB="0" distL="114300" distR="114300" simplePos="0" relativeHeight="251681792" behindDoc="0" locked="0" layoutInCell="1" allowOverlap="1" wp14:anchorId="20E71530" wp14:editId="3FC1C12C">
+              <wp:anchor distT="0" distB="0" distL="114300" distR="114300" simplePos="0" relativeHeight="251681792" behindDoc="0" locked="0" layoutInCell="1" allowOverlap="1" wp14:anchorId="20E71530" wp14:editId="14CD5D96">
                 <wp:simplePos x="0" y="0"/>
                 <wp:positionH relativeFrom="column">
                   <wp:posOffset>-2540</wp:posOffset>
@@ -13001,7 +12771,7 @@
                           <w:txbxContent>
                             <w:p>
                               <w:pPr>
-                                <w:pStyle w:val="Legenda"/>
+                                <w:pStyle w:val="Caption"/>
                                 <w:jc w:val="center"/>
                                 <w:rPr>
                                   <w:noProof/>
@@ -13050,7 +12820,7 @@
                     <w:txbxContent>
                       <w:p>
                         <w:pPr>
-                          <w:pStyle w:val="Legenda"/>
+                          <w:pStyle w:val="Caption"/>
                           <w:jc w:val="center"/>
                           <w:rPr>
                             <w:noProof/>
@@ -13085,7 +12855,7 @@
     </w:p>
     <w:p>
       <w:pPr>
-        <w:pStyle w:val="Legenda"/>
+        <w:pStyle w:val="Caption"/>
         <w:keepNext/>
         <w:ind w:firstLine="0"/>
         <w:jc w:val="center"/>
@@ -13139,7 +12909,7 @@
     </w:p>
     <w:p>
       <w:pPr>
-        <w:pStyle w:val="Ttulo2"/>
+        <w:pStyle w:val="Heading2"/>
         <w:ind w:firstLine="0"/>
         <w:rPr>
           <w:i w:val="0"/>
@@ -13165,7 +12935,7 @@
     </w:p>
     <w:p>
       <w:pPr>
-        <w:pStyle w:val="Ttulo3"/>
+        <w:pStyle w:val="Heading3"/>
         <w:ind w:firstLine="0"/>
         <w:rPr>
           <w:b w:val="0"/>
@@ -13225,7 +12995,7 @@
     </w:p>
     <w:p>
       <w:pPr>
-        <w:pStyle w:val="PargrafodaLista"/>
+        <w:pStyle w:val="ListParagraph"/>
         <w:numPr>
           <w:ilvl w:val="0"/>
           <w:numId w:val="5"/>
@@ -13265,7 +13035,7 @@
     </w:p>
     <w:p>
       <w:pPr>
-        <w:pStyle w:val="PargrafodaLista"/>
+        <w:pStyle w:val="ListParagraph"/>
         <w:numPr>
           <w:ilvl w:val="0"/>
           <w:numId w:val="5"/>
@@ -13310,7 +13080,7 @@
     </w:p>
     <w:p>
       <w:pPr>
-        <w:pStyle w:val="PargrafodaLista"/>
+        <w:pStyle w:val="ListParagraph"/>
         <w:numPr>
           <w:ilvl w:val="0"/>
           <w:numId w:val="5"/>
@@ -13375,7 +13145,7 @@
     </w:p>
     <w:p>
       <w:pPr>
-        <w:pStyle w:val="PargrafodaLista"/>
+        <w:pStyle w:val="ListParagraph"/>
         <w:numPr>
           <w:ilvl w:val="0"/>
           <w:numId w:val="6"/>
@@ -13404,7 +13174,7 @@
     </w:p>
     <w:p>
       <w:pPr>
-        <w:pStyle w:val="PargrafodaLista"/>
+        <w:pStyle w:val="ListParagraph"/>
         <w:numPr>
           <w:ilvl w:val="0"/>
           <w:numId w:val="6"/>
@@ -13431,7 +13201,7 @@
     </w:p>
     <w:p>
       <w:pPr>
-        <w:pStyle w:val="PargrafodaLista"/>
+        <w:pStyle w:val="ListParagraph"/>
         <w:ind w:left="0" w:firstLine="0"/>
         <w:rPr>
           <w:color w:val="000000" w:themeColor="text1"/>
@@ -13440,7 +13210,7 @@
     </w:p>
     <w:p>
       <w:pPr>
-        <w:pStyle w:val="Ttulo3"/>
+        <w:pStyle w:val="Heading3"/>
         <w:ind w:firstLine="0"/>
         <w:rPr>
           <w:b w:val="0"/>
@@ -13611,7 +13381,6 @@
         </w:rPr>
         <w:t xml:space="preserve">linguagem de </w:t>
       </w:r>
-      <w:proofErr w:type="spellStart"/>
       <w:r>
         <w:rPr>
           <w:i/>
@@ -13620,7 +13389,6 @@
         </w:rPr>
         <w:t>scripting</w:t>
       </w:r>
-      <w:proofErr w:type="spellEnd"/>
       <w:r>
         <w:rPr>
           <w:color w:val="000000" w:themeColor="text1"/>
@@ -13788,7 +13556,6 @@
         <w:t xml:space="preserve">. Ele é um dos </w:t>
       </w:r>
       <w:bookmarkStart w:id="76" w:name="_Int_WNr41oEV"/>
-      <w:proofErr w:type="spellStart"/>
       <w:r>
         <w:rPr>
           <w:i/>
@@ -13800,7 +13567,6 @@
         <w:t>s</w:t>
       </w:r>
       <w:bookmarkEnd w:id="76"/>
-      <w:proofErr w:type="spellEnd"/>
       <w:r>
         <w:t xml:space="preserve"> mais utilizados atualmente, e é também um dos mais utilizados pela equipe, o que facilita </w:t>
       </w:r>
@@ -13932,7 +13698,7 @@
                           <w:txbxContent>
                             <w:p>
                               <w:pPr>
-                                <w:pStyle w:val="Legenda"/>
+                                <w:pStyle w:val="Caption"/>
                                 <w:jc w:val="center"/>
                                 <w:rPr>
                                   <w:noProof/>
@@ -13990,7 +13756,7 @@
                     <w:txbxContent>
                       <w:p>
                         <w:pPr>
-                          <w:pStyle w:val="Legenda"/>
+                          <w:pStyle w:val="Caption"/>
                           <w:jc w:val="center"/>
                           <w:rPr>
                             <w:noProof/>
@@ -14079,7 +13845,7 @@
     </w:p>
     <w:p>
       <w:pPr>
-        <w:pStyle w:val="Ttulo3"/>
+        <w:pStyle w:val="Heading3"/>
         <w:ind w:firstLine="0"/>
         <w:rPr>
           <w:b w:val="0"/>
@@ -14157,43 +13923,7 @@
           <w:iCs/>
           <w:color w:val="000000" w:themeColor="text1"/>
         </w:rPr>
-        <w:t xml:space="preserve">Model </w:t>
-      </w:r>
-      <w:proofErr w:type="spellStart"/>
-      <w:r>
-        <w:rPr>
-          <w:i/>
-          <w:iCs/>
-          <w:color w:val="000000" w:themeColor="text1"/>
-        </w:rPr>
-        <w:t>View</w:t>
-      </w:r>
-      <w:proofErr w:type="spellEnd"/>
-      <w:r>
-        <w:rPr>
-          <w:i/>
-          <w:iCs/>
-          <w:color w:val="000000" w:themeColor="text1"/>
-        </w:rPr>
-        <w:t xml:space="preserve"> </w:t>
-      </w:r>
-      <w:proofErr w:type="spellStart"/>
-      <w:r>
-        <w:rPr>
-          <w:i/>
-          <w:iCs/>
-          <w:color w:val="000000" w:themeColor="text1"/>
-        </w:rPr>
-        <w:t>Controller</w:t>
-      </w:r>
-      <w:proofErr w:type="spellEnd"/>
-      <w:r>
-        <w:rPr>
-          <w:i/>
-          <w:iCs/>
-          <w:color w:val="000000" w:themeColor="text1"/>
-        </w:rPr>
-        <w:t xml:space="preserve"> </w:t>
+        <w:t xml:space="preserve">Model View Controller </w:t>
       </w:r>
       <w:r>
         <w:rPr>
@@ -14334,7 +14064,7 @@
     </w:p>
     <w:p>
       <w:pPr>
-        <w:pStyle w:val="Legenda"/>
+        <w:pStyle w:val="Caption"/>
         <w:keepNext/>
         <w:jc w:val="center"/>
       </w:pPr>
@@ -14541,7 +14271,7 @@
     </w:p>
     <w:p>
       <w:pPr>
-        <w:pStyle w:val="Ttulo3"/>
+        <w:pStyle w:val="Heading3"/>
         <w:ind w:firstLine="0"/>
         <w:jc w:val="left"/>
         <w:rPr>
@@ -14554,7 +14284,7 @@
     </w:p>
     <w:p>
       <w:pPr>
-        <w:pStyle w:val="Ttulo3"/>
+        <w:pStyle w:val="Heading3"/>
         <w:ind w:firstLine="0"/>
         <w:rPr>
           <w:b w:val="0"/>
@@ -14656,7 +14386,7 @@
     </w:p>
     <w:p>
       <w:pPr>
-        <w:pStyle w:val="Ttulo3"/>
+        <w:pStyle w:val="Heading3"/>
         <w:ind w:firstLine="0"/>
         <w:jc w:val="left"/>
         <w:rPr>
@@ -14669,7 +14399,7 @@
     </w:p>
     <w:p>
       <w:pPr>
-        <w:pStyle w:val="Ttulo3"/>
+        <w:pStyle w:val="Heading3"/>
         <w:ind w:firstLine="0"/>
         <w:rPr>
           <w:b w:val="0"/>
@@ -15663,7 +15393,7 @@
     </w:p>
     <w:p>
       <w:pPr>
-        <w:pStyle w:val="Ttulo2"/>
+        <w:pStyle w:val="Heading2"/>
         <w:spacing w:line="240" w:lineRule="auto"/>
         <w:ind w:firstLine="0"/>
         <w:rPr>
@@ -15700,7 +15430,7 @@
     </w:p>
     <w:p>
       <w:pPr>
-        <w:pStyle w:val="Ttulo3"/>
+        <w:pStyle w:val="Heading3"/>
         <w:ind w:firstLine="0"/>
         <w:rPr>
           <w:sz w:val="24"/>
@@ -15723,7 +15453,7 @@
     </w:p>
     <w:p>
       <w:pPr>
-        <w:pStyle w:val="PargrafodaLista"/>
+        <w:pStyle w:val="ListParagraph"/>
         <w:ind w:left="0" w:firstLine="0"/>
         <w:rPr>
           <w:color w:val="000000" w:themeColor="text1"/>
@@ -15732,7 +15462,7 @@
     </w:p>
     <w:p>
       <w:pPr>
-        <w:pStyle w:val="PargrafodaLista"/>
+        <w:pStyle w:val="ListParagraph"/>
         <w:ind w:left="0"/>
         <w:rPr>
           <w:color w:val="000000" w:themeColor="text1"/>
@@ -15903,7 +15633,7 @@
     </w:p>
     <w:p>
       <w:pPr>
-        <w:pStyle w:val="PargrafodaLista"/>
+        <w:pStyle w:val="ListParagraph"/>
         <w:ind w:left="0"/>
         <w:rPr>
           <w:color w:val="000000" w:themeColor="text1"/>
@@ -16018,7 +15748,7 @@
     </w:p>
     <w:p>
       <w:pPr>
-        <w:pStyle w:val="PargrafodaLista"/>
+        <w:pStyle w:val="ListParagraph"/>
         <w:ind w:left="0"/>
         <w:rPr>
           <w:rStyle w:val="Hyperlink"/>
@@ -16098,7 +15828,7 @@
     </w:p>
     <w:p>
       <w:pPr>
-        <w:pStyle w:val="PargrafodaLista"/>
+        <w:pStyle w:val="ListParagraph"/>
         <w:spacing w:before="240"/>
         <w:ind w:left="0"/>
         <w:rPr>
@@ -16175,7 +15905,7 @@
     </w:p>
     <w:p>
       <w:pPr>
-        <w:pStyle w:val="PargrafodaLista"/>
+        <w:pStyle w:val="ListParagraph"/>
         <w:ind w:left="0"/>
         <w:rPr>
           <w:color w:val="000000" w:themeColor="text1"/>
@@ -16256,7 +15986,7 @@
     </w:p>
     <w:p>
       <w:pPr>
-        <w:pStyle w:val="PargrafodaLista"/>
+        <w:pStyle w:val="ListParagraph"/>
         <w:ind w:left="0"/>
         <w:rPr>
           <w:color w:val="000000" w:themeColor="text1"/>
@@ -16325,7 +16055,7 @@
     </w:p>
     <w:p>
       <w:pPr>
-        <w:pStyle w:val="PargrafodaLista"/>
+        <w:pStyle w:val="ListParagraph"/>
         <w:ind w:left="0"/>
       </w:pPr>
       <w:r>
@@ -16400,13 +16130,13 @@
     </w:p>
     <w:p>
       <w:pPr>
-        <w:pStyle w:val="PargrafodaLista"/>
+        <w:pStyle w:val="ListParagraph"/>
         <w:ind w:left="0" w:firstLine="0"/>
       </w:pPr>
     </w:p>
     <w:p>
       <w:pPr>
-        <w:pStyle w:val="Ttulo3"/>
+        <w:pStyle w:val="Heading3"/>
         <w:ind w:firstLine="0"/>
         <w:rPr>
           <w:b w:val="0"/>
@@ -16427,7 +16157,7 @@
     </w:p>
     <w:p>
       <w:pPr>
-        <w:pStyle w:val="PargrafodaLista"/>
+        <w:pStyle w:val="ListParagraph"/>
         <w:ind w:left="0" w:firstLine="0"/>
         <w:rPr>
           <w:color w:val="000000" w:themeColor="text1"/>
@@ -16436,7 +16166,7 @@
     </w:p>
     <w:p>
       <w:pPr>
-        <w:pStyle w:val="PargrafodaLista"/>
+        <w:pStyle w:val="ListParagraph"/>
         <w:ind w:left="0"/>
         <w:rPr>
           <w:color w:val="000000" w:themeColor="text1"/>
@@ -16511,7 +16241,7 @@
     </w:p>
     <w:p>
       <w:pPr>
-        <w:pStyle w:val="PargrafodaLista"/>
+        <w:pStyle w:val="ListParagraph"/>
         <w:ind w:left="0"/>
         <w:rPr>
           <w:color w:val="000000" w:themeColor="text1"/>
@@ -16678,7 +16408,7 @@
     </w:p>
     <w:p>
       <w:pPr>
-        <w:pStyle w:val="PargrafodaLista"/>
+        <w:pStyle w:val="ListParagraph"/>
         <w:ind w:left="0"/>
         <w:rPr>
           <w:color w:val="000000" w:themeColor="text1"/>
@@ -16760,7 +16490,7 @@
       <w:pPr>
         <w:ind w:firstLine="0"/>
         <w:rPr>
-          <w:rStyle w:val="Ttulo3Char"/>
+          <w:rStyle w:val="Heading3Char"/>
           <w:sz w:val="24"/>
           <w:szCs w:val="24"/>
         </w:rPr>
@@ -16770,7 +16500,7 @@
       <w:pPr>
         <w:ind w:firstLine="0"/>
         <w:rPr>
-          <w:rStyle w:val="Ttulo3Char"/>
+          <w:rStyle w:val="Heading3Char"/>
           <w:sz w:val="24"/>
           <w:szCs w:val="24"/>
         </w:rPr>
@@ -16778,7 +16508,7 @@
       <w:bookmarkStart w:id="105" w:name="_Toc151236267"/>
       <w:r>
         <w:rPr>
-          <w:rStyle w:val="Ttulo3Char"/>
+          <w:rStyle w:val="Heading3Char"/>
           <w:sz w:val="24"/>
           <w:szCs w:val="24"/>
         </w:rPr>
@@ -16793,15 +16523,7 @@
     </w:p>
     <w:p>
       <w:r>
-        <w:t xml:space="preserve">Finalmente, após um mês trabalhando em </w:t>
-      </w:r>
-      <w:proofErr w:type="spellStart"/>
-      <w:r>
-        <w:t>componentizar</w:t>
-      </w:r>
-      <w:proofErr w:type="spellEnd"/>
-      <w:r>
-        <w:t xml:space="preserve"> a maior parte da aplicação</w:t>
+        <w:t>Finalmente, após um mês trabalhando em componentizar a maior parte da aplicação</w:t>
       </w:r>
       <w:r>
         <w:t xml:space="preserve"> e o time se familiarizando com as ferramentas e tecnologias utilizadas, deu-se início a sprint mais longa do projeto</w:t>
@@ -17189,235 +16911,227 @@
         <w:t>backend</w:t>
       </w:r>
       <w:r>
-        <w:t xml:space="preserve">. Além disso, combinamos melhor os futuros prazos com a stakeholder e ficou definido que haveria uma apresentação - provavelmente a última - na sede da Globo no </w:t>
-      </w:r>
-      <w:proofErr w:type="spellStart"/>
-      <w:r>
-        <w:t>tecnopuc</w:t>
-      </w:r>
-      <w:proofErr w:type="spellEnd"/>
-      <w:r>
+        <w:t>. Além disso, combinamos melhor os futuros prazos com a stakeholder e ficou definido que haveria uma apresentação - provavelmente a última - na sede da Globo no tecnopuc.</w:t>
+      </w:r>
+    </w:p>
+    <w:p>
+      <w:pPr>
+        <w:ind w:firstLine="0"/>
+      </w:pPr>
+    </w:p>
+    <w:p>
+      <w:pPr>
+        <w:pStyle w:val="Heading3"/>
+        <w:ind w:firstLine="0"/>
+      </w:pPr>
+      <w:bookmarkStart w:id="107" w:name="_Toc151236268"/>
+      <w:r>
+        <w:t>3.3.4 Sprint 3</w:t>
+      </w:r>
+      <w:bookmarkEnd w:id="107"/>
+    </w:p>
+    <w:p>
+      <w:pPr>
+        <w:ind w:firstLine="0"/>
+      </w:pPr>
+    </w:p>
+    <w:p>
+      <w:pPr>
+        <w:pStyle w:val="ListParagraph"/>
+        <w:ind w:left="0"/>
+        <w:rPr>
+          <w:color w:val="000000" w:themeColor="text1"/>
+        </w:rPr>
+      </w:pPr>
+      <w:r>
+        <w:rPr>
+          <w:color w:val="000000" w:themeColor="text1"/>
+        </w:rPr>
+        <w:t xml:space="preserve">A </w:t>
+      </w:r>
+      <w:r>
+        <w:rPr>
+          <w:color w:val="000000" w:themeColor="text1"/>
+        </w:rPr>
+        <w:t>sprint</w:t>
+      </w:r>
+      <w:r>
+        <w:rPr>
+          <w:color w:val="000000" w:themeColor="text1"/>
+        </w:rPr>
+        <w:t xml:space="preserve"> 3 possuiu uma das menores durações</w:t>
+      </w:r>
+      <w:r>
+        <w:rPr>
+          <w:color w:val="000000" w:themeColor="text1"/>
+        </w:rPr>
+        <w:t>,</w:t>
+      </w:r>
+      <w:r>
+        <w:rPr>
+          <w:color w:val="000000" w:themeColor="text1"/>
+        </w:rPr>
+        <w:t xml:space="preserve"> com aproximadamente duas semanas</w:t>
+      </w:r>
+      <w:r>
+        <w:rPr>
+          <w:color w:val="000000" w:themeColor="text1"/>
+        </w:rPr>
+        <w:t xml:space="preserve"> de duração</w:t>
+      </w:r>
+      <w:r>
+        <w:rPr>
+          <w:color w:val="000000" w:themeColor="text1"/>
+        </w:rPr>
+        <w:t xml:space="preserve">. Inicialmente, devido ao número diferente de </w:t>
+      </w:r>
+      <w:r>
+        <w:rPr>
+          <w:color w:val="000000" w:themeColor="text1"/>
+        </w:rPr>
+        <w:t xml:space="preserve">AGES </w:t>
+      </w:r>
+      <w:r>
+        <w:rPr>
+          <w:color w:val="000000" w:themeColor="text1"/>
+        </w:rPr>
+        <w:t xml:space="preserve">I e </w:t>
+      </w:r>
+      <w:r>
+        <w:rPr>
+          <w:color w:val="000000" w:themeColor="text1"/>
+        </w:rPr>
+        <w:t xml:space="preserve">AGES </w:t>
+      </w:r>
+      <w:r>
+        <w:rPr>
+          <w:color w:val="000000" w:themeColor="text1"/>
+        </w:rPr>
+        <w:t xml:space="preserve">II, ao </w:t>
+      </w:r>
+      <w:r>
+        <w:rPr>
+          <w:color w:val="000000" w:themeColor="text1"/>
+        </w:rPr>
+        <w:t>invés</w:t>
+      </w:r>
+      <w:r>
+        <w:rPr>
+          <w:color w:val="000000" w:themeColor="text1"/>
+        </w:rPr>
+        <w:t xml:space="preserve"> de fazer uma tarefa de trio como nos primeiros meses, optei por participar de duas tarefas, cada uma com um </w:t>
+      </w:r>
+      <w:r>
+        <w:rPr>
+          <w:color w:val="000000" w:themeColor="text1"/>
+        </w:rPr>
+        <w:t xml:space="preserve">AGES </w:t>
+      </w:r>
+      <w:r>
+        <w:rPr>
+          <w:color w:val="000000" w:themeColor="text1"/>
+        </w:rPr>
+        <w:t>I a frente do desenvolvimento. O resto do time se dividiu em duplas para realizar melhorias de interface, testes de integração e algumas funcionalidades para o administrador do sistema que ainda estavam faltando.</w:t>
+      </w:r>
+    </w:p>
+    <w:p>
+      <w:pPr>
+        <w:pStyle w:val="ListParagraph"/>
+        <w:ind w:left="0"/>
+        <w:rPr>
+          <w:color w:val="000000" w:themeColor="text1"/>
+        </w:rPr>
+      </w:pPr>
+      <w:r>
+        <w:rPr>
+          <w:color w:val="000000" w:themeColor="text1"/>
+        </w:rPr>
+        <w:t xml:space="preserve">Normalmente, teria </w:t>
+      </w:r>
+      <w:r>
+        <w:rPr>
+          <w:color w:val="000000" w:themeColor="text1"/>
+        </w:rPr>
+        <w:t>concluído</w:t>
+      </w:r>
+      <w:r>
+        <w:rPr>
+          <w:color w:val="000000" w:themeColor="text1"/>
+        </w:rPr>
+        <w:t xml:space="preserve"> mais do que 2 tarefas em uma sprint</w:t>
+      </w:r>
+      <w:r>
+        <w:rPr>
+          <w:color w:val="000000" w:themeColor="text1"/>
+        </w:rPr>
+        <w:t xml:space="preserve"> – estas sendo uma rota no backend e um modal no front</w:t>
+      </w:r>
+      <w:r>
+        <w:rPr>
+          <w:color w:val="000000" w:themeColor="text1"/>
+        </w:rPr>
+        <w:t xml:space="preserve"> </w:t>
+      </w:r>
+      <w:r>
+        <w:rPr>
+          <w:color w:val="000000" w:themeColor="text1"/>
+        </w:rPr>
+        <w:t xml:space="preserve">end que enviaria uma foto para a </w:t>
+      </w:r>
+      <w:r>
+        <w:rPr>
+          <w:i/>
+          <w:iCs/>
+          <w:color w:val="000000" w:themeColor="text1"/>
+        </w:rPr>
+        <w:t>AWS</w:t>
+      </w:r>
+      <w:r>
+        <w:rPr>
+          <w:color w:val="000000" w:themeColor="text1"/>
+        </w:rPr>
+        <w:t xml:space="preserve">, mas posso ter subestimado o tempo que estas duas em especial iriam levar. De qualquer forma, conseguimos finalizar as tarefas pouco antes do </w:t>
+      </w:r>
+      <w:r>
+        <w:rPr>
+          <w:i/>
+          <w:iCs/>
+          <w:color w:val="000000" w:themeColor="text1"/>
+        </w:rPr>
+        <w:t xml:space="preserve">code </w:t>
+      </w:r>
+      <w:bookmarkStart w:id="108" w:name="_Int_ssAIIEgY"/>
+      <w:r>
+        <w:rPr>
+          <w:i/>
+          <w:iCs/>
+          <w:color w:val="000000" w:themeColor="text1"/>
+        </w:rPr>
+        <w:t>freeze</w:t>
+      </w:r>
+      <w:bookmarkEnd w:id="108"/>
+      <w:r>
+        <w:rPr>
+          <w:color w:val="000000" w:themeColor="text1"/>
+        </w:rPr>
+        <w:t>, com alguma ajuda de</w:t>
+      </w:r>
+      <w:r>
+        <w:rPr>
+          <w:color w:val="000000" w:themeColor="text1"/>
+        </w:rPr>
+        <w:t xml:space="preserve"> outras duplas</w:t>
+      </w:r>
+      <w:r>
+        <w:rPr>
+          <w:color w:val="000000" w:themeColor="text1"/>
+        </w:rPr>
         <w:t>.</w:t>
       </w:r>
     </w:p>
     <w:p>
       <w:pPr>
-        <w:ind w:firstLine="0"/>
-      </w:pPr>
-    </w:p>
-    <w:p>
-      <w:pPr>
-        <w:pStyle w:val="Ttulo3"/>
-        <w:ind w:firstLine="0"/>
-      </w:pPr>
-      <w:bookmarkStart w:id="107" w:name="_Toc151236268"/>
-      <w:r>
-        <w:t>3.3.4 Sprint 3</w:t>
-      </w:r>
-      <w:bookmarkEnd w:id="107"/>
-    </w:p>
-    <w:p>
-      <w:pPr>
-        <w:ind w:firstLine="0"/>
-      </w:pPr>
-    </w:p>
-    <w:p>
-      <w:pPr>
-        <w:pStyle w:val="PargrafodaLista"/>
-        <w:ind w:left="0"/>
-        <w:rPr>
-          <w:color w:val="000000" w:themeColor="text1"/>
-        </w:rPr>
-      </w:pPr>
-      <w:r>
-        <w:rPr>
-          <w:color w:val="000000" w:themeColor="text1"/>
-        </w:rPr>
-        <w:t xml:space="preserve">A </w:t>
-      </w:r>
-      <w:r>
-        <w:rPr>
-          <w:color w:val="000000" w:themeColor="text1"/>
-        </w:rPr>
-        <w:t>sprint</w:t>
-      </w:r>
-      <w:r>
-        <w:rPr>
-          <w:color w:val="000000" w:themeColor="text1"/>
-        </w:rPr>
-        <w:t xml:space="preserve"> 3 possuiu uma das menores durações</w:t>
-      </w:r>
-      <w:r>
-        <w:rPr>
-          <w:color w:val="000000" w:themeColor="text1"/>
-        </w:rPr>
-        <w:t>,</w:t>
-      </w:r>
-      <w:r>
-        <w:rPr>
-          <w:color w:val="000000" w:themeColor="text1"/>
-        </w:rPr>
-        <w:t xml:space="preserve"> com aproximadamente duas semanas</w:t>
-      </w:r>
-      <w:r>
-        <w:rPr>
-          <w:color w:val="000000" w:themeColor="text1"/>
-        </w:rPr>
-        <w:t xml:space="preserve"> de duração</w:t>
-      </w:r>
-      <w:r>
-        <w:rPr>
-          <w:color w:val="000000" w:themeColor="text1"/>
-        </w:rPr>
-        <w:t xml:space="preserve">. Inicialmente, devido ao número diferente de </w:t>
-      </w:r>
-      <w:r>
-        <w:rPr>
-          <w:color w:val="000000" w:themeColor="text1"/>
-        </w:rPr>
-        <w:t xml:space="preserve">AGES </w:t>
-      </w:r>
-      <w:r>
-        <w:rPr>
-          <w:color w:val="000000" w:themeColor="text1"/>
-        </w:rPr>
-        <w:t xml:space="preserve">I e </w:t>
-      </w:r>
-      <w:r>
-        <w:rPr>
-          <w:color w:val="000000" w:themeColor="text1"/>
-        </w:rPr>
-        <w:t xml:space="preserve">AGES </w:t>
-      </w:r>
-      <w:r>
-        <w:rPr>
-          <w:color w:val="000000" w:themeColor="text1"/>
-        </w:rPr>
-        <w:t xml:space="preserve">II, ao </w:t>
-      </w:r>
-      <w:r>
-        <w:rPr>
-          <w:color w:val="000000" w:themeColor="text1"/>
-        </w:rPr>
-        <w:t>invés</w:t>
-      </w:r>
-      <w:r>
-        <w:rPr>
-          <w:color w:val="000000" w:themeColor="text1"/>
-        </w:rPr>
-        <w:t xml:space="preserve"> de fazer uma tarefa de trio como nos primeiros meses, optei por participar de duas tarefas, cada uma com um </w:t>
-      </w:r>
-      <w:r>
-        <w:rPr>
-          <w:color w:val="000000" w:themeColor="text1"/>
-        </w:rPr>
-        <w:t xml:space="preserve">AGES </w:t>
-      </w:r>
-      <w:r>
-        <w:rPr>
-          <w:color w:val="000000" w:themeColor="text1"/>
-        </w:rPr>
-        <w:t>I a frente do desenvolvimento. O resto do time se dividiu em duplas para realizar melhorias de interface, testes de integração e algumas funcionalidades para o administrador do sistema que ainda estavam faltando.</w:t>
-      </w:r>
-    </w:p>
-    <w:p>
-      <w:pPr>
-        <w:pStyle w:val="PargrafodaLista"/>
-        <w:ind w:left="0"/>
-        <w:rPr>
-          <w:color w:val="000000" w:themeColor="text1"/>
-        </w:rPr>
-      </w:pPr>
-      <w:r>
-        <w:rPr>
-          <w:color w:val="000000" w:themeColor="text1"/>
-        </w:rPr>
-        <w:t xml:space="preserve">Normalmente, teria </w:t>
-      </w:r>
-      <w:r>
-        <w:rPr>
-          <w:color w:val="000000" w:themeColor="text1"/>
-        </w:rPr>
-        <w:t>concluído</w:t>
-      </w:r>
-      <w:r>
-        <w:rPr>
-          <w:color w:val="000000" w:themeColor="text1"/>
-        </w:rPr>
-        <w:t xml:space="preserve"> mais do que 2 tarefas em uma sprint</w:t>
-      </w:r>
-      <w:r>
-        <w:rPr>
-          <w:color w:val="000000" w:themeColor="text1"/>
-        </w:rPr>
-        <w:t xml:space="preserve"> – estas sendo uma rota no backend e um modal no front</w:t>
-      </w:r>
-      <w:r>
-        <w:rPr>
-          <w:color w:val="000000" w:themeColor="text1"/>
-        </w:rPr>
-        <w:t xml:space="preserve"> </w:t>
-      </w:r>
-      <w:r>
-        <w:rPr>
-          <w:color w:val="000000" w:themeColor="text1"/>
-        </w:rPr>
-        <w:t xml:space="preserve">end que enviaria uma foto para a </w:t>
-      </w:r>
-      <w:r>
-        <w:rPr>
-          <w:i/>
-          <w:iCs/>
-          <w:color w:val="000000" w:themeColor="text1"/>
-        </w:rPr>
-        <w:t>AWS</w:t>
-      </w:r>
-      <w:r>
-        <w:rPr>
-          <w:color w:val="000000" w:themeColor="text1"/>
-        </w:rPr>
-        <w:t xml:space="preserve">, mas posso ter subestimado o tempo que estas duas em especial iriam levar. De qualquer forma, conseguimos finalizar as tarefas pouco antes do </w:t>
-      </w:r>
-      <w:r>
-        <w:rPr>
-          <w:i/>
-          <w:iCs/>
-          <w:color w:val="000000" w:themeColor="text1"/>
-        </w:rPr>
-        <w:t xml:space="preserve">code </w:t>
-      </w:r>
-      <w:bookmarkStart w:id="108" w:name="_Int_ssAIIEgY"/>
-      <w:r>
-        <w:rPr>
-          <w:i/>
-          <w:iCs/>
-          <w:color w:val="000000" w:themeColor="text1"/>
-        </w:rPr>
-        <w:t>freeze</w:t>
-      </w:r>
-      <w:bookmarkEnd w:id="108"/>
-      <w:r>
-        <w:rPr>
-          <w:color w:val="000000" w:themeColor="text1"/>
-        </w:rPr>
-        <w:t>, com alguma ajuda de</w:t>
-      </w:r>
-      <w:r>
-        <w:rPr>
-          <w:color w:val="000000" w:themeColor="text1"/>
-        </w:rPr>
-        <w:t xml:space="preserve"> outras duplas</w:t>
-      </w:r>
-      <w:r>
-        <w:rPr>
-          <w:color w:val="000000" w:themeColor="text1"/>
-        </w:rPr>
-        <w:t>.</w:t>
-      </w:r>
-    </w:p>
-    <w:p>
-      <w:pPr>
-        <w:pStyle w:val="PargrafodaLista"/>
+        <w:pStyle w:val="ListParagraph"/>
         <w:ind w:left="0"/>
         <w:rPr>
           <w:color w:val="000000" w:themeColor="text1"/>
@@ -17556,26 +17270,12 @@
         <w:rPr>
           <w:color w:val="000000" w:themeColor="text1"/>
         </w:rPr>
-        <w:t xml:space="preserve">não </w:t>
-      </w:r>
-      <w:proofErr w:type="spellStart"/>
-      <w:r>
-        <w:rPr>
-          <w:color w:val="000000" w:themeColor="text1"/>
-        </w:rPr>
-        <w:t>tinhamos</w:t>
-      </w:r>
-      <w:proofErr w:type="spellEnd"/>
-      <w:r>
-        <w:rPr>
-          <w:color w:val="000000" w:themeColor="text1"/>
-        </w:rPr>
-        <w:t xml:space="preserve"> um teste padrão para testar esta união. Além disso, tive alguns problemas pessoais no meio do caminho que não me permitiram dedicar tanto tempo quanto comumente.</w:t>
-      </w:r>
-    </w:p>
-    <w:p>
-      <w:pPr>
-        <w:pStyle w:val="PargrafodaLista"/>
+        <w:t>não tinhamos um teste padrão para testar esta união. Além disso, tive alguns problemas pessoais no meio do caminho que não me permitiram dedicar tanto tempo quanto comumente.</w:t>
+      </w:r>
+    </w:p>
+    <w:p>
+      <w:pPr>
+        <w:pStyle w:val="ListParagraph"/>
         <w:ind w:left="0"/>
         <w:rPr>
           <w:color w:val="000000" w:themeColor="text1"/>
@@ -17652,10 +17352,10 @@
     </w:p>
     <w:p>
       <w:pPr>
-        <w:pStyle w:val="PargrafodaLista"/>
+        <w:pStyle w:val="ListParagraph"/>
         <w:ind w:left="0" w:firstLine="0"/>
         <w:rPr>
-          <w:rStyle w:val="Ttulo3Char"/>
+          <w:rStyle w:val="Heading3Char"/>
           <w:sz w:val="24"/>
           <w:szCs w:val="24"/>
         </w:rPr>
@@ -17663,7 +17363,7 @@
       <w:bookmarkStart w:id="109" w:name="_Toc151236269"/>
       <w:r>
         <w:rPr>
-          <w:rStyle w:val="Ttulo3Char"/>
+          <w:rStyle w:val="Heading3Char"/>
           <w:sz w:val="24"/>
           <w:szCs w:val="24"/>
         </w:rPr>
@@ -17673,7 +17373,7 @@
     </w:p>
     <w:p>
       <w:pPr>
-        <w:pStyle w:val="PargrafodaLista"/>
+        <w:pStyle w:val="ListParagraph"/>
         <w:ind w:left="0" w:firstLine="0"/>
         <w:rPr>
           <w:color w:val="000000" w:themeColor="text1"/>
@@ -17682,7 +17382,7 @@
     </w:p>
     <w:p>
       <w:pPr>
-        <w:pStyle w:val="PargrafodaLista"/>
+        <w:pStyle w:val="ListParagraph"/>
         <w:ind w:left="0"/>
         <w:rPr>
           <w:color w:val="000000" w:themeColor="text1"/>
@@ -17807,7 +17507,7 @@
     </w:p>
     <w:p>
       <w:pPr>
-        <w:pStyle w:val="PargrafodaLista"/>
+        <w:pStyle w:val="ListParagraph"/>
         <w:ind w:left="0"/>
         <w:rPr>
           <w:color w:val="000000" w:themeColor="text1"/>
@@ -17831,21 +17531,7 @@
         <w:rPr>
           <w:color w:val="000000" w:themeColor="text1"/>
         </w:rPr>
-        <w:t xml:space="preserve"> em trio - conforme citado </w:t>
-      </w:r>
-      <w:proofErr w:type="spellStart"/>
-      <w:r>
-        <w:rPr>
-          <w:color w:val="000000" w:themeColor="text1"/>
-        </w:rPr>
-        <w:t>na</w:t>
-      </w:r>
-      <w:proofErr w:type="spellEnd"/>
-      <w:r>
-        <w:rPr>
-          <w:color w:val="000000" w:themeColor="text1"/>
-        </w:rPr>
-        <w:t xml:space="preserve"> </w:t>
+        <w:t xml:space="preserve"> em trio - conforme citado na </w:t>
       </w:r>
       <w:r>
         <w:rPr>
@@ -17889,7 +17575,6 @@
         </w:rPr>
         <w:t xml:space="preserve">. Estava em </w:t>
       </w:r>
-      <w:proofErr w:type="spellStart"/>
       <w:r>
         <w:rPr>
           <w:i/>
@@ -17898,7 +17583,6 @@
         </w:rPr>
         <w:t>call</w:t>
       </w:r>
-      <w:proofErr w:type="spellEnd"/>
       <w:r>
         <w:rPr>
           <w:color w:val="000000" w:themeColor="text1"/>
@@ -18007,7 +17691,6 @@
         </w:rPr>
         <w:t xml:space="preserve"> tendo sido um sucesso - apesar de não ser dinâmico pela falta de escopo. Após concluir estas duas tarefas, fiz 2 </w:t>
       </w:r>
-      <w:proofErr w:type="spellStart"/>
       <w:r>
         <w:rPr>
           <w:i/>
@@ -18016,7 +17699,6 @@
         </w:rPr>
         <w:t>bugfixes</w:t>
       </w:r>
-      <w:proofErr w:type="spellEnd"/>
       <w:r>
         <w:rPr>
           <w:color w:val="000000" w:themeColor="text1"/>
@@ -18060,7 +17742,6 @@
         <w:t xml:space="preserve"> - fosse opcional e que houvesse um </w:t>
       </w:r>
       <w:bookmarkStart w:id="110" w:name="_Int_tELXuSeV"/>
-      <w:proofErr w:type="spellStart"/>
       <w:r>
         <w:rPr>
           <w:i/>
@@ -18070,7 +17751,6 @@
         <w:t>fallback</w:t>
       </w:r>
       <w:bookmarkEnd w:id="110"/>
-      <w:proofErr w:type="spellEnd"/>
       <w:r>
         <w:rPr>
           <w:color w:val="000000" w:themeColor="text1"/>
@@ -18086,7 +17766,7 @@
     </w:p>
     <w:p>
       <w:pPr>
-        <w:pStyle w:val="PargrafodaLista"/>
+        <w:pStyle w:val="ListParagraph"/>
         <w:ind w:left="0"/>
         <w:rPr>
           <w:color w:val="000000" w:themeColor="text1"/>
@@ -18144,7 +17824,7 @@
     </w:p>
     <w:p>
       <w:pPr>
-        <w:pStyle w:val="PargrafodaLista"/>
+        <w:pStyle w:val="ListParagraph"/>
         <w:ind w:left="0"/>
         <w:rPr>
           <w:color w:val="000000" w:themeColor="text1"/>
@@ -18231,7 +17911,7 @@
     </w:p>
     <w:p>
       <w:pPr>
-        <w:pStyle w:val="PargrafodaLista"/>
+        <w:pStyle w:val="ListParagraph"/>
         <w:ind w:left="0"/>
       </w:pPr>
       <w:r>
@@ -18258,18 +17938,8 @@
           <w:iCs/>
           <w:color w:val="000000" w:themeColor="text1"/>
         </w:rPr>
-        <w:t xml:space="preserve"> </w:t>
-      </w:r>
-      <w:proofErr w:type="spellStart"/>
-      <w:r>
-        <w:rPr>
-          <w:i/>
-          <w:iCs/>
-          <w:color w:val="000000" w:themeColor="text1"/>
-        </w:rPr>
-        <w:t>showcase</w:t>
-      </w:r>
-      <w:proofErr w:type="spellEnd"/>
+        <w:t xml:space="preserve"> showcase</w:t>
+      </w:r>
       <w:r>
         <w:rPr>
           <w:color w:val="000000" w:themeColor="text1"/>
@@ -18293,7 +17963,7 @@
       <w:pPr>
         <w:ind w:firstLine="0"/>
         <w:rPr>
-          <w:rStyle w:val="Ttulo2Char"/>
+          <w:rStyle w:val="Heading2Char"/>
           <w:i w:val="0"/>
           <w:iCs w:val="0"/>
           <w:sz w:val="24"/>
@@ -18305,7 +17975,7 @@
       <w:pPr>
         <w:ind w:firstLine="0"/>
         <w:rPr>
-          <w:rStyle w:val="Ttulo2Char"/>
+          <w:rStyle w:val="Heading2Char"/>
           <w:i w:val="0"/>
           <w:iCs w:val="0"/>
           <w:sz w:val="24"/>
@@ -18315,7 +17985,7 @@
       <w:bookmarkStart w:id="111" w:name="_Toc151236270"/>
       <w:r>
         <w:rPr>
-          <w:rStyle w:val="Ttulo2Char"/>
+          <w:rStyle w:val="Heading2Char"/>
           <w:i w:val="0"/>
           <w:iCs w:val="0"/>
           <w:sz w:val="24"/>
@@ -18327,11 +17997,11 @@
     </w:p>
     <w:p>
       <w:pPr>
-        <w:pStyle w:val="PargrafodaLista"/>
+        <w:pStyle w:val="ListParagraph"/>
         <w:ind w:left="0" w:firstLine="0"/>
         <w:jc w:val="left"/>
         <w:rPr>
-          <w:rStyle w:val="Ttulo1Char"/>
+          <w:rStyle w:val="Heading1Char"/>
         </w:rPr>
       </w:pPr>
     </w:p>
@@ -18396,21 +18066,12 @@
       <w:r>
         <w:t xml:space="preserve">a base dos repositórios no GitLab, os AGES I foram estudar tais tecnologias para não ficar de fora do desenvolvimento, as AGES IV já deram início a escrita das </w:t>
       </w:r>
-      <w:proofErr w:type="spellStart"/>
-      <w:r>
-        <w:rPr>
-          <w:i/>
-          <w:iCs/>
-        </w:rPr>
-        <w:t>User</w:t>
-      </w:r>
-      <w:proofErr w:type="spellEnd"/>
-      <w:r>
-        <w:rPr>
-          <w:i/>
-          <w:iCs/>
-        </w:rPr>
-        <w:t xml:space="preserve"> Stories</w:t>
+      <w:r>
+        <w:rPr>
+          <w:i/>
+          <w:iCs/>
+        </w:rPr>
+        <w:t>User Stories</w:t>
       </w:r>
       <w:r>
         <w:t xml:space="preserve"> para a cliente e planejamento das tarefas dentro do time e, para minha grande surpresa, todos os 7 AGES II começaram a desenhar e estruturar o Banco de Dados, tendo chego em um consenso muito rapidamente. Em suma, dentro do primeiro mês de projeto já tínhamos um Figma funcional com participação de todos, um banco de dados estruturado com participa</w:t>
@@ -18450,14 +18111,20 @@
     </w:p>
     <w:p>
       <w:pPr>
-        <w:pStyle w:val="Ttulo1"/>
+        <w:pStyle w:val="Heading1"/>
       </w:pPr>
       <w:bookmarkStart w:id="112" w:name="_Toc660805616"/>
       <w:bookmarkStart w:id="113" w:name="_Toc1770363107"/>
       <w:bookmarkStart w:id="114" w:name="_Toc151236271"/>
       <w:r>
         <w:lastRenderedPageBreak/>
-        <w:t>4. PROJETOS AGES III - NOME DO PROJETO 202</w:t>
+        <w:t xml:space="preserve">4. PROJETOS AGES III - </w:t>
+      </w:r>
+      <w:r>
+        <w:t>Wimbelemdon</w:t>
+      </w:r>
+      <w:r>
+        <w:t xml:space="preserve"> 202</w:t>
       </w:r>
       <w:bookmarkEnd w:id="61"/>
       <w:r>
@@ -18469,7 +18136,7 @@
     </w:p>
     <w:p>
       <w:pPr>
-        <w:pStyle w:val="Ttulo1"/>
+        <w:pStyle w:val="Heading1"/>
         <w:rPr>
           <w:color w:val="000000" w:themeColor="text1"/>
         </w:rPr>
@@ -18481,7 +18148,7 @@
     </w:p>
     <w:p>
       <w:pPr>
-        <w:pStyle w:val="Ttulo1"/>
+        <w:pStyle w:val="Heading1"/>
       </w:pPr>
       <w:bookmarkStart w:id="116" w:name="_Toc1255913860"/>
       <w:bookmarkStart w:id="117" w:name="_Toc102272983"/>
@@ -18492,11 +18159,14 @@
       </w:r>
       <w:bookmarkEnd w:id="115"/>
       <w:r>
-        <w:t>2025</w:t>
+        <w:t>202</w:t>
       </w:r>
       <w:bookmarkEnd w:id="116"/>
       <w:bookmarkEnd w:id="117"/>
       <w:bookmarkEnd w:id="118"/>
+      <w:r>
+        <w:t>6</w:t>
+      </w:r>
     </w:p>
     <w:p>
       <w:pPr>
@@ -18520,7 +18190,7 @@
     </w:p>
     <w:p>
       <w:pPr>
-        <w:pStyle w:val="Ttulo1"/>
+        <w:pStyle w:val="Heading1"/>
       </w:pPr>
       <w:bookmarkStart w:id="120" w:name="_Toc737456403"/>
       <w:bookmarkStart w:id="121" w:name="_Toc492326109"/>
@@ -18587,7 +18257,7 @@
     </w:p>
     <w:p>
       <w:pPr>
-        <w:pStyle w:val="PargrafodaLista"/>
+        <w:pStyle w:val="ListParagraph"/>
         <w:numPr>
           <w:ilvl w:val="0"/>
           <w:numId w:val="10"/>
@@ -18618,7 +18288,7 @@
     </w:p>
     <w:p>
       <w:pPr>
-        <w:pStyle w:val="PargrafodaLista"/>
+        <w:pStyle w:val="ListParagraph"/>
         <w:numPr>
           <w:ilvl w:val="1"/>
           <w:numId w:val="10"/>
@@ -18632,26 +18302,12 @@
         <w:rPr>
           <w:color w:val="000000" w:themeColor="text1"/>
         </w:rPr>
-        <w:t>competências (o que) e habilidades desenvolvidas (como), (</w:t>
-      </w:r>
-      <w:proofErr w:type="spellStart"/>
-      <w:r>
-        <w:rPr>
-          <w:color w:val="000000" w:themeColor="text1"/>
-        </w:rPr>
-        <w:t>hardskills</w:t>
-      </w:r>
-      <w:proofErr w:type="spellEnd"/>
-      <w:r>
-        <w:rPr>
-          <w:color w:val="000000" w:themeColor="text1"/>
-        </w:rPr>
-        <w:t xml:space="preserve"> e softskills);</w:t>
-      </w:r>
-    </w:p>
-    <w:p>
-      <w:pPr>
-        <w:pStyle w:val="PargrafodaLista"/>
+        <w:t>competências (o que) e habilidades desenvolvidas (como), (hardskills e softskills);</w:t>
+      </w:r>
+    </w:p>
+    <w:p>
+      <w:pPr>
+        <w:pStyle w:val="ListParagraph"/>
         <w:numPr>
           <w:ilvl w:val="1"/>
           <w:numId w:val="10"/>
@@ -18670,7 +18326,7 @@
     </w:p>
     <w:p>
       <w:pPr>
-        <w:pStyle w:val="PargrafodaLista"/>
+        <w:pStyle w:val="ListParagraph"/>
         <w:numPr>
           <w:ilvl w:val="0"/>
           <w:numId w:val="10"/>
@@ -18689,7 +18345,7 @@
     </w:p>
     <w:p>
       <w:pPr>
-        <w:pStyle w:val="PargrafodaLista"/>
+        <w:pStyle w:val="ListParagraph"/>
         <w:numPr>
           <w:ilvl w:val="0"/>
           <w:numId w:val="10"/>
@@ -18708,7 +18364,7 @@
     </w:p>
     <w:p>
       <w:pPr>
-        <w:pStyle w:val="PargrafodaLista"/>
+        <w:pStyle w:val="ListParagraph"/>
         <w:numPr>
           <w:ilvl w:val="0"/>
           <w:numId w:val="10"/>
@@ -18854,15 +18510,7 @@
         <w:ind w:firstLine="0"/>
       </w:pPr>
       <w:r>
-        <w:t xml:space="preserve">[4] React </w:t>
-      </w:r>
-      <w:proofErr w:type="spellStart"/>
-      <w:r>
-        <w:t>Native</w:t>
-      </w:r>
-      <w:proofErr w:type="spellEnd"/>
-      <w:r>
-        <w:t xml:space="preserve"> - https://reactnative.dev/docs/getting-started. Acesso em 23 mar. 2023</w:t>
+        <w:t>[4] React Native - https://reactnative.dev/docs/getting-started. Acesso em 23 mar. 2023</w:t>
       </w:r>
     </w:p>
     <w:p>
@@ -18926,23 +18574,7 @@
         <w:ind w:firstLine="0"/>
       </w:pPr>
       <w:r>
-        <w:t xml:space="preserve">[12] </w:t>
-      </w:r>
-      <w:proofErr w:type="spellStart"/>
-      <w:r>
-        <w:t>Styled</w:t>
-      </w:r>
-      <w:proofErr w:type="spellEnd"/>
-      <w:r>
-        <w:t xml:space="preserve"> </w:t>
-      </w:r>
-      <w:proofErr w:type="spellStart"/>
-      <w:r>
-        <w:t>Components</w:t>
-      </w:r>
-      <w:proofErr w:type="spellEnd"/>
-      <w:r>
-        <w:t xml:space="preserve"> - https://styled-components.com/docs. Acesso em 23 mar. 2023</w:t>
+        <w:t>[12] Styled Components - https://styled-components.com/docs. Acesso em 23 mar. 2023</w:t>
       </w:r>
     </w:p>
     <w:p>
@@ -19283,7 +18915,7 @@
 </file>
 
 <file path=word/endnotes.xml><?xml version="1.0" encoding="utf-8"?>
-<w:endnotes xmlns:wpc="http://schemas.microsoft.com/office/word/2010/wordprocessingCanvas" xmlns:cx="http://schemas.microsoft.com/office/drawing/2014/chartex" xmlns:cx1="http://schemas.microsoft.com/office/drawing/2015/9/8/chartex" xmlns:cx2="http://schemas.microsoft.com/office/drawing/2015/10/21/chartex" xmlns:cx3="http://schemas.microsoft.com/office/drawing/2016/5/9/chartex" xmlns:cx4="http://schemas.microsoft.com/office/drawing/2016/5/10/chartex" xmlns:cx5="http://schemas.microsoft.com/office/drawing/2016/5/11/chartex" xmlns:cx6="http://schemas.microsoft.com/office/drawing/2016/5/12/chartex" xmlns:cx7="http://schemas.microsoft.com/office/drawing/2016/5/13/chartex" xmlns:cx8="http://schemas.microsoft.com/office/drawing/2016/5/14/chartex" xmlns:mc="http://schemas.openxmlformats.org/markup-compatibility/2006" xmlns:aink="http://schemas.microsoft.com/office/drawing/2016/ink" xmlns:am3d="http://schemas.microsoft.com/office/drawing/2017/model3d" xmlns:o="urn:schemas-microsoft-com:office:office" xmlns:oel="http://schemas.microsoft.com/office/2019/extlst" xmlns:r="http://schemas.openxmlformats.org/officeDocument/2006/relationships" xmlns:m="http://schemas.openxmlformats.org/officeDocument/2006/math" xmlns:v="urn:schemas-microsoft-com:vml" xmlns:wp14="http://schemas.microsoft.com/office/word/2010/wordprocessingDrawing" xmlns:wp="http://schemas.openxmlformats.org/drawingml/2006/wordprocessingDrawing" xmlns:w10="urn:schemas-microsoft-com:office:word" xmlns:w="http://schemas.openxmlformats.org/wordprocessingml/2006/main" xmlns:w14="http://schemas.microsoft.com/office/word/2010/wordml" xmlns:w15="http://schemas.microsoft.com/office/word/2012/wordml" xmlns:w16cex="http://schemas.microsoft.com/office/word/2018/wordml/cex" xmlns:w16cid="http://schemas.microsoft.com/office/word/2016/wordml/cid" xmlns:w16="http://schemas.microsoft.com/office/word/2018/wordml" xmlns:w16sdtdh="http://schemas.microsoft.com/office/word/2020/wordml/sdtdatahash" xmlns:w16se="http://schemas.microsoft.com/office/word/2015/wordml/symex" xmlns:wpg="http://schemas.microsoft.com/office/word/2010/wordprocessingGroup" xmlns:wpi="http://schemas.microsoft.com/office/word/2010/wordprocessingInk" xmlns:wne="http://schemas.microsoft.com/office/word/2006/wordml" xmlns:wps="http://schemas.microsoft.com/office/word/2010/wordprocessingShape" mc:Ignorable="w14 w15 w16se w16cid w16 w16cex w16sdtdh wp14">
+<w:endnotes xmlns:wpc="http://schemas.microsoft.com/office/word/2010/wordprocessingCanvas" xmlns:cx="http://schemas.microsoft.com/office/drawing/2014/chartex" xmlns:cx1="http://schemas.microsoft.com/office/drawing/2015/9/8/chartex" xmlns:cx2="http://schemas.microsoft.com/office/drawing/2015/10/21/chartex" xmlns:cx3="http://schemas.microsoft.com/office/drawing/2016/5/9/chartex" xmlns:cx4="http://schemas.microsoft.com/office/drawing/2016/5/10/chartex" xmlns:cx5="http://schemas.microsoft.com/office/drawing/2016/5/11/chartex" xmlns:cx6="http://schemas.microsoft.com/office/drawing/2016/5/12/chartex" xmlns:cx7="http://schemas.microsoft.com/office/drawing/2016/5/13/chartex" xmlns:cx8="http://schemas.microsoft.com/office/drawing/2016/5/14/chartex" xmlns:mc="http://schemas.openxmlformats.org/markup-compatibility/2006" xmlns:aink="http://schemas.microsoft.com/office/drawing/2016/ink" xmlns:am3d="http://schemas.microsoft.com/office/drawing/2017/model3d" xmlns:o="urn:schemas-microsoft-com:office:office" xmlns:oel="http://schemas.microsoft.com/office/2019/extlst" xmlns:r="http://schemas.openxmlformats.org/officeDocument/2006/relationships" xmlns:m="http://schemas.openxmlformats.org/officeDocument/2006/math" xmlns:v="urn:schemas-microsoft-com:vml" xmlns:wp14="http://schemas.microsoft.com/office/word/2010/wordprocessingDrawing" xmlns:wp="http://schemas.openxmlformats.org/drawingml/2006/wordprocessingDrawing" xmlns:w10="urn:schemas-microsoft-com:office:word" xmlns:w="http://schemas.openxmlformats.org/wordprocessingml/2006/main" xmlns:w14="http://schemas.microsoft.com/office/word/2010/wordml" xmlns:w15="http://schemas.microsoft.com/office/word/2012/wordml" xmlns:w16cex="http://schemas.microsoft.com/office/word/2018/wordml/cex" xmlns:w16cid="http://schemas.microsoft.com/office/word/2016/wordml/cid" xmlns:w16="http://schemas.microsoft.com/office/word/2018/wordml" xmlns:w16du="http://schemas.microsoft.com/office/word/2023/wordml/word16du" xmlns:w16sdtdh="http://schemas.microsoft.com/office/word/2020/wordml/sdtdatahash" xmlns:w16sdtfl="http://schemas.microsoft.com/office/word/2024/wordml/sdtformatlock" xmlns:w16se="http://schemas.microsoft.com/office/word/2015/wordml/symex" xmlns:wpg="http://schemas.microsoft.com/office/word/2010/wordprocessingGroup" xmlns:wpi="http://schemas.microsoft.com/office/word/2010/wordprocessingInk" xmlns:wne="http://schemas.microsoft.com/office/word/2006/wordml" xmlns:wps="http://schemas.microsoft.com/office/word/2010/wordprocessingShape" mc:Ignorable="w14 w15 w16se w16cid w16 w16cex w16sdtdh w16sdtfl w16du wp14">
   <w:endnote w:type="separator" w:id="-1">
     <w:p>
       <w:pPr>
@@ -19308,65 +18940,65 @@
 </file>
 
 <file path=word/footer1.xml><?xml version="1.0" encoding="utf-8"?>
-<w:ftr xmlns:wpc="http://schemas.microsoft.com/office/word/2010/wordprocessingCanvas" xmlns:cx="http://schemas.microsoft.com/office/drawing/2014/chartex" xmlns:cx1="http://schemas.microsoft.com/office/drawing/2015/9/8/chartex" xmlns:cx2="http://schemas.microsoft.com/office/drawing/2015/10/21/chartex" xmlns:cx3="http://schemas.microsoft.com/office/drawing/2016/5/9/chartex" xmlns:cx4="http://schemas.microsoft.com/office/drawing/2016/5/10/chartex" xmlns:cx5="http://schemas.microsoft.com/office/drawing/2016/5/11/chartex" xmlns:cx6="http://schemas.microsoft.com/office/drawing/2016/5/12/chartex" xmlns:cx7="http://schemas.microsoft.com/office/drawing/2016/5/13/chartex" xmlns:cx8="http://schemas.microsoft.com/office/drawing/2016/5/14/chartex" xmlns:mc="http://schemas.openxmlformats.org/markup-compatibility/2006" xmlns:aink="http://schemas.microsoft.com/office/drawing/2016/ink" xmlns:am3d="http://schemas.microsoft.com/office/drawing/2017/model3d" xmlns:o="urn:schemas-microsoft-com:office:office" xmlns:oel="http://schemas.microsoft.com/office/2019/extlst" xmlns:r="http://schemas.openxmlformats.org/officeDocument/2006/relationships" xmlns:m="http://schemas.openxmlformats.org/officeDocument/2006/math" xmlns:v="urn:schemas-microsoft-com:vml" xmlns:wp14="http://schemas.microsoft.com/office/word/2010/wordprocessingDrawing" xmlns:wp="http://schemas.openxmlformats.org/drawingml/2006/wordprocessingDrawing" xmlns:w10="urn:schemas-microsoft-com:office:word" xmlns:w="http://schemas.openxmlformats.org/wordprocessingml/2006/main" xmlns:w14="http://schemas.microsoft.com/office/word/2010/wordml" xmlns:w15="http://schemas.microsoft.com/office/word/2012/wordml" xmlns:w16cex="http://schemas.microsoft.com/office/word/2018/wordml/cex" xmlns:w16cid="http://schemas.microsoft.com/office/word/2016/wordml/cid" xmlns:w16="http://schemas.microsoft.com/office/word/2018/wordml" xmlns:w16sdtdh="http://schemas.microsoft.com/office/word/2020/wordml/sdtdatahash" xmlns:w16se="http://schemas.microsoft.com/office/word/2015/wordml/symex" xmlns:wpg="http://schemas.microsoft.com/office/word/2010/wordprocessingGroup" xmlns:wpi="http://schemas.microsoft.com/office/word/2010/wordprocessingInk" xmlns:wne="http://schemas.microsoft.com/office/word/2006/wordml" xmlns:wps="http://schemas.microsoft.com/office/word/2010/wordprocessingShape" mc:Ignorable="w14 w15 w16se w16cid w16 w16cex w16sdtdh wp14">
+<w:ftr xmlns:wpc="http://schemas.microsoft.com/office/word/2010/wordprocessingCanvas" xmlns:cx="http://schemas.microsoft.com/office/drawing/2014/chartex" xmlns:cx1="http://schemas.microsoft.com/office/drawing/2015/9/8/chartex" xmlns:cx2="http://schemas.microsoft.com/office/drawing/2015/10/21/chartex" xmlns:cx3="http://schemas.microsoft.com/office/drawing/2016/5/9/chartex" xmlns:cx4="http://schemas.microsoft.com/office/drawing/2016/5/10/chartex" xmlns:cx5="http://schemas.microsoft.com/office/drawing/2016/5/11/chartex" xmlns:cx6="http://schemas.microsoft.com/office/drawing/2016/5/12/chartex" xmlns:cx7="http://schemas.microsoft.com/office/drawing/2016/5/13/chartex" xmlns:cx8="http://schemas.microsoft.com/office/drawing/2016/5/14/chartex" xmlns:mc="http://schemas.openxmlformats.org/markup-compatibility/2006" xmlns:aink="http://schemas.microsoft.com/office/drawing/2016/ink" xmlns:am3d="http://schemas.microsoft.com/office/drawing/2017/model3d" xmlns:o="urn:schemas-microsoft-com:office:office" xmlns:oel="http://schemas.microsoft.com/office/2019/extlst" xmlns:r="http://schemas.openxmlformats.org/officeDocument/2006/relationships" xmlns:m="http://schemas.openxmlformats.org/officeDocument/2006/math" xmlns:v="urn:schemas-microsoft-com:vml" xmlns:wp14="http://schemas.microsoft.com/office/word/2010/wordprocessingDrawing" xmlns:wp="http://schemas.openxmlformats.org/drawingml/2006/wordprocessingDrawing" xmlns:w10="urn:schemas-microsoft-com:office:word" xmlns:w="http://schemas.openxmlformats.org/wordprocessingml/2006/main" xmlns:w14="http://schemas.microsoft.com/office/word/2010/wordml" xmlns:w15="http://schemas.microsoft.com/office/word/2012/wordml" xmlns:w16cex="http://schemas.microsoft.com/office/word/2018/wordml/cex" xmlns:w16cid="http://schemas.microsoft.com/office/word/2016/wordml/cid" xmlns:w16="http://schemas.microsoft.com/office/word/2018/wordml" xmlns:w16du="http://schemas.microsoft.com/office/word/2023/wordml/word16du" xmlns:w16sdtdh="http://schemas.microsoft.com/office/word/2020/wordml/sdtdatahash" xmlns:w16sdtfl="http://schemas.microsoft.com/office/word/2024/wordml/sdtformatlock" xmlns:w16se="http://schemas.microsoft.com/office/word/2015/wordml/symex" xmlns:wpg="http://schemas.microsoft.com/office/word/2010/wordprocessingGroup" xmlns:wpi="http://schemas.microsoft.com/office/word/2010/wordprocessingInk" xmlns:wne="http://schemas.microsoft.com/office/word/2006/wordml" xmlns:wps="http://schemas.microsoft.com/office/word/2010/wordprocessingShape" mc:Ignorable="w14 w15 w16se w16cid w16 w16cex w16sdtdh w16sdtfl w16du wp14">
   <w:p>
     <w:pPr>
-      <w:pStyle w:val="Rodap"/>
+      <w:pStyle w:val="Footer"/>
       <w:rPr>
-        <w:rStyle w:val="Nmerodepgina"/>
+        <w:rStyle w:val="PageNumber"/>
       </w:rPr>
     </w:pPr>
     <w:r>
       <w:rPr>
-        <w:rStyle w:val="Nmerodepgina"/>
+        <w:rStyle w:val="PageNumber"/>
       </w:rPr>
       <w:fldChar w:fldCharType="begin"/>
     </w:r>
     <w:r>
       <w:rPr>
-        <w:rStyle w:val="Nmerodepgina"/>
+        <w:rStyle w:val="PageNumber"/>
       </w:rPr>
       <w:instrText xml:space="preserve"> PAGE </w:instrText>
     </w:r>
     <w:r>
       <w:rPr>
-        <w:rStyle w:val="Nmerodepgina"/>
+        <w:rStyle w:val="PageNumber"/>
       </w:rPr>
       <w:fldChar w:fldCharType="separate"/>
     </w:r>
     <w:r>
       <w:rPr>
-        <w:rStyle w:val="Nmerodepgina"/>
+        <w:rStyle w:val="PageNumber"/>
       </w:rPr>
       <w:t>0</w:t>
     </w:r>
     <w:r>
       <w:rPr>
-        <w:rStyle w:val="Nmerodepgina"/>
+        <w:rStyle w:val="PageNumber"/>
       </w:rPr>
       <w:fldChar w:fldCharType="end"/>
     </w:r>
   </w:p>
   <w:p>
     <w:pPr>
-      <w:pStyle w:val="Rodap"/>
+      <w:pStyle w:val="Footer"/>
     </w:pPr>
   </w:p>
 </w:ftr>
 </file>
 
 <file path=word/footer2.xml><?xml version="1.0" encoding="utf-8"?>
-<w:ftr xmlns:wpc="http://schemas.microsoft.com/office/word/2010/wordprocessingCanvas" xmlns:cx="http://schemas.microsoft.com/office/drawing/2014/chartex" xmlns:cx1="http://schemas.microsoft.com/office/drawing/2015/9/8/chartex" xmlns:cx2="http://schemas.microsoft.com/office/drawing/2015/10/21/chartex" xmlns:cx3="http://schemas.microsoft.com/office/drawing/2016/5/9/chartex" xmlns:cx4="http://schemas.microsoft.com/office/drawing/2016/5/10/chartex" xmlns:cx5="http://schemas.microsoft.com/office/drawing/2016/5/11/chartex" xmlns:cx6="http://schemas.microsoft.com/office/drawing/2016/5/12/chartex" xmlns:cx7="http://schemas.microsoft.com/office/drawing/2016/5/13/chartex" xmlns:cx8="http://schemas.microsoft.com/office/drawing/2016/5/14/chartex" xmlns:mc="http://schemas.openxmlformats.org/markup-compatibility/2006" xmlns:aink="http://schemas.microsoft.com/office/drawing/2016/ink" xmlns:am3d="http://schemas.microsoft.com/office/drawing/2017/model3d" xmlns:o="urn:schemas-microsoft-com:office:office" xmlns:oel="http://schemas.microsoft.com/office/2019/extlst" xmlns:r="http://schemas.openxmlformats.org/officeDocument/2006/relationships" xmlns:m="http://schemas.openxmlformats.org/officeDocument/2006/math" xmlns:v="urn:schemas-microsoft-com:vml" xmlns:wp14="http://schemas.microsoft.com/office/word/2010/wordprocessingDrawing" xmlns:wp="http://schemas.openxmlformats.org/drawingml/2006/wordprocessingDrawing" xmlns:w10="urn:schemas-microsoft-com:office:word" xmlns:w="http://schemas.openxmlformats.org/wordprocessingml/2006/main" xmlns:w14="http://schemas.microsoft.com/office/word/2010/wordml" xmlns:w15="http://schemas.microsoft.com/office/word/2012/wordml" xmlns:w16cex="http://schemas.microsoft.com/office/word/2018/wordml/cex" xmlns:w16cid="http://schemas.microsoft.com/office/word/2016/wordml/cid" xmlns:w16="http://schemas.microsoft.com/office/word/2018/wordml" xmlns:w16sdtdh="http://schemas.microsoft.com/office/word/2020/wordml/sdtdatahash" xmlns:w16se="http://schemas.microsoft.com/office/word/2015/wordml/symex" xmlns:wpg="http://schemas.microsoft.com/office/word/2010/wordprocessingGroup" xmlns:wpi="http://schemas.microsoft.com/office/word/2010/wordprocessingInk" xmlns:wne="http://schemas.microsoft.com/office/word/2006/wordml" xmlns:wps="http://schemas.microsoft.com/office/word/2010/wordprocessingShape" mc:Ignorable="w14 w15 w16se w16cid w16 w16cex w16sdtdh wp14">
+<w:ftr xmlns:wpc="http://schemas.microsoft.com/office/word/2010/wordprocessingCanvas" xmlns:cx="http://schemas.microsoft.com/office/drawing/2014/chartex" xmlns:cx1="http://schemas.microsoft.com/office/drawing/2015/9/8/chartex" xmlns:cx2="http://schemas.microsoft.com/office/drawing/2015/10/21/chartex" xmlns:cx3="http://schemas.microsoft.com/office/drawing/2016/5/9/chartex" xmlns:cx4="http://schemas.microsoft.com/office/drawing/2016/5/10/chartex" xmlns:cx5="http://schemas.microsoft.com/office/drawing/2016/5/11/chartex" xmlns:cx6="http://schemas.microsoft.com/office/drawing/2016/5/12/chartex" xmlns:cx7="http://schemas.microsoft.com/office/drawing/2016/5/13/chartex" xmlns:cx8="http://schemas.microsoft.com/office/drawing/2016/5/14/chartex" xmlns:mc="http://schemas.openxmlformats.org/markup-compatibility/2006" xmlns:aink="http://schemas.microsoft.com/office/drawing/2016/ink" xmlns:am3d="http://schemas.microsoft.com/office/drawing/2017/model3d" xmlns:o="urn:schemas-microsoft-com:office:office" xmlns:oel="http://schemas.microsoft.com/office/2019/extlst" xmlns:r="http://schemas.openxmlformats.org/officeDocument/2006/relationships" xmlns:m="http://schemas.openxmlformats.org/officeDocument/2006/math" xmlns:v="urn:schemas-microsoft-com:vml" xmlns:wp14="http://schemas.microsoft.com/office/word/2010/wordprocessingDrawing" xmlns:wp="http://schemas.openxmlformats.org/drawingml/2006/wordprocessingDrawing" xmlns:w10="urn:schemas-microsoft-com:office:word" xmlns:w="http://schemas.openxmlformats.org/wordprocessingml/2006/main" xmlns:w14="http://schemas.microsoft.com/office/word/2010/wordml" xmlns:w15="http://schemas.microsoft.com/office/word/2012/wordml" xmlns:w16cex="http://schemas.microsoft.com/office/word/2018/wordml/cex" xmlns:w16cid="http://schemas.microsoft.com/office/word/2016/wordml/cid" xmlns:w16="http://schemas.microsoft.com/office/word/2018/wordml" xmlns:w16du="http://schemas.microsoft.com/office/word/2023/wordml/word16du" xmlns:w16sdtdh="http://schemas.microsoft.com/office/word/2020/wordml/sdtdatahash" xmlns:w16sdtfl="http://schemas.microsoft.com/office/word/2024/wordml/sdtformatlock" xmlns:w16se="http://schemas.microsoft.com/office/word/2015/wordml/symex" xmlns:wpg="http://schemas.microsoft.com/office/word/2010/wordprocessingGroup" xmlns:wpi="http://schemas.microsoft.com/office/word/2010/wordprocessingInk" xmlns:wne="http://schemas.microsoft.com/office/word/2006/wordml" xmlns:wps="http://schemas.microsoft.com/office/word/2010/wordprocessingShape" mc:Ignorable="w14 w15 w16se w16cid w16 w16cex w16sdtdh w16sdtfl w16du wp14">
   <w:p>
     <w:pPr>
-      <w:pStyle w:val="Rodap"/>
+      <w:pStyle w:val="Footer"/>
     </w:pPr>
   </w:p>
 </w:ftr>
 </file>
 
 <file path=word/footnotes.xml><?xml version="1.0" encoding="utf-8"?>
-<w:footnotes xmlns:wpc="http://schemas.microsoft.com/office/word/2010/wordprocessingCanvas" xmlns:cx="http://schemas.microsoft.com/office/drawing/2014/chartex" xmlns:cx1="http://schemas.microsoft.com/office/drawing/2015/9/8/chartex" xmlns:cx2="http://schemas.microsoft.com/office/drawing/2015/10/21/chartex" xmlns:cx3="http://schemas.microsoft.com/office/drawing/2016/5/9/chartex" xmlns:cx4="http://schemas.microsoft.com/office/drawing/2016/5/10/chartex" xmlns:cx5="http://schemas.microsoft.com/office/drawing/2016/5/11/chartex" xmlns:cx6="http://schemas.microsoft.com/office/drawing/2016/5/12/chartex" xmlns:cx7="http://schemas.microsoft.com/office/drawing/2016/5/13/chartex" xmlns:cx8="http://schemas.microsoft.com/office/drawing/2016/5/14/chartex" xmlns:mc="http://schemas.openxmlformats.org/markup-compatibility/2006" xmlns:aink="http://schemas.microsoft.com/office/drawing/2016/ink" xmlns:am3d="http://schemas.microsoft.com/office/drawing/2017/model3d" xmlns:o="urn:schemas-microsoft-com:office:office" xmlns:oel="http://schemas.microsoft.com/office/2019/extlst" xmlns:r="http://schemas.openxmlformats.org/officeDocument/2006/relationships" xmlns:m="http://schemas.openxmlformats.org/officeDocument/2006/math" xmlns:v="urn:schemas-microsoft-com:vml" xmlns:wp14="http://schemas.microsoft.com/office/word/2010/wordprocessingDrawing" xmlns:wp="http://schemas.openxmlformats.org/drawingml/2006/wordprocessingDrawing" xmlns:w10="urn:schemas-microsoft-com:office:word" xmlns:w="http://schemas.openxmlformats.org/wordprocessingml/2006/main" xmlns:w14="http://schemas.microsoft.com/office/word/2010/wordml" xmlns:w15="http://schemas.microsoft.com/office/word/2012/wordml" xmlns:w16cex="http://schemas.microsoft.com/office/word/2018/wordml/cex" xmlns:w16cid="http://schemas.microsoft.com/office/word/2016/wordml/cid" xmlns:w16="http://schemas.microsoft.com/office/word/2018/wordml" xmlns:w16sdtdh="http://schemas.microsoft.com/office/word/2020/wordml/sdtdatahash" xmlns:w16se="http://schemas.microsoft.com/office/word/2015/wordml/symex" xmlns:wpg="http://schemas.microsoft.com/office/word/2010/wordprocessingGroup" xmlns:wpi="http://schemas.microsoft.com/office/word/2010/wordprocessingInk" xmlns:wne="http://schemas.microsoft.com/office/word/2006/wordml" xmlns:wps="http://schemas.microsoft.com/office/word/2010/wordprocessingShape" mc:Ignorable="w14 w15 w16se w16cid w16 w16cex w16sdtdh wp14">
+<w:footnotes xmlns:wpc="http://schemas.microsoft.com/office/word/2010/wordprocessingCanvas" xmlns:cx="http://schemas.microsoft.com/office/drawing/2014/chartex" xmlns:cx1="http://schemas.microsoft.com/office/drawing/2015/9/8/chartex" xmlns:cx2="http://schemas.microsoft.com/office/drawing/2015/10/21/chartex" xmlns:cx3="http://schemas.microsoft.com/office/drawing/2016/5/9/chartex" xmlns:cx4="http://schemas.microsoft.com/office/drawing/2016/5/10/chartex" xmlns:cx5="http://schemas.microsoft.com/office/drawing/2016/5/11/chartex" xmlns:cx6="http://schemas.microsoft.com/office/drawing/2016/5/12/chartex" xmlns:cx7="http://schemas.microsoft.com/office/drawing/2016/5/13/chartex" xmlns:cx8="http://schemas.microsoft.com/office/drawing/2016/5/14/chartex" xmlns:mc="http://schemas.openxmlformats.org/markup-compatibility/2006" xmlns:aink="http://schemas.microsoft.com/office/drawing/2016/ink" xmlns:am3d="http://schemas.microsoft.com/office/drawing/2017/model3d" xmlns:o="urn:schemas-microsoft-com:office:office" xmlns:oel="http://schemas.microsoft.com/office/2019/extlst" xmlns:r="http://schemas.openxmlformats.org/officeDocument/2006/relationships" xmlns:m="http://schemas.openxmlformats.org/officeDocument/2006/math" xmlns:v="urn:schemas-microsoft-com:vml" xmlns:wp14="http://schemas.microsoft.com/office/word/2010/wordprocessingDrawing" xmlns:wp="http://schemas.openxmlformats.org/drawingml/2006/wordprocessingDrawing" xmlns:w10="urn:schemas-microsoft-com:office:word" xmlns:w="http://schemas.openxmlformats.org/wordprocessingml/2006/main" xmlns:w14="http://schemas.microsoft.com/office/word/2010/wordml" xmlns:w15="http://schemas.microsoft.com/office/word/2012/wordml" xmlns:w16cex="http://schemas.microsoft.com/office/word/2018/wordml/cex" xmlns:w16cid="http://schemas.microsoft.com/office/word/2016/wordml/cid" xmlns:w16="http://schemas.microsoft.com/office/word/2018/wordml" xmlns:w16du="http://schemas.microsoft.com/office/word/2023/wordml/word16du" xmlns:w16sdtdh="http://schemas.microsoft.com/office/word/2020/wordml/sdtdatahash" xmlns:w16sdtfl="http://schemas.microsoft.com/office/word/2024/wordml/sdtformatlock" xmlns:w16se="http://schemas.microsoft.com/office/word/2015/wordml/symex" xmlns:wpg="http://schemas.microsoft.com/office/word/2010/wordprocessingGroup" xmlns:wpi="http://schemas.microsoft.com/office/word/2010/wordprocessingInk" xmlns:wne="http://schemas.microsoft.com/office/word/2006/wordml" xmlns:wps="http://schemas.microsoft.com/office/word/2010/wordprocessingShape" mc:Ignorable="w14 w15 w16se w16cid w16 w16cex w16sdtdh w16sdtfl w16du wp14">
   <w:footnote w:type="separator" w:id="-1">
     <w:p>
       <w:pPr>
@@ -19391,7 +19023,7 @@
 </file>
 
 <file path=word/header1.xml><?xml version="1.0" encoding="utf-8"?>
-<w:hdr xmlns:wpc="http://schemas.microsoft.com/office/word/2010/wordprocessingCanvas" xmlns:cx="http://schemas.microsoft.com/office/drawing/2014/chartex" xmlns:cx1="http://schemas.microsoft.com/office/drawing/2015/9/8/chartex" xmlns:cx2="http://schemas.microsoft.com/office/drawing/2015/10/21/chartex" xmlns:cx3="http://schemas.microsoft.com/office/drawing/2016/5/9/chartex" xmlns:cx4="http://schemas.microsoft.com/office/drawing/2016/5/10/chartex" xmlns:cx5="http://schemas.microsoft.com/office/drawing/2016/5/11/chartex" xmlns:cx6="http://schemas.microsoft.com/office/drawing/2016/5/12/chartex" xmlns:cx7="http://schemas.microsoft.com/office/drawing/2016/5/13/chartex" xmlns:cx8="http://schemas.microsoft.com/office/drawing/2016/5/14/chartex" xmlns:mc="http://schemas.openxmlformats.org/markup-compatibility/2006" xmlns:aink="http://schemas.microsoft.com/office/drawing/2016/ink" xmlns:am3d="http://schemas.microsoft.com/office/drawing/2017/model3d" xmlns:o="urn:schemas-microsoft-com:office:office" xmlns:oel="http://schemas.microsoft.com/office/2019/extlst" xmlns:r="http://schemas.openxmlformats.org/officeDocument/2006/relationships" xmlns:m="http://schemas.openxmlformats.org/officeDocument/2006/math" xmlns:v="urn:schemas-microsoft-com:vml" xmlns:wp14="http://schemas.microsoft.com/office/word/2010/wordprocessingDrawing" xmlns:wp="http://schemas.openxmlformats.org/drawingml/2006/wordprocessingDrawing" xmlns:w10="urn:schemas-microsoft-com:office:word" xmlns:w="http://schemas.openxmlformats.org/wordprocessingml/2006/main" xmlns:w14="http://schemas.microsoft.com/office/word/2010/wordml" xmlns:w15="http://schemas.microsoft.com/office/word/2012/wordml" xmlns:w16cex="http://schemas.microsoft.com/office/word/2018/wordml/cex" xmlns:w16cid="http://schemas.microsoft.com/office/word/2016/wordml/cid" xmlns:w16="http://schemas.microsoft.com/office/word/2018/wordml" xmlns:w16sdtdh="http://schemas.microsoft.com/office/word/2020/wordml/sdtdatahash" xmlns:w16se="http://schemas.microsoft.com/office/word/2015/wordml/symex" xmlns:wpg="http://schemas.microsoft.com/office/word/2010/wordprocessingGroup" xmlns:wpi="http://schemas.microsoft.com/office/word/2010/wordprocessingInk" xmlns:wne="http://schemas.microsoft.com/office/word/2006/wordml" xmlns:wps="http://schemas.microsoft.com/office/word/2010/wordprocessingShape" mc:Ignorable="w14 w15 w16se w16cid w16 w16cex w16sdtdh wp14">
+<w:hdr xmlns:wpc="http://schemas.microsoft.com/office/word/2010/wordprocessingCanvas" xmlns:cx="http://schemas.microsoft.com/office/drawing/2014/chartex" xmlns:cx1="http://schemas.microsoft.com/office/drawing/2015/9/8/chartex" xmlns:cx2="http://schemas.microsoft.com/office/drawing/2015/10/21/chartex" xmlns:cx3="http://schemas.microsoft.com/office/drawing/2016/5/9/chartex" xmlns:cx4="http://schemas.microsoft.com/office/drawing/2016/5/10/chartex" xmlns:cx5="http://schemas.microsoft.com/office/drawing/2016/5/11/chartex" xmlns:cx6="http://schemas.microsoft.com/office/drawing/2016/5/12/chartex" xmlns:cx7="http://schemas.microsoft.com/office/drawing/2016/5/13/chartex" xmlns:cx8="http://schemas.microsoft.com/office/drawing/2016/5/14/chartex" xmlns:mc="http://schemas.openxmlformats.org/markup-compatibility/2006" xmlns:aink="http://schemas.microsoft.com/office/drawing/2016/ink" xmlns:am3d="http://schemas.microsoft.com/office/drawing/2017/model3d" xmlns:o="urn:schemas-microsoft-com:office:office" xmlns:oel="http://schemas.microsoft.com/office/2019/extlst" xmlns:r="http://schemas.openxmlformats.org/officeDocument/2006/relationships" xmlns:m="http://schemas.openxmlformats.org/officeDocument/2006/math" xmlns:v="urn:schemas-microsoft-com:vml" xmlns:wp14="http://schemas.microsoft.com/office/word/2010/wordprocessingDrawing" xmlns:wp="http://schemas.openxmlformats.org/drawingml/2006/wordprocessingDrawing" xmlns:w10="urn:schemas-microsoft-com:office:word" xmlns:w="http://schemas.openxmlformats.org/wordprocessingml/2006/main" xmlns:w14="http://schemas.microsoft.com/office/word/2010/wordml" xmlns:w15="http://schemas.microsoft.com/office/word/2012/wordml" xmlns:w16cex="http://schemas.microsoft.com/office/word/2018/wordml/cex" xmlns:w16cid="http://schemas.microsoft.com/office/word/2016/wordml/cid" xmlns:w16="http://schemas.microsoft.com/office/word/2018/wordml" xmlns:w16du="http://schemas.microsoft.com/office/word/2023/wordml/word16du" xmlns:w16sdtdh="http://schemas.microsoft.com/office/word/2020/wordml/sdtdatahash" xmlns:w16sdtfl="http://schemas.microsoft.com/office/word/2024/wordml/sdtformatlock" xmlns:w16se="http://schemas.microsoft.com/office/word/2015/wordml/symex" xmlns:wpg="http://schemas.microsoft.com/office/word/2010/wordprocessingGroup" xmlns:wpi="http://schemas.microsoft.com/office/word/2010/wordprocessingInk" xmlns:wne="http://schemas.microsoft.com/office/word/2006/wordml" xmlns:wps="http://schemas.microsoft.com/office/word/2010/wordprocessingShape" mc:Ignorable="w14 w15 w16se w16cid w16 w16cex w16sdtdh w16sdtfl w16du wp14">
   <w:p>
     <w:pPr>
       <w:ind w:firstLine="0"/>
@@ -19401,16 +19033,16 @@
 </file>
 
 <file path=word/header2.xml><?xml version="1.0" encoding="utf-8"?>
-<w:hdr xmlns:wpc="http://schemas.microsoft.com/office/word/2010/wordprocessingCanvas" xmlns:cx="http://schemas.microsoft.com/office/drawing/2014/chartex" xmlns:cx1="http://schemas.microsoft.com/office/drawing/2015/9/8/chartex" xmlns:cx2="http://schemas.microsoft.com/office/drawing/2015/10/21/chartex" xmlns:cx3="http://schemas.microsoft.com/office/drawing/2016/5/9/chartex" xmlns:cx4="http://schemas.microsoft.com/office/drawing/2016/5/10/chartex" xmlns:cx5="http://schemas.microsoft.com/office/drawing/2016/5/11/chartex" xmlns:cx6="http://schemas.microsoft.com/office/drawing/2016/5/12/chartex" xmlns:cx7="http://schemas.microsoft.com/office/drawing/2016/5/13/chartex" xmlns:cx8="http://schemas.microsoft.com/office/drawing/2016/5/14/chartex" xmlns:mc="http://schemas.openxmlformats.org/markup-compatibility/2006" xmlns:aink="http://schemas.microsoft.com/office/drawing/2016/ink" xmlns:am3d="http://schemas.microsoft.com/office/drawing/2017/model3d" xmlns:o="urn:schemas-microsoft-com:office:office" xmlns:oel="http://schemas.microsoft.com/office/2019/extlst" xmlns:r="http://schemas.openxmlformats.org/officeDocument/2006/relationships" xmlns:m="http://schemas.openxmlformats.org/officeDocument/2006/math" xmlns:v="urn:schemas-microsoft-com:vml" xmlns:wp14="http://schemas.microsoft.com/office/word/2010/wordprocessingDrawing" xmlns:wp="http://schemas.openxmlformats.org/drawingml/2006/wordprocessingDrawing" xmlns:w10="urn:schemas-microsoft-com:office:word" xmlns:w="http://schemas.openxmlformats.org/wordprocessingml/2006/main" xmlns:w14="http://schemas.microsoft.com/office/word/2010/wordml" xmlns:w15="http://schemas.microsoft.com/office/word/2012/wordml" xmlns:w16cex="http://schemas.microsoft.com/office/word/2018/wordml/cex" xmlns:w16cid="http://schemas.microsoft.com/office/word/2016/wordml/cid" xmlns:w16="http://schemas.microsoft.com/office/word/2018/wordml" xmlns:w16sdtdh="http://schemas.microsoft.com/office/word/2020/wordml/sdtdatahash" xmlns:w16se="http://schemas.microsoft.com/office/word/2015/wordml/symex" xmlns:wpg="http://schemas.microsoft.com/office/word/2010/wordprocessingGroup" xmlns:wpi="http://schemas.microsoft.com/office/word/2010/wordprocessingInk" xmlns:wne="http://schemas.microsoft.com/office/word/2006/wordml" xmlns:wps="http://schemas.microsoft.com/office/word/2010/wordprocessingShape" mc:Ignorable="w14 w15 w16se w16cid w16 w16cex w16sdtdh wp14">
+<w:hdr xmlns:wpc="http://schemas.microsoft.com/office/word/2010/wordprocessingCanvas" xmlns:cx="http://schemas.microsoft.com/office/drawing/2014/chartex" xmlns:cx1="http://schemas.microsoft.com/office/drawing/2015/9/8/chartex" xmlns:cx2="http://schemas.microsoft.com/office/drawing/2015/10/21/chartex" xmlns:cx3="http://schemas.microsoft.com/office/drawing/2016/5/9/chartex" xmlns:cx4="http://schemas.microsoft.com/office/drawing/2016/5/10/chartex" xmlns:cx5="http://schemas.microsoft.com/office/drawing/2016/5/11/chartex" xmlns:cx6="http://schemas.microsoft.com/office/drawing/2016/5/12/chartex" xmlns:cx7="http://schemas.microsoft.com/office/drawing/2016/5/13/chartex" xmlns:cx8="http://schemas.microsoft.com/office/drawing/2016/5/14/chartex" xmlns:mc="http://schemas.openxmlformats.org/markup-compatibility/2006" xmlns:aink="http://schemas.microsoft.com/office/drawing/2016/ink" xmlns:am3d="http://schemas.microsoft.com/office/drawing/2017/model3d" xmlns:o="urn:schemas-microsoft-com:office:office" xmlns:oel="http://schemas.microsoft.com/office/2019/extlst" xmlns:r="http://schemas.openxmlformats.org/officeDocument/2006/relationships" xmlns:m="http://schemas.openxmlformats.org/officeDocument/2006/math" xmlns:v="urn:schemas-microsoft-com:vml" xmlns:wp14="http://schemas.microsoft.com/office/word/2010/wordprocessingDrawing" xmlns:wp="http://schemas.openxmlformats.org/drawingml/2006/wordprocessingDrawing" xmlns:w10="urn:schemas-microsoft-com:office:word" xmlns:w="http://schemas.openxmlformats.org/wordprocessingml/2006/main" xmlns:w14="http://schemas.microsoft.com/office/word/2010/wordml" xmlns:w15="http://schemas.microsoft.com/office/word/2012/wordml" xmlns:w16cex="http://schemas.microsoft.com/office/word/2018/wordml/cex" xmlns:w16cid="http://schemas.microsoft.com/office/word/2016/wordml/cid" xmlns:w16="http://schemas.microsoft.com/office/word/2018/wordml" xmlns:w16du="http://schemas.microsoft.com/office/word/2023/wordml/word16du" xmlns:w16sdtdh="http://schemas.microsoft.com/office/word/2020/wordml/sdtdatahash" xmlns:w16sdtfl="http://schemas.microsoft.com/office/word/2024/wordml/sdtformatlock" xmlns:w16se="http://schemas.microsoft.com/office/word/2015/wordml/symex" xmlns:wpg="http://schemas.microsoft.com/office/word/2010/wordprocessingGroup" xmlns:wpi="http://schemas.microsoft.com/office/word/2010/wordprocessingInk" xmlns:wne="http://schemas.microsoft.com/office/word/2006/wordml" xmlns:wps="http://schemas.microsoft.com/office/word/2010/wordprocessingShape" mc:Ignorable="w14 w15 w16se w16cid w16 w16cex w16sdtdh w16sdtfl w16du wp14">
   <w:p/>
 </w:hdr>
 </file>
 
 <file path=word/header3.xml><?xml version="1.0" encoding="utf-8"?>
-<w:hdr xmlns:wpc="http://schemas.microsoft.com/office/word/2010/wordprocessingCanvas" xmlns:cx="http://schemas.microsoft.com/office/drawing/2014/chartex" xmlns:cx1="http://schemas.microsoft.com/office/drawing/2015/9/8/chartex" xmlns:cx2="http://schemas.microsoft.com/office/drawing/2015/10/21/chartex" xmlns:cx3="http://schemas.microsoft.com/office/drawing/2016/5/9/chartex" xmlns:cx4="http://schemas.microsoft.com/office/drawing/2016/5/10/chartex" xmlns:cx5="http://schemas.microsoft.com/office/drawing/2016/5/11/chartex" xmlns:cx6="http://schemas.microsoft.com/office/drawing/2016/5/12/chartex" xmlns:cx7="http://schemas.microsoft.com/office/drawing/2016/5/13/chartex" xmlns:cx8="http://schemas.microsoft.com/office/drawing/2016/5/14/chartex" xmlns:mc="http://schemas.openxmlformats.org/markup-compatibility/2006" xmlns:aink="http://schemas.microsoft.com/office/drawing/2016/ink" xmlns:am3d="http://schemas.microsoft.com/office/drawing/2017/model3d" xmlns:o="urn:schemas-microsoft-com:office:office" xmlns:oel="http://schemas.microsoft.com/office/2019/extlst" xmlns:r="http://schemas.openxmlformats.org/officeDocument/2006/relationships" xmlns:m="http://schemas.openxmlformats.org/officeDocument/2006/math" xmlns:v="urn:schemas-microsoft-com:vml" xmlns:wp14="http://schemas.microsoft.com/office/word/2010/wordprocessingDrawing" xmlns:wp="http://schemas.openxmlformats.org/drawingml/2006/wordprocessingDrawing" xmlns:w10="urn:schemas-microsoft-com:office:word" xmlns:w="http://schemas.openxmlformats.org/wordprocessingml/2006/main" xmlns:w14="http://schemas.microsoft.com/office/word/2010/wordml" xmlns:w15="http://schemas.microsoft.com/office/word/2012/wordml" xmlns:w16cex="http://schemas.microsoft.com/office/word/2018/wordml/cex" xmlns:w16cid="http://schemas.microsoft.com/office/word/2016/wordml/cid" xmlns:w16="http://schemas.microsoft.com/office/word/2018/wordml" xmlns:w16sdtdh="http://schemas.microsoft.com/office/word/2020/wordml/sdtdatahash" xmlns:w16se="http://schemas.microsoft.com/office/word/2015/wordml/symex" xmlns:wpg="http://schemas.microsoft.com/office/word/2010/wordprocessingGroup" xmlns:wpi="http://schemas.microsoft.com/office/word/2010/wordprocessingInk" xmlns:wne="http://schemas.microsoft.com/office/word/2006/wordml" xmlns:wps="http://schemas.microsoft.com/office/word/2010/wordprocessingShape" mc:Ignorable="w14 w15 w16se w16cid w16 w16cex w16sdtdh wp14">
+<w:hdr xmlns:wpc="http://schemas.microsoft.com/office/word/2010/wordprocessingCanvas" xmlns:cx="http://schemas.microsoft.com/office/drawing/2014/chartex" xmlns:cx1="http://schemas.microsoft.com/office/drawing/2015/9/8/chartex" xmlns:cx2="http://schemas.microsoft.com/office/drawing/2015/10/21/chartex" xmlns:cx3="http://schemas.microsoft.com/office/drawing/2016/5/9/chartex" xmlns:cx4="http://schemas.microsoft.com/office/drawing/2016/5/10/chartex" xmlns:cx5="http://schemas.microsoft.com/office/drawing/2016/5/11/chartex" xmlns:cx6="http://schemas.microsoft.com/office/drawing/2016/5/12/chartex" xmlns:cx7="http://schemas.microsoft.com/office/drawing/2016/5/13/chartex" xmlns:cx8="http://schemas.microsoft.com/office/drawing/2016/5/14/chartex" xmlns:mc="http://schemas.openxmlformats.org/markup-compatibility/2006" xmlns:aink="http://schemas.microsoft.com/office/drawing/2016/ink" xmlns:am3d="http://schemas.microsoft.com/office/drawing/2017/model3d" xmlns:o="urn:schemas-microsoft-com:office:office" xmlns:oel="http://schemas.microsoft.com/office/2019/extlst" xmlns:r="http://schemas.openxmlformats.org/officeDocument/2006/relationships" xmlns:m="http://schemas.openxmlformats.org/officeDocument/2006/math" xmlns:v="urn:schemas-microsoft-com:vml" xmlns:wp14="http://schemas.microsoft.com/office/word/2010/wordprocessingDrawing" xmlns:wp="http://schemas.openxmlformats.org/drawingml/2006/wordprocessingDrawing" xmlns:w10="urn:schemas-microsoft-com:office:word" xmlns:w="http://schemas.openxmlformats.org/wordprocessingml/2006/main" xmlns:w14="http://schemas.microsoft.com/office/word/2010/wordml" xmlns:w15="http://schemas.microsoft.com/office/word/2012/wordml" xmlns:w16cex="http://schemas.microsoft.com/office/word/2018/wordml/cex" xmlns:w16cid="http://schemas.microsoft.com/office/word/2016/wordml/cid" xmlns:w16="http://schemas.microsoft.com/office/word/2018/wordml" xmlns:w16du="http://schemas.microsoft.com/office/word/2023/wordml/word16du" xmlns:w16sdtdh="http://schemas.microsoft.com/office/word/2020/wordml/sdtdatahash" xmlns:w16sdtfl="http://schemas.microsoft.com/office/word/2024/wordml/sdtformatlock" xmlns:w16se="http://schemas.microsoft.com/office/word/2015/wordml/symex" xmlns:wpg="http://schemas.microsoft.com/office/word/2010/wordprocessingGroup" xmlns:wpi="http://schemas.microsoft.com/office/word/2010/wordprocessingInk" xmlns:wne="http://schemas.microsoft.com/office/word/2006/wordml" xmlns:wps="http://schemas.microsoft.com/office/word/2010/wordprocessingShape" mc:Ignorable="w14 w15 w16se w16cid w16 w16cex w16sdtdh w16sdtfl w16du wp14">
   <w:p>
     <w:pPr>
-      <w:pStyle w:val="Cabealho"/>
+      <w:pStyle w:val="Header"/>
       <w:jc w:val="right"/>
     </w:pPr>
     <w:r>
@@ -19434,11 +19066,11 @@
   </w:p>
   <w:p>
     <w:pPr>
-      <w:pStyle w:val="Cabealho"/>
+      <w:pStyle w:val="Header"/>
       <w:ind w:firstLine="0"/>
       <w:jc w:val="right"/>
       <w:rPr>
-        <w:rStyle w:val="Nmerodepgina"/>
+        <w:rStyle w:val="PageNumber"/>
         <w:sz w:val="20"/>
         <w:szCs w:val="20"/>
       </w:rPr>
@@ -19449,10 +19081,10 @@
 </file>
 
 <file path=word/header4.xml><?xml version="1.0" encoding="utf-8"?>
-<w:hdr xmlns:wpc="http://schemas.microsoft.com/office/word/2010/wordprocessingCanvas" xmlns:cx="http://schemas.microsoft.com/office/drawing/2014/chartex" xmlns:cx1="http://schemas.microsoft.com/office/drawing/2015/9/8/chartex" xmlns:cx2="http://schemas.microsoft.com/office/drawing/2015/10/21/chartex" xmlns:cx3="http://schemas.microsoft.com/office/drawing/2016/5/9/chartex" xmlns:cx4="http://schemas.microsoft.com/office/drawing/2016/5/10/chartex" xmlns:cx5="http://schemas.microsoft.com/office/drawing/2016/5/11/chartex" xmlns:cx6="http://schemas.microsoft.com/office/drawing/2016/5/12/chartex" xmlns:cx7="http://schemas.microsoft.com/office/drawing/2016/5/13/chartex" xmlns:cx8="http://schemas.microsoft.com/office/drawing/2016/5/14/chartex" xmlns:mc="http://schemas.openxmlformats.org/markup-compatibility/2006" xmlns:aink="http://schemas.microsoft.com/office/drawing/2016/ink" xmlns:am3d="http://schemas.microsoft.com/office/drawing/2017/model3d" xmlns:o="urn:schemas-microsoft-com:office:office" xmlns:oel="http://schemas.microsoft.com/office/2019/extlst" xmlns:r="http://schemas.openxmlformats.org/officeDocument/2006/relationships" xmlns:m="http://schemas.openxmlformats.org/officeDocument/2006/math" xmlns:v="urn:schemas-microsoft-com:vml" xmlns:wp14="http://schemas.microsoft.com/office/word/2010/wordprocessingDrawing" xmlns:wp="http://schemas.openxmlformats.org/drawingml/2006/wordprocessingDrawing" xmlns:w10="urn:schemas-microsoft-com:office:word" xmlns:w="http://schemas.openxmlformats.org/wordprocessingml/2006/main" xmlns:w14="http://schemas.microsoft.com/office/word/2010/wordml" xmlns:w15="http://schemas.microsoft.com/office/word/2012/wordml" xmlns:w16cex="http://schemas.microsoft.com/office/word/2018/wordml/cex" xmlns:w16cid="http://schemas.microsoft.com/office/word/2016/wordml/cid" xmlns:w16="http://schemas.microsoft.com/office/word/2018/wordml" xmlns:w16sdtdh="http://schemas.microsoft.com/office/word/2020/wordml/sdtdatahash" xmlns:w16se="http://schemas.microsoft.com/office/word/2015/wordml/symex" xmlns:wpg="http://schemas.microsoft.com/office/word/2010/wordprocessingGroup" xmlns:wpi="http://schemas.microsoft.com/office/word/2010/wordprocessingInk" xmlns:wne="http://schemas.microsoft.com/office/word/2006/wordml" xmlns:wps="http://schemas.microsoft.com/office/word/2010/wordprocessingShape" mc:Ignorable="w14 w15 w16se w16cid w16 w16cex w16sdtdh wp14">
+<w:hdr xmlns:wpc="http://schemas.microsoft.com/office/word/2010/wordprocessingCanvas" xmlns:cx="http://schemas.microsoft.com/office/drawing/2014/chartex" xmlns:cx1="http://schemas.microsoft.com/office/drawing/2015/9/8/chartex" xmlns:cx2="http://schemas.microsoft.com/office/drawing/2015/10/21/chartex" xmlns:cx3="http://schemas.microsoft.com/office/drawing/2016/5/9/chartex" xmlns:cx4="http://schemas.microsoft.com/office/drawing/2016/5/10/chartex" xmlns:cx5="http://schemas.microsoft.com/office/drawing/2016/5/11/chartex" xmlns:cx6="http://schemas.microsoft.com/office/drawing/2016/5/12/chartex" xmlns:cx7="http://schemas.microsoft.com/office/drawing/2016/5/13/chartex" xmlns:cx8="http://schemas.microsoft.com/office/drawing/2016/5/14/chartex" xmlns:mc="http://schemas.openxmlformats.org/markup-compatibility/2006" xmlns:aink="http://schemas.microsoft.com/office/drawing/2016/ink" xmlns:am3d="http://schemas.microsoft.com/office/drawing/2017/model3d" xmlns:o="urn:schemas-microsoft-com:office:office" xmlns:oel="http://schemas.microsoft.com/office/2019/extlst" xmlns:r="http://schemas.openxmlformats.org/officeDocument/2006/relationships" xmlns:m="http://schemas.openxmlformats.org/officeDocument/2006/math" xmlns:v="urn:schemas-microsoft-com:vml" xmlns:wp14="http://schemas.microsoft.com/office/word/2010/wordprocessingDrawing" xmlns:wp="http://schemas.openxmlformats.org/drawingml/2006/wordprocessingDrawing" xmlns:w10="urn:schemas-microsoft-com:office:word" xmlns:w="http://schemas.openxmlformats.org/wordprocessingml/2006/main" xmlns:w14="http://schemas.microsoft.com/office/word/2010/wordml" xmlns:w15="http://schemas.microsoft.com/office/word/2012/wordml" xmlns:w16cex="http://schemas.microsoft.com/office/word/2018/wordml/cex" xmlns:w16cid="http://schemas.microsoft.com/office/word/2016/wordml/cid" xmlns:w16="http://schemas.microsoft.com/office/word/2018/wordml" xmlns:w16du="http://schemas.microsoft.com/office/word/2023/wordml/word16du" xmlns:w16sdtdh="http://schemas.microsoft.com/office/word/2020/wordml/sdtdatahash" xmlns:w16sdtfl="http://schemas.microsoft.com/office/word/2024/wordml/sdtformatlock" xmlns:w16se="http://schemas.microsoft.com/office/word/2015/wordml/symex" xmlns:wpg="http://schemas.microsoft.com/office/word/2010/wordprocessingGroup" xmlns:wpi="http://schemas.microsoft.com/office/word/2010/wordprocessingInk" xmlns:wne="http://schemas.microsoft.com/office/word/2006/wordml" xmlns:wps="http://schemas.microsoft.com/office/word/2010/wordprocessingShape" mc:Ignorable="w14 w15 w16se w16cid w16 w16cex w16sdtdh w16sdtfl w16du wp14">
   <w:p>
     <w:pPr>
-      <w:pStyle w:val="Cabealho"/>
+      <w:pStyle w:val="Header"/>
       <w:ind w:firstLine="0"/>
       <w:jc w:val="right"/>
       <w:rPr>
@@ -19462,7 +19094,7 @@
     </w:pPr>
     <w:r>
       <w:rPr>
-        <w:rStyle w:val="Nmerodepgina"/>
+        <w:rStyle w:val="PageNumber"/>
         <w:sz w:val="20"/>
         <w:szCs w:val="20"/>
       </w:rPr>
@@ -19470,7 +19102,7 @@
     </w:r>
     <w:r>
       <w:rPr>
-        <w:rStyle w:val="Nmerodepgina"/>
+        <w:rStyle w:val="PageNumber"/>
         <w:sz w:val="20"/>
         <w:szCs w:val="20"/>
       </w:rPr>
@@ -19478,7 +19110,7 @@
     </w:r>
     <w:r>
       <w:rPr>
-        <w:rStyle w:val="Nmerodepgina"/>
+        <w:rStyle w:val="PageNumber"/>
         <w:sz w:val="20"/>
         <w:szCs w:val="20"/>
       </w:rPr>
@@ -19486,7 +19118,7 @@
     </w:r>
     <w:r>
       <w:rPr>
-        <w:rStyle w:val="Nmerodepgina"/>
+        <w:rStyle w:val="PageNumber"/>
         <w:sz w:val="20"/>
         <w:szCs w:val="20"/>
       </w:rPr>
@@ -19494,7 +19126,7 @@
     </w:r>
     <w:r>
       <w:rPr>
-        <w:rStyle w:val="Nmerodepgina"/>
+        <w:rStyle w:val="PageNumber"/>
         <w:sz w:val="20"/>
         <w:szCs w:val="20"/>
       </w:rPr>
@@ -19506,7 +19138,7 @@
 </file>
 
 <file path=word/numbering.xml><?xml version="1.0" encoding="utf-8"?>
-<w:numbering xmlns:wpc="http://schemas.microsoft.com/office/word/2010/wordprocessingCanvas" xmlns:cx="http://schemas.microsoft.com/office/drawing/2014/chartex" xmlns:cx1="http://schemas.microsoft.com/office/drawing/2015/9/8/chartex" xmlns:cx2="http://schemas.microsoft.com/office/drawing/2015/10/21/chartex" xmlns:cx3="http://schemas.microsoft.com/office/drawing/2016/5/9/chartex" xmlns:cx4="http://schemas.microsoft.com/office/drawing/2016/5/10/chartex" xmlns:cx5="http://schemas.microsoft.com/office/drawing/2016/5/11/chartex" xmlns:cx6="http://schemas.microsoft.com/office/drawing/2016/5/12/chartex" xmlns:cx7="http://schemas.microsoft.com/office/drawing/2016/5/13/chartex" xmlns:cx8="http://schemas.microsoft.com/office/drawing/2016/5/14/chartex" xmlns:mc="http://schemas.openxmlformats.org/markup-compatibility/2006" xmlns:aink="http://schemas.microsoft.com/office/drawing/2016/ink" xmlns:am3d="http://schemas.microsoft.com/office/drawing/2017/model3d" xmlns:o="urn:schemas-microsoft-com:office:office" xmlns:oel="http://schemas.microsoft.com/office/2019/extlst" xmlns:r="http://schemas.openxmlformats.org/officeDocument/2006/relationships" xmlns:m="http://schemas.openxmlformats.org/officeDocument/2006/math" xmlns:v="urn:schemas-microsoft-com:vml" xmlns:wp14="http://schemas.microsoft.com/office/word/2010/wordprocessingDrawing" xmlns:wp="http://schemas.openxmlformats.org/drawingml/2006/wordprocessingDrawing" xmlns:w10="urn:schemas-microsoft-com:office:word" xmlns:w="http://schemas.openxmlformats.org/wordprocessingml/2006/main" xmlns:w14="http://schemas.microsoft.com/office/word/2010/wordml" xmlns:w15="http://schemas.microsoft.com/office/word/2012/wordml" xmlns:w16cex="http://schemas.microsoft.com/office/word/2018/wordml/cex" xmlns:w16cid="http://schemas.microsoft.com/office/word/2016/wordml/cid" xmlns:w16="http://schemas.microsoft.com/office/word/2018/wordml" xmlns:w16sdtdh="http://schemas.microsoft.com/office/word/2020/wordml/sdtdatahash" xmlns:w16se="http://schemas.microsoft.com/office/word/2015/wordml/symex" xmlns:wpg="http://schemas.microsoft.com/office/word/2010/wordprocessingGroup" xmlns:wpi="http://schemas.microsoft.com/office/word/2010/wordprocessingInk" xmlns:wne="http://schemas.microsoft.com/office/word/2006/wordml" xmlns:wps="http://schemas.microsoft.com/office/word/2010/wordprocessingShape" mc:Ignorable="w14 w15 w16se w16cid w16 w16cex w16sdtdh wp14">
+<w:numbering xmlns:wpc="http://schemas.microsoft.com/office/word/2010/wordprocessingCanvas" xmlns:cx="http://schemas.microsoft.com/office/drawing/2014/chartex" xmlns:cx1="http://schemas.microsoft.com/office/drawing/2015/9/8/chartex" xmlns:cx2="http://schemas.microsoft.com/office/drawing/2015/10/21/chartex" xmlns:cx3="http://schemas.microsoft.com/office/drawing/2016/5/9/chartex" xmlns:cx4="http://schemas.microsoft.com/office/drawing/2016/5/10/chartex" xmlns:cx5="http://schemas.microsoft.com/office/drawing/2016/5/11/chartex" xmlns:cx6="http://schemas.microsoft.com/office/drawing/2016/5/12/chartex" xmlns:cx7="http://schemas.microsoft.com/office/drawing/2016/5/13/chartex" xmlns:cx8="http://schemas.microsoft.com/office/drawing/2016/5/14/chartex" xmlns:mc="http://schemas.openxmlformats.org/markup-compatibility/2006" xmlns:aink="http://schemas.microsoft.com/office/drawing/2016/ink" xmlns:am3d="http://schemas.microsoft.com/office/drawing/2017/model3d" xmlns:o="urn:schemas-microsoft-com:office:office" xmlns:oel="http://schemas.microsoft.com/office/2019/extlst" xmlns:r="http://schemas.openxmlformats.org/officeDocument/2006/relationships" xmlns:m="http://schemas.openxmlformats.org/officeDocument/2006/math" xmlns:v="urn:schemas-microsoft-com:vml" xmlns:wp14="http://schemas.microsoft.com/office/word/2010/wordprocessingDrawing" xmlns:wp="http://schemas.openxmlformats.org/drawingml/2006/wordprocessingDrawing" xmlns:w10="urn:schemas-microsoft-com:office:word" xmlns:w="http://schemas.openxmlformats.org/wordprocessingml/2006/main" xmlns:w14="http://schemas.microsoft.com/office/word/2010/wordml" xmlns:w15="http://schemas.microsoft.com/office/word/2012/wordml" xmlns:w16cex="http://schemas.microsoft.com/office/word/2018/wordml/cex" xmlns:w16cid="http://schemas.microsoft.com/office/word/2016/wordml/cid" xmlns:w16="http://schemas.microsoft.com/office/word/2018/wordml" xmlns:w16du="http://schemas.microsoft.com/office/word/2023/wordml/word16du" xmlns:w16sdtdh="http://schemas.microsoft.com/office/word/2020/wordml/sdtdatahash" xmlns:w16sdtfl="http://schemas.microsoft.com/office/word/2024/wordml/sdtformatlock" xmlns:w16se="http://schemas.microsoft.com/office/word/2015/wordml/symex" xmlns:wpg="http://schemas.microsoft.com/office/word/2010/wordprocessingGroup" xmlns:wpi="http://schemas.microsoft.com/office/word/2010/wordprocessingInk" xmlns:wne="http://schemas.microsoft.com/office/word/2006/wordml" xmlns:wps="http://schemas.microsoft.com/office/word/2010/wordprocessingShape" mc:Ignorable="w14 w15 w16se w16cid w16 w16cex w16sdtdh w16sdtfl w16du wp14">
   <w:abstractNum w:abstractNumId="0" w15:restartNumberingAfterBreak="0">
     <w:nsid w:val="06AB7964"/>
     <w:multiLevelType w:val="hybridMultilevel"/>
@@ -20790,7 +20422,7 @@
 </file>
 
 <file path=word/styles.xml><?xml version="1.0" encoding="utf-8"?>
-<w:styles xmlns:mc="http://schemas.openxmlformats.org/markup-compatibility/2006" xmlns:r="http://schemas.openxmlformats.org/officeDocument/2006/relationships" xmlns:w="http://schemas.openxmlformats.org/wordprocessingml/2006/main" xmlns:w14="http://schemas.microsoft.com/office/word/2010/wordml" xmlns:w15="http://schemas.microsoft.com/office/word/2012/wordml" xmlns:w16cex="http://schemas.microsoft.com/office/word/2018/wordml/cex" xmlns:w16cid="http://schemas.microsoft.com/office/word/2016/wordml/cid" xmlns:w16="http://schemas.microsoft.com/office/word/2018/wordml" xmlns:w16sdtdh="http://schemas.microsoft.com/office/word/2020/wordml/sdtdatahash" xmlns:w16se="http://schemas.microsoft.com/office/word/2015/wordml/symex" mc:Ignorable="w14 w15 w16se w16cid w16 w16cex w16sdtdh">
+<w:styles xmlns:mc="http://schemas.openxmlformats.org/markup-compatibility/2006" xmlns:r="http://schemas.openxmlformats.org/officeDocument/2006/relationships" xmlns:w="http://schemas.openxmlformats.org/wordprocessingml/2006/main" xmlns:w14="http://schemas.microsoft.com/office/word/2010/wordml" xmlns:w15="http://schemas.microsoft.com/office/word/2012/wordml" xmlns:w16cex="http://schemas.microsoft.com/office/word/2018/wordml/cex" xmlns:w16cid="http://schemas.microsoft.com/office/word/2016/wordml/cid" xmlns:w16="http://schemas.microsoft.com/office/word/2018/wordml" xmlns:w16du="http://schemas.microsoft.com/office/word/2023/wordml/word16du" xmlns:w16sdtdh="http://schemas.microsoft.com/office/word/2020/wordml/sdtdatahash" xmlns:w16sdtfl="http://schemas.microsoft.com/office/word/2024/wordml/sdtformatlock" xmlns:w16se="http://schemas.microsoft.com/office/word/2015/wordml/symex" mc:Ignorable="w14 w15 w16se w16cid w16 w16cex w16sdtdh w16sdtfl w16du">
   <w:docDefaults>
     <w:rPrDefault>
       <w:rPr>
@@ -21178,11 +20810,11 @@
       <w:szCs w:val="24"/>
     </w:rPr>
   </w:style>
-  <w:style w:type="paragraph" w:styleId="Ttulo1">
+  <w:style w:type="paragraph" w:styleId="Heading1">
     <w:name w:val="heading 1"/>
     <w:basedOn w:val="Normal"/>
     <w:next w:val="Normal"/>
-    <w:link w:val="Ttulo1Char"/>
+    <w:link w:val="Heading1Char"/>
     <w:autoRedefine/>
     <w:qFormat/>
     <w:rsid w:val="00BF278D"/>
@@ -21201,11 +20833,11 @@
       <w:kern w:val="2"/>
     </w:rPr>
   </w:style>
-  <w:style w:type="paragraph" w:styleId="Ttulo2">
+  <w:style w:type="paragraph" w:styleId="Heading2">
     <w:name w:val="heading 2"/>
     <w:basedOn w:val="Normal"/>
     <w:next w:val="Normal"/>
-    <w:link w:val="Ttulo2Char"/>
+    <w:link w:val="Heading2Char"/>
     <w:qFormat/>
     <w:rsid w:val="00151D94"/>
     <w:pPr>
@@ -21223,11 +20855,11 @@
       <w:szCs w:val="28"/>
     </w:rPr>
   </w:style>
-  <w:style w:type="paragraph" w:styleId="Ttulo3">
+  <w:style w:type="paragraph" w:styleId="Heading3">
     <w:name w:val="heading 3"/>
     <w:basedOn w:val="Normal"/>
     <w:next w:val="Normal"/>
-    <w:link w:val="Ttulo3Char"/>
+    <w:link w:val="Heading3Char"/>
     <w:qFormat/>
     <w:rsid w:val="00151D94"/>
     <w:pPr>
@@ -21243,13 +20875,13 @@
       <w:szCs w:val="26"/>
     </w:rPr>
   </w:style>
-  <w:style w:type="character" w:default="1" w:styleId="Fontepargpadro">
+  <w:style w:type="character" w:default="1" w:styleId="DefaultParagraphFont">
     <w:name w:val="Default Paragraph Font"/>
     <w:uiPriority w:val="1"/>
     <w:semiHidden/>
     <w:unhideWhenUsed/>
   </w:style>
-  <w:style w:type="table" w:default="1" w:styleId="Tabelanormal">
+  <w:style w:type="table" w:default="1" w:styleId="TableNormal">
     <w:name w:val="Normal Table"/>
     <w:uiPriority w:val="99"/>
     <w:semiHidden/>
@@ -21264,16 +20896,16 @@
       </w:tblCellMar>
     </w:tblPr>
   </w:style>
-  <w:style w:type="numbering" w:default="1" w:styleId="Semlista">
+  <w:style w:type="numbering" w:default="1" w:styleId="NoList">
     <w:name w:val="No List"/>
     <w:uiPriority w:val="99"/>
     <w:semiHidden/>
     <w:unhideWhenUsed/>
   </w:style>
-  <w:style w:type="character" w:customStyle="1" w:styleId="Ttulo1Char">
-    <w:name w:val="Título 1 Char"/>
-    <w:basedOn w:val="Fontepargpadro"/>
-    <w:link w:val="Ttulo1"/>
+  <w:style w:type="character" w:customStyle="1" w:styleId="Heading1Char">
+    <w:name w:val="Heading 1 Char"/>
+    <w:basedOn w:val="DefaultParagraphFont"/>
+    <w:link w:val="Heading1"/>
     <w:qFormat/>
     <w:rsid w:val="00BF278D"/>
     <w:rPr>
@@ -21288,7 +20920,7 @@
   </w:style>
   <w:style w:type="character" w:customStyle="1" w:styleId="NotadeMonografiaChar">
     <w:name w:val="Nota de Monografia Char"/>
-    <w:basedOn w:val="Fontepargpadro"/>
+    <w:basedOn w:val="DefaultParagraphFont"/>
     <w:link w:val="NotadeMonografia"/>
     <w:qFormat/>
     <w:rsid w:val="005870F9"/>
@@ -21315,7 +20947,7 @@
   </w:style>
   <w:style w:type="character" w:styleId="Hyperlink">
     <w:name w:val="Hyperlink"/>
-    <w:basedOn w:val="Fontepargpadro"/>
+    <w:basedOn w:val="DefaultParagraphFont"/>
     <w:uiPriority w:val="99"/>
     <w:rsid w:val="00692BB5"/>
     <w:rPr>
@@ -21325,7 +20957,7 @@
   </w:style>
   <w:style w:type="character" w:customStyle="1" w:styleId="ResumoChar">
     <w:name w:val="Resumo Char"/>
-    <w:basedOn w:val="Fontepargpadro"/>
+    <w:basedOn w:val="DefaultParagraphFont"/>
     <w:link w:val="Resumo"/>
     <w:qFormat/>
     <w:rsid w:val="00154816"/>
@@ -21355,7 +20987,7 @@
   </w:style>
   <w:style w:type="character" w:customStyle="1" w:styleId="TtuloRefernciasChar">
     <w:name w:val="Título Referências Char"/>
-    <w:basedOn w:val="Fontepargpadro"/>
+    <w:basedOn w:val="DefaultParagraphFont"/>
     <w:link w:val="TtuloReferncias"/>
     <w:qFormat/>
     <w:rsid w:val="00311EF8"/>
@@ -21368,16 +21000,16 @@
       <w:lang w:val="pt-BR" w:eastAsia="pt-BR" w:bidi="ar-SA"/>
     </w:rPr>
   </w:style>
-  <w:style w:type="character" w:styleId="Nmerodepgina">
+  <w:style w:type="character" w:styleId="PageNumber">
     <w:name w:val="page number"/>
-    <w:basedOn w:val="Fontepargpadro"/>
+    <w:basedOn w:val="DefaultParagraphFont"/>
     <w:qFormat/>
     <w:rsid w:val="007C700A"/>
   </w:style>
-  <w:style w:type="character" w:customStyle="1" w:styleId="LegendaChar">
-    <w:name w:val="Legenda Char"/>
-    <w:basedOn w:val="Fontepargpadro"/>
-    <w:link w:val="Legenda"/>
+  <w:style w:type="character" w:customStyle="1" w:styleId="CaptionChar">
+    <w:name w:val="Caption Char"/>
+    <w:basedOn w:val="DefaultParagraphFont"/>
+    <w:link w:val="Caption"/>
     <w:qFormat/>
     <w:rsid w:val="001D4AB7"/>
     <w:rPr>
@@ -21389,7 +21021,7 @@
   </w:style>
   <w:style w:type="character" w:customStyle="1" w:styleId="TtuloTabelaChar">
     <w:name w:val="Título Tabela Char"/>
-    <w:basedOn w:val="LegendaChar"/>
+    <w:basedOn w:val="CaptionChar"/>
     <w:link w:val="TtuloTabela"/>
     <w:qFormat/>
     <w:rsid w:val="007D2F5C"/>
@@ -21402,7 +21034,7 @@
   </w:style>
   <w:style w:type="character" w:customStyle="1" w:styleId="TtuloQuadroChar">
     <w:name w:val="Título Quadro Char"/>
-    <w:basedOn w:val="LegendaChar"/>
+    <w:basedOn w:val="CaptionChar"/>
     <w:link w:val="TtuloQuadro"/>
     <w:qFormat/>
     <w:rsid w:val="007D2F5C"/>
@@ -21415,7 +21047,7 @@
   </w:style>
   <w:style w:type="character" w:customStyle="1" w:styleId="TtuloGrficoChar">
     <w:name w:val="Título Gráfico Char"/>
-    <w:basedOn w:val="LegendaChar"/>
+    <w:basedOn w:val="CaptionChar"/>
     <w:link w:val="TtuloGrfico"/>
     <w:qFormat/>
     <w:rsid w:val="007D2F5C"/>
@@ -21426,10 +21058,10 @@
       <w:lang w:val="pt-BR" w:eastAsia="pt-BR" w:bidi="ar-SA"/>
     </w:rPr>
   </w:style>
-  <w:style w:type="character" w:customStyle="1" w:styleId="RodapChar">
-    <w:name w:val="Rodapé Char"/>
-    <w:basedOn w:val="Fontepargpadro"/>
-    <w:link w:val="Rodap"/>
+  <w:style w:type="character" w:customStyle="1" w:styleId="FooterChar">
+    <w:name w:val="Footer Char"/>
+    <w:basedOn w:val="DefaultParagraphFont"/>
+    <w:link w:val="Footer"/>
     <w:qFormat/>
     <w:rsid w:val="007D2F5C"/>
     <w:rPr>
@@ -21440,7 +21072,7 @@
   </w:style>
   <w:style w:type="character" w:customStyle="1" w:styleId="FootnoteCharacters">
     <w:name w:val="Footnote Characters"/>
-    <w:basedOn w:val="Fontepargpadro"/>
+    <w:basedOn w:val="DefaultParagraphFont"/>
     <w:semiHidden/>
     <w:qFormat/>
     <w:rsid w:val="00C108FD"/>
@@ -21456,7 +21088,7 @@
   </w:style>
   <w:style w:type="character" w:customStyle="1" w:styleId="TtuloSeoPrimriaChar">
     <w:name w:val="Título Seção Primária Char"/>
-    <w:basedOn w:val="Fontepargpadro"/>
+    <w:basedOn w:val="DefaultParagraphFont"/>
     <w:link w:val="TtuloSeoPrimria"/>
     <w:qFormat/>
     <w:rsid w:val="004E5E33"/>
@@ -21469,9 +21101,9 @@
       <w:lang w:val="pt-BR" w:eastAsia="pt-BR" w:bidi="ar-SA"/>
     </w:rPr>
   </w:style>
-  <w:style w:type="character" w:styleId="Refdecomentrio">
+  <w:style w:type="character" w:styleId="CommentReference">
     <w:name w:val="annotation reference"/>
-    <w:basedOn w:val="Fontepargpadro"/>
+    <w:basedOn w:val="DefaultParagraphFont"/>
     <w:qFormat/>
     <w:rsid w:val="00E01DA1"/>
     <w:rPr>
@@ -21479,20 +21111,20 @@
       <w:szCs w:val="16"/>
     </w:rPr>
   </w:style>
-  <w:style w:type="character" w:customStyle="1" w:styleId="TextodecomentrioChar">
-    <w:name w:val="Texto de comentário Char"/>
-    <w:basedOn w:val="Fontepargpadro"/>
-    <w:link w:val="Textodecomentrio"/>
+  <w:style w:type="character" w:customStyle="1" w:styleId="CommentTextChar">
+    <w:name w:val="Comment Text Char"/>
+    <w:basedOn w:val="DefaultParagraphFont"/>
+    <w:link w:val="CommentText"/>
     <w:qFormat/>
     <w:rsid w:val="00E01DA1"/>
     <w:rPr>
       <w:rFonts w:ascii="Arial" w:hAnsi="Arial"/>
     </w:rPr>
   </w:style>
-  <w:style w:type="character" w:customStyle="1" w:styleId="AssuntodocomentrioChar">
-    <w:name w:val="Assunto do comentário Char"/>
-    <w:basedOn w:val="TextodecomentrioChar"/>
-    <w:link w:val="Assuntodocomentrio"/>
+  <w:style w:type="character" w:customStyle="1" w:styleId="CommentSubjectChar">
+    <w:name w:val="Comment Subject Char"/>
+    <w:basedOn w:val="CommentTextChar"/>
+    <w:link w:val="CommentSubject"/>
     <w:qFormat/>
     <w:rsid w:val="00E01DA1"/>
     <w:rPr>
@@ -21503,31 +21135,31 @@
   </w:style>
   <w:style w:type="character" w:customStyle="1" w:styleId="a">
     <w:name w:val="a"/>
-    <w:basedOn w:val="Fontepargpadro"/>
+    <w:basedOn w:val="DefaultParagraphFont"/>
     <w:qFormat/>
     <w:rsid w:val="00097F35"/>
   </w:style>
   <w:style w:type="character" w:customStyle="1" w:styleId="apple-converted-space">
     <w:name w:val="apple-converted-space"/>
-    <w:basedOn w:val="Fontepargpadro"/>
+    <w:basedOn w:val="DefaultParagraphFont"/>
     <w:qFormat/>
     <w:rsid w:val="00097F35"/>
   </w:style>
   <w:style w:type="character" w:customStyle="1" w:styleId="l6">
     <w:name w:val="l6"/>
-    <w:basedOn w:val="Fontepargpadro"/>
+    <w:basedOn w:val="DefaultParagraphFont"/>
     <w:qFormat/>
     <w:rsid w:val="00097F35"/>
   </w:style>
   <w:style w:type="character" w:customStyle="1" w:styleId="l7">
     <w:name w:val="l7"/>
-    <w:basedOn w:val="Fontepargpadro"/>
+    <w:basedOn w:val="DefaultParagraphFont"/>
     <w:qFormat/>
     <w:rsid w:val="00097F35"/>
   </w:style>
-  <w:style w:type="character" w:styleId="MenoPendente">
+  <w:style w:type="character" w:styleId="UnresolvedMention">
     <w:name w:val="Unresolved Mention"/>
-    <w:basedOn w:val="Fontepargpadro"/>
+    <w:basedOn w:val="DefaultParagraphFont"/>
     <w:uiPriority w:val="99"/>
     <w:semiHidden/>
     <w:unhideWhenUsed/>
@@ -21538,9 +21170,9 @@
       <w:shd w:val="clear" w:color="auto" w:fill="E1DFDD"/>
     </w:rPr>
   </w:style>
-  <w:style w:type="character" w:styleId="HiperlinkVisitado">
+  <w:style w:type="character" w:styleId="FollowedHyperlink">
     <w:name w:val="FollowedHyperlink"/>
-    <w:basedOn w:val="Fontepargpadro"/>
+    <w:basedOn w:val="DefaultParagraphFont"/>
     <w:semiHidden/>
     <w:unhideWhenUsed/>
     <w:rsid w:val="00295061"/>
@@ -21563,7 +21195,7 @@
   <w:style w:type="paragraph" w:customStyle="1" w:styleId="Heading">
     <w:name w:val="Heading"/>
     <w:basedOn w:val="Normal"/>
-    <w:next w:val="Corpodetexto"/>
+    <w:next w:val="BodyText"/>
     <w:qFormat/>
     <w:pPr>
       <w:keepNext/>
@@ -21575,25 +21207,25 @@
       <w:szCs w:val="28"/>
     </w:rPr>
   </w:style>
-  <w:style w:type="paragraph" w:styleId="Corpodetexto">
+  <w:style w:type="paragraph" w:styleId="BodyText">
     <w:name w:val="Body Text"/>
     <w:basedOn w:val="Normal"/>
     <w:pPr>
       <w:spacing w:after="140" w:line="276" w:lineRule="auto"/>
     </w:pPr>
   </w:style>
-  <w:style w:type="paragraph" w:styleId="Lista">
+  <w:style w:type="paragraph" w:styleId="List">
     <w:name w:val="List"/>
-    <w:basedOn w:val="Corpodetexto"/>
+    <w:basedOn w:val="BodyText"/>
     <w:rPr>
       <w:rFonts w:cs="Lohit Devanagari"/>
     </w:rPr>
   </w:style>
-  <w:style w:type="paragraph" w:styleId="Legenda">
+  <w:style w:type="paragraph" w:styleId="Caption">
     <w:name w:val="caption"/>
     <w:basedOn w:val="Normal"/>
     <w:next w:val="Normal"/>
-    <w:link w:val="LegendaChar"/>
+    <w:link w:val="CaptionChar"/>
     <w:qFormat/>
     <w:rsid w:val="00AA5176"/>
     <w:rPr>
@@ -21983,7 +21615,7 @@
     <w:basedOn w:val="Normal"/>
     <w:qFormat/>
   </w:style>
-  <w:style w:type="paragraph" w:styleId="Cabealho">
+  <w:style w:type="paragraph" w:styleId="Header">
     <w:name w:val="header"/>
     <w:basedOn w:val="Normal"/>
     <w:rsid w:val="007C700A"/>
@@ -21994,10 +21626,10 @@
       </w:tabs>
     </w:pPr>
   </w:style>
-  <w:style w:type="paragraph" w:styleId="Rodap">
+  <w:style w:type="paragraph" w:styleId="Footer">
     <w:name w:val="footer"/>
     <w:basedOn w:val="Normal"/>
-    <w:link w:val="RodapChar"/>
+    <w:link w:val="FooterChar"/>
     <w:rsid w:val="007D2F5C"/>
     <w:pPr>
       <w:tabs>
@@ -22133,7 +21765,7 @@
       <w:caps/>
     </w:rPr>
   </w:style>
-  <w:style w:type="paragraph" w:styleId="ndicedeilustraes">
+  <w:style w:type="paragraph" w:styleId="TableofFigures">
     <w:name w:val="table of figures"/>
     <w:basedOn w:val="Normal"/>
     <w:next w:val="Normal"/>
@@ -22156,7 +21788,7 @@
   </w:style>
   <w:style w:type="paragraph" w:customStyle="1" w:styleId="TtuloTabela">
     <w:name w:val="Título Tabela"/>
-    <w:basedOn w:val="Legenda"/>
+    <w:basedOn w:val="Caption"/>
     <w:link w:val="TtuloTabelaChar"/>
     <w:qFormat/>
     <w:rsid w:val="007D2F5C"/>
@@ -22180,7 +21812,7 @@
       <w:lang w:eastAsia="en-US"/>
     </w:rPr>
   </w:style>
-  <w:style w:type="paragraph" w:styleId="Sumrio1">
+  <w:style w:type="paragraph" w:styleId="TOC1">
     <w:name w:val="toc 1"/>
     <w:basedOn w:val="Normal"/>
     <w:next w:val="Normal"/>
@@ -22206,7 +21838,7 @@
   </w:style>
   <w:style w:type="paragraph" w:customStyle="1" w:styleId="TtuloQuadro">
     <w:name w:val="Título Quadro"/>
-    <w:basedOn w:val="Legenda"/>
+    <w:basedOn w:val="Caption"/>
     <w:link w:val="TtuloQuadroChar"/>
     <w:qFormat/>
     <w:rsid w:val="007D2F5C"/>
@@ -22216,7 +21848,7 @@
   </w:style>
   <w:style w:type="paragraph" w:customStyle="1" w:styleId="TtuloGrfico">
     <w:name w:val="Título Gráfico"/>
-    <w:basedOn w:val="Legenda"/>
+    <w:basedOn w:val="Caption"/>
     <w:link w:val="TtuloGrficoChar"/>
     <w:qFormat/>
     <w:rsid w:val="007D2F5C"/>
@@ -22255,7 +21887,7 @@
       <w:caps/>
     </w:rPr>
   </w:style>
-  <w:style w:type="paragraph" w:styleId="Sumrio2">
+  <w:style w:type="paragraph" w:styleId="TOC2">
     <w:name w:val="toc 2"/>
     <w:basedOn w:val="Normal"/>
     <w:next w:val="Normal"/>
@@ -22270,7 +21902,7 @@
       <w:ind w:firstLine="0"/>
     </w:pPr>
   </w:style>
-  <w:style w:type="paragraph" w:styleId="Sumrio3">
+  <w:style w:type="paragraph" w:styleId="TOC3">
     <w:name w:val="toc 3"/>
     <w:basedOn w:val="Normal"/>
     <w:next w:val="Normal"/>
@@ -22288,7 +21920,7 @@
       <w:b/>
     </w:rPr>
   </w:style>
-  <w:style w:type="paragraph" w:styleId="Sumrio4">
+  <w:style w:type="paragraph" w:styleId="TOC4">
     <w:name w:val="toc 4"/>
     <w:basedOn w:val="Normal"/>
     <w:next w:val="Normal"/>
@@ -22304,7 +21936,7 @@
       <w:ind w:firstLine="0"/>
     </w:pPr>
   </w:style>
-  <w:style w:type="paragraph" w:styleId="Sumrio5">
+  <w:style w:type="paragraph" w:styleId="TOC5">
     <w:name w:val="toc 5"/>
     <w:basedOn w:val="Normal"/>
     <w:next w:val="Normal"/>
@@ -22322,7 +21954,7 @@
       <w:i/>
     </w:rPr>
   </w:style>
-  <w:style w:type="paragraph" w:styleId="Textodebalo">
+  <w:style w:type="paragraph" w:styleId="BalloonText">
     <w:name w:val="Balloon Text"/>
     <w:basedOn w:val="Normal"/>
     <w:semiHidden/>
@@ -22334,7 +21966,7 @@
       <w:szCs w:val="16"/>
     </w:rPr>
   </w:style>
-  <w:style w:type="paragraph" w:styleId="Textodenotaderodap">
+  <w:style w:type="paragraph" w:styleId="FootnoteText">
     <w:name w:val="footnote text"/>
     <w:basedOn w:val="Normal"/>
     <w:semiHidden/>
@@ -22371,7 +22003,7 @@
   </w:style>
   <w:style w:type="paragraph" w:customStyle="1" w:styleId="EstiloLegendaNoNegrito">
     <w:name w:val="Estilo Legenda + Não Negrito"/>
-    <w:basedOn w:val="Legenda"/>
+    <w:basedOn w:val="Caption"/>
     <w:qFormat/>
     <w:rsid w:val="007D2F5C"/>
     <w:rPr>
@@ -22393,10 +22025,10 @@
       <w:szCs w:val="20"/>
     </w:rPr>
   </w:style>
-  <w:style w:type="paragraph" w:styleId="Textodecomentrio">
+  <w:style w:type="paragraph" w:styleId="CommentText">
     <w:name w:val="annotation text"/>
     <w:basedOn w:val="Normal"/>
-    <w:link w:val="TextodecomentrioChar"/>
+    <w:link w:val="CommentTextChar"/>
     <w:qFormat/>
     <w:rsid w:val="00E01DA1"/>
     <w:pPr>
@@ -22407,11 +22039,11 @@
       <w:szCs w:val="20"/>
     </w:rPr>
   </w:style>
-  <w:style w:type="paragraph" w:styleId="Assuntodocomentrio">
+  <w:style w:type="paragraph" w:styleId="CommentSubject">
     <w:name w:val="annotation subject"/>
-    <w:basedOn w:val="Textodecomentrio"/>
-    <w:next w:val="Textodecomentrio"/>
-    <w:link w:val="AssuntodocomentrioChar"/>
+    <w:basedOn w:val="CommentText"/>
+    <w:next w:val="CommentText"/>
+    <w:link w:val="CommentSubjectChar"/>
     <w:qFormat/>
     <w:rsid w:val="00E01DA1"/>
     <w:rPr>
@@ -22419,7 +22051,7 @@
       <w:bCs/>
     </w:rPr>
   </w:style>
-  <w:style w:type="paragraph" w:styleId="PargrafodaLista">
+  <w:style w:type="paragraph" w:styleId="ListParagraph">
     <w:name w:val="List Paragraph"/>
     <w:basedOn w:val="Normal"/>
     <w:uiPriority w:val="34"/>
@@ -22433,7 +22065,7 @@
   <w:style w:type="paragraph" w:customStyle="1" w:styleId="HorizontalLine">
     <w:name w:val="Horizontal Line"/>
     <w:basedOn w:val="Normal"/>
-    <w:next w:val="Corpodetexto"/>
+    <w:next w:val="BodyText"/>
     <w:qFormat/>
     <w:pPr>
       <w:suppressLineNumbers/>
@@ -22447,9 +22079,9 @@
       <w:szCs w:val="12"/>
     </w:rPr>
   </w:style>
-  <w:style w:type="table" w:styleId="Tabelacomgrade">
+  <w:style w:type="table" w:styleId="TableGrid">
     <w:name w:val="Table Grid"/>
-    <w:basedOn w:val="Tabelanormal"/>
+    <w:basedOn w:val="TableNormal"/>
     <w:rsid w:val="005B3C9A"/>
     <w:tblPr>
       <w:tblBorders>
@@ -22492,10 +22124,10 @@
       <w:lang w:val="en-US" w:eastAsia="en-US"/>
     </w:rPr>
   </w:style>
-  <w:style w:type="character" w:customStyle="1" w:styleId="Ttulo2Char">
-    <w:name w:val="Título 2 Char"/>
-    <w:basedOn w:val="Fontepargpadro"/>
-    <w:link w:val="Ttulo2"/>
+  <w:style w:type="character" w:customStyle="1" w:styleId="Heading2Char">
+    <w:name w:val="Heading 2 Char"/>
+    <w:basedOn w:val="DefaultParagraphFont"/>
+    <w:link w:val="Heading2"/>
     <w:rsid w:val="002B2D91"/>
     <w:rPr>
       <w:rFonts w:ascii="Arial" w:hAnsi="Arial" w:cs="Arial"/>
@@ -22507,10 +22139,10 @@
       <w:szCs w:val="28"/>
     </w:rPr>
   </w:style>
-  <w:style w:type="character" w:customStyle="1" w:styleId="Ttulo3Char">
-    <w:name w:val="Título 3 Char"/>
-    <w:basedOn w:val="Fontepargpadro"/>
-    <w:link w:val="Ttulo3"/>
+  <w:style w:type="character" w:customStyle="1" w:styleId="Heading3Char">
+    <w:name w:val="Heading 3 Char"/>
+    <w:basedOn w:val="DefaultParagraphFont"/>
+    <w:link w:val="Heading3"/>
     <w:rsid w:val="002B2D91"/>
     <w:rPr>
       <w:rFonts w:ascii="Arial" w:hAnsi="Arial" w:cs="Arial"/>
@@ -22807,6 +22439,10 @@
 </file>
 
 <file path=customXml/item1.xml><?xml version="1.0" encoding="utf-8"?>
+<b:Sources xmlns:b="http://schemas.openxmlformats.org/officeDocument/2006/bibliography" xmlns="http://schemas.openxmlformats.org/officeDocument/2006/bibliography" SelectedStyle="\APA.XSL" StyleName="APA"/>
+</file>
+
+<file path=customXml/item2.xml><?xml version="1.0" encoding="utf-8"?>
 <ct:contentTypeSchema xmlns:ct="http://schemas.microsoft.com/office/2006/metadata/contentType" xmlns:ma="http://schemas.microsoft.com/office/2006/metadata/properties/metaAttributes" ct:_="" ma:_="" ma:contentTypeName="Documento" ma:contentTypeID="0x01010081DB4EF2F44E8741A3B7C64E26A81F39" ma:contentTypeVersion="6" ma:contentTypeDescription="Crie um novo documento." ma:contentTypeScope="" ma:versionID="6f2e3708269f143ed3a4c7993f585491">
   <xsd:schema xmlns:xsd="http://www.w3.org/2001/XMLSchema" xmlns:xs="http://www.w3.org/2001/XMLSchema" xmlns:p="http://schemas.microsoft.com/office/2006/metadata/properties" xmlns:ns3="bbfbb147-0e8d-4867-bc3c-168a7971256d" xmlns:ns4="ba43e9b5-5c3c-4b61-86b4-9718ce237837" targetNamespace="http://schemas.microsoft.com/office/2006/metadata/properties" ma:root="true" ma:fieldsID="7b54ec636d669d228c54f9a9b856f2dc" ns3:_="" ns4:_="">
     <xsd:import namespace="bbfbb147-0e8d-4867-bc3c-168a7971256d"/>
@@ -22983,14 +22619,6 @@
 </ct:contentTypeSchema>
 </file>
 
-<file path=customXml/item2.xml><?xml version="1.0" encoding="utf-8"?>
-<p:properties xmlns:p="http://schemas.microsoft.com/office/2006/metadata/properties" xmlns:xsi="http://www.w3.org/2001/XMLSchema-instance" xmlns:pc="http://schemas.microsoft.com/office/infopath/2007/PartnerControls">
-  <documentManagement>
-    <_activity xmlns="bbfbb147-0e8d-4867-bc3c-168a7971256d" xsi:nil="true"/>
-  </documentManagement>
-</p:properties>
-</file>
-
 <file path=customXml/item3.xml><?xml version="1.0" encoding="utf-8"?>
 <?mso-contentType ?>
 <FormTemplates xmlns="http://schemas.microsoft.com/sharepoint/v3/contenttype/forms">
@@ -23001,10 +22629,22 @@
 </file>
 
 <file path=customXml/item4.xml><?xml version="1.0" encoding="utf-8"?>
-<b:Sources xmlns:b="http://schemas.openxmlformats.org/officeDocument/2006/bibliography" xmlns="http://schemas.openxmlformats.org/officeDocument/2006/bibliography" SelectedStyle="\APA.XSL" StyleName="APA"/>
+<p:properties xmlns:p="http://schemas.microsoft.com/office/2006/metadata/properties" xmlns:xsi="http://www.w3.org/2001/XMLSchema-instance" xmlns:pc="http://schemas.microsoft.com/office/infopath/2007/PartnerControls">
+  <documentManagement>
+    <_activity xmlns="bbfbb147-0e8d-4867-bc3c-168a7971256d" xsi:nil="true"/>
+  </documentManagement>
+</p:properties>
 </file>
 
 <file path=customXml/itemProps1.xml><?xml version="1.0" encoding="utf-8"?>
+<ds:datastoreItem xmlns:ds="http://schemas.openxmlformats.org/officeDocument/2006/customXml" ds:itemID="{4AC63BDB-EC17-5E45-9618-2D74317BCB64}">
+  <ds:schemaRefs>
+    <ds:schemaRef ds:uri="http://schemas.openxmlformats.org/officeDocument/2006/bibliography"/>
+  </ds:schemaRefs>
+</ds:datastoreItem>
+</file>
+
+<file path=customXml/itemProps2.xml><?xml version="1.0" encoding="utf-8"?>
 <ds:datastoreItem xmlns:ds="http://schemas.openxmlformats.org/officeDocument/2006/customXml" ds:itemID="{60195475-E937-4DA5-A08F-CE68322380E7}">
   <ds:schemaRefs>
     <ds:schemaRef ds:uri="http://schemas.microsoft.com/office/2006/metadata/contentType"/>
@@ -23023,16 +22663,6 @@
 </ds:datastoreItem>
 </file>
 
-<file path=customXml/itemProps2.xml><?xml version="1.0" encoding="utf-8"?>
-<ds:datastoreItem xmlns:ds="http://schemas.openxmlformats.org/officeDocument/2006/customXml" ds:itemID="{8E77C127-0816-49DA-827F-5C1A0263A5E6}">
-  <ds:schemaRefs>
-    <ds:schemaRef ds:uri="http://schemas.microsoft.com/office/2006/metadata/properties"/>
-    <ds:schemaRef ds:uri="http://schemas.microsoft.com/office/infopath/2007/PartnerControls"/>
-    <ds:schemaRef ds:uri="bbfbb147-0e8d-4867-bc3c-168a7971256d"/>
-  </ds:schemaRefs>
-</ds:datastoreItem>
-</file>
-
 <file path=customXml/itemProps3.xml><?xml version="1.0" encoding="utf-8"?>
 <ds:datastoreItem xmlns:ds="http://schemas.openxmlformats.org/officeDocument/2006/customXml" ds:itemID="{1E043D33-BE45-47FF-B156-F45B0E9C9300}">
   <ds:schemaRefs>
@@ -23042,9 +22672,11 @@
 </file>
 
 <file path=customXml/itemProps4.xml><?xml version="1.0" encoding="utf-8"?>
-<ds:datastoreItem xmlns:ds="http://schemas.openxmlformats.org/officeDocument/2006/customXml" ds:itemID="{4AC63BDB-EC17-5E45-9618-2D74317BCB64}">
+<ds:datastoreItem xmlns:ds="http://schemas.openxmlformats.org/officeDocument/2006/customXml" ds:itemID="{8E77C127-0816-49DA-827F-5C1A0263A5E6}">
   <ds:schemaRefs>
-    <ds:schemaRef ds:uri="http://schemas.openxmlformats.org/officeDocument/2006/bibliography"/>
+    <ds:schemaRef ds:uri="http://schemas.microsoft.com/office/2006/metadata/properties"/>
+    <ds:schemaRef ds:uri="http://schemas.microsoft.com/office/infopath/2007/PartnerControls"/>
+    <ds:schemaRef ds:uri="bbfbb147-0e8d-4867-bc3c-168a7971256d"/>
   </ds:schemaRefs>
 </ds:datastoreItem>
 </file>
--- a/Memorial Descritivo - Felipe Freitas Silva.docx
+++ b/Memorial Descritivo - Felipe Freitas Silva.docx
@@ -4759,7 +4759,13 @@
     </w:p>
     <w:p>
       <w:r>
-        <w:t xml:space="preserve">Desde o começo de 2023, sou o principal desenvolvedor da Startup e tenho já um colega responsável pelo </w:t>
+        <w:t xml:space="preserve">Desde o começo de 2023, </w:t>
+      </w:r>
+      <w:r>
+        <w:t xml:space="preserve">fui </w:t>
+      </w:r>
+      <w:r>
+        <w:t xml:space="preserve"> o principal desenvolvedor da Startup e tenho já um colega responsável pelo </w:t>
       </w:r>
       <w:r>
         <w:rPr>
@@ -4947,6 +4953,14 @@
       <w:bookmarkEnd w:id="4"/>
       <w:r>
         <w:t>, por exemplo.</w:t>
+      </w:r>
+    </w:p>
+    <w:p>
+      <w:r>
+        <w:t>No terceiro ano do curso continuei me aprimorando no trabalho e pessoalmente, explorando ainda mais novas áreas que ainda não tinha tido acesso ou curiosidade de aprender, como desenvolver uma aplicação de terminal em python no estágio e disciplinas que olhando para trás ainda julgo como sendo minhas favoritas do curso: Sistemas Operacionais (programação de baixo nível) e Redes de Computadores, ambas inclusive lecionadas por professores fantásticos que merecem muito reconhecimento pois demonstravam um apreço enorme pela área e clara vontade em repassar esse sentimento para os alunos – Sérgio Johann Filho e Cristina Nunes. Mais para o final do ano, apliquei para o programa de Mobilidade Acadêmica da PUCRS e, mais ou menos um mês depois, em Agosto, 1 ano após minha entrada no LIS</w:t>
+      </w:r>
+      <w:r>
+        <w:t>, recebi uma proposta para trabalhar como Desenvolvedor Front-End Júnior na HP, que aceitei.</w:t>
       </w:r>
     </w:p>
     <w:p>
@@ -12688,7 +12702,7 @@
         <mc:AlternateContent>
           <mc:Choice Requires="wpg">
             <w:drawing>
-              <wp:anchor distT="0" distB="0" distL="114300" distR="114300" simplePos="0" relativeHeight="251681792" behindDoc="0" locked="0" layoutInCell="1" allowOverlap="1" wp14:anchorId="20E71530" wp14:editId="14CD5D96">
+              <wp:anchor distT="0" distB="0" distL="114300" distR="114300" simplePos="0" relativeHeight="251681792" behindDoc="0" locked="0" layoutInCell="1" allowOverlap="1" wp14:anchorId="20E71530" wp14:editId="55D3FD2C">
                 <wp:simplePos x="0" y="0"/>
                 <wp:positionH relativeFrom="column">
                   <wp:posOffset>-2540</wp:posOffset>
@@ -22439,10 +22453,6 @@
 </file>
 
 <file path=customXml/item1.xml><?xml version="1.0" encoding="utf-8"?>
-<b:Sources xmlns:b="http://schemas.openxmlformats.org/officeDocument/2006/bibliography" xmlns="http://schemas.openxmlformats.org/officeDocument/2006/bibliography" SelectedStyle="\APA.XSL" StyleName="APA"/>
-</file>
-
-<file path=customXml/item2.xml><?xml version="1.0" encoding="utf-8"?>
 <ct:contentTypeSchema xmlns:ct="http://schemas.microsoft.com/office/2006/metadata/contentType" xmlns:ma="http://schemas.microsoft.com/office/2006/metadata/properties/metaAttributes" ct:_="" ma:_="" ma:contentTypeName="Documento" ma:contentTypeID="0x01010081DB4EF2F44E8741A3B7C64E26A81F39" ma:contentTypeVersion="6" ma:contentTypeDescription="Crie um novo documento." ma:contentTypeScope="" ma:versionID="6f2e3708269f143ed3a4c7993f585491">
   <xsd:schema xmlns:xsd="http://www.w3.org/2001/XMLSchema" xmlns:xs="http://www.w3.org/2001/XMLSchema" xmlns:p="http://schemas.microsoft.com/office/2006/metadata/properties" xmlns:ns3="bbfbb147-0e8d-4867-bc3c-168a7971256d" xmlns:ns4="ba43e9b5-5c3c-4b61-86b4-9718ce237837" targetNamespace="http://schemas.microsoft.com/office/2006/metadata/properties" ma:root="true" ma:fieldsID="7b54ec636d669d228c54f9a9b856f2dc" ns3:_="" ns4:_="">
     <xsd:import namespace="bbfbb147-0e8d-4867-bc3c-168a7971256d"/>
@@ -22619,6 +22629,14 @@
 </ct:contentTypeSchema>
 </file>
 
+<file path=customXml/item2.xml><?xml version="1.0" encoding="utf-8"?>
+<p:properties xmlns:p="http://schemas.microsoft.com/office/2006/metadata/properties" xmlns:xsi="http://www.w3.org/2001/XMLSchema-instance" xmlns:pc="http://schemas.microsoft.com/office/infopath/2007/PartnerControls">
+  <documentManagement>
+    <_activity xmlns="bbfbb147-0e8d-4867-bc3c-168a7971256d" xsi:nil="true"/>
+  </documentManagement>
+</p:properties>
+</file>
+
 <file path=customXml/item3.xml><?xml version="1.0" encoding="utf-8"?>
 <?mso-contentType ?>
 <FormTemplates xmlns="http://schemas.microsoft.com/sharepoint/v3/contenttype/forms">
@@ -22629,22 +22647,10 @@
 </file>
 
 <file path=customXml/item4.xml><?xml version="1.0" encoding="utf-8"?>
-<p:properties xmlns:p="http://schemas.microsoft.com/office/2006/metadata/properties" xmlns:xsi="http://www.w3.org/2001/XMLSchema-instance" xmlns:pc="http://schemas.microsoft.com/office/infopath/2007/PartnerControls">
-  <documentManagement>
-    <_activity xmlns="bbfbb147-0e8d-4867-bc3c-168a7971256d" xsi:nil="true"/>
-  </documentManagement>
-</p:properties>
+<b:Sources xmlns:b="http://schemas.openxmlformats.org/officeDocument/2006/bibliography" xmlns="http://schemas.openxmlformats.org/officeDocument/2006/bibliography" SelectedStyle="\APA.XSL" StyleName="APA"/>
 </file>
 
 <file path=customXml/itemProps1.xml><?xml version="1.0" encoding="utf-8"?>
-<ds:datastoreItem xmlns:ds="http://schemas.openxmlformats.org/officeDocument/2006/customXml" ds:itemID="{4AC63BDB-EC17-5E45-9618-2D74317BCB64}">
-  <ds:schemaRefs>
-    <ds:schemaRef ds:uri="http://schemas.openxmlformats.org/officeDocument/2006/bibliography"/>
-  </ds:schemaRefs>
-</ds:datastoreItem>
-</file>
-
-<file path=customXml/itemProps2.xml><?xml version="1.0" encoding="utf-8"?>
 <ds:datastoreItem xmlns:ds="http://schemas.openxmlformats.org/officeDocument/2006/customXml" ds:itemID="{60195475-E937-4DA5-A08F-CE68322380E7}">
   <ds:schemaRefs>
     <ds:schemaRef ds:uri="http://schemas.microsoft.com/office/2006/metadata/contentType"/>
@@ -22663,6 +22669,16 @@
 </ds:datastoreItem>
 </file>
 
+<file path=customXml/itemProps2.xml><?xml version="1.0" encoding="utf-8"?>
+<ds:datastoreItem xmlns:ds="http://schemas.openxmlformats.org/officeDocument/2006/customXml" ds:itemID="{8E77C127-0816-49DA-827F-5C1A0263A5E6}">
+  <ds:schemaRefs>
+    <ds:schemaRef ds:uri="http://schemas.microsoft.com/office/2006/metadata/properties"/>
+    <ds:schemaRef ds:uri="http://schemas.microsoft.com/office/infopath/2007/PartnerControls"/>
+    <ds:schemaRef ds:uri="bbfbb147-0e8d-4867-bc3c-168a7971256d"/>
+  </ds:schemaRefs>
+</ds:datastoreItem>
+</file>
+
 <file path=customXml/itemProps3.xml><?xml version="1.0" encoding="utf-8"?>
 <ds:datastoreItem xmlns:ds="http://schemas.openxmlformats.org/officeDocument/2006/customXml" ds:itemID="{1E043D33-BE45-47FF-B156-F45B0E9C9300}">
   <ds:schemaRefs>
@@ -22672,11 +22688,9 @@
 </file>
 
 <file path=customXml/itemProps4.xml><?xml version="1.0" encoding="utf-8"?>
-<ds:datastoreItem xmlns:ds="http://schemas.openxmlformats.org/officeDocument/2006/customXml" ds:itemID="{8E77C127-0816-49DA-827F-5C1A0263A5E6}">
+<ds:datastoreItem xmlns:ds="http://schemas.openxmlformats.org/officeDocument/2006/customXml" ds:itemID="{4AC63BDB-EC17-5E45-9618-2D74317BCB64}">
   <ds:schemaRefs>
-    <ds:schemaRef ds:uri="http://schemas.microsoft.com/office/2006/metadata/properties"/>
-    <ds:schemaRef ds:uri="http://schemas.microsoft.com/office/infopath/2007/PartnerControls"/>
-    <ds:schemaRef ds:uri="bbfbb147-0e8d-4867-bc3c-168a7971256d"/>
+    <ds:schemaRef ds:uri="http://schemas.openxmlformats.org/officeDocument/2006/bibliography"/>
   </ds:schemaRefs>
 </ds:datastoreItem>
 </file>